--- a/32IV Inzhenerija vbudovanyh/K2/KNT-122_Onyshchenko_Variant-19_K2.docx
+++ b/32IV Inzhenerija vbudovanyh/K2/KNT-122_Onyshchenko_Variant-19_K2.docx
@@ -2547,54 +2547,133 @@
     </w:p>
     <w:p>
       <w:pPr>
-        <w:pStyle w:val="P"/>
-        <w:rPr>
-          <w:lang w:val="en-US"/>
-        </w:rPr>
-      </w:pPr>
-      <w:r>
-        <w:rPr>
-          <w:lang w:val="en-US"/>
-        </w:rPr>
+        <w:pStyle w:val="Code"/>
+      </w:pPr>
+      <w:r>
         <w:t xml:space="preserve">static void </w:t>
       </w:r>
       <w:proofErr w:type="gramStart"/>
       <w:r>
-        <w:rPr>
-          <w:lang w:val="en-US"/>
-        </w:rPr>
         <w:t>functionCalled(</w:t>
       </w:r>
       <w:proofErr w:type="gramEnd"/>
       <w:r>
-        <w:rPr>
-          <w:lang w:val="en-US"/>
-        </w:rPr>
         <w:t>) {</w:t>
       </w:r>
     </w:p>
     <w:p>
       <w:pPr>
-        <w:pStyle w:val="P"/>
-        <w:rPr>
-          <w:lang w:val="en-US"/>
-        </w:rPr>
-      </w:pPr>
-      <w:r>
-        <w:rPr>
-          <w:lang w:val="en-US"/>
-        </w:rPr>
+        <w:pStyle w:val="Code"/>
+      </w:pPr>
+      <w:r>
         <w:t xml:space="preserve">  int namedVariable = 7;</w:t>
       </w:r>
     </w:p>
     <w:p>
       <w:pPr>
-        <w:pStyle w:val="P"/>
-      </w:pPr>
-    </w:p>
-    <w:p>
-      <w:pPr>
-        <w:pStyle w:val="P"/>
+        <w:pStyle w:val="Code"/>
+      </w:pPr>
+      <w:r>
+        <w:t xml:space="preserve">  System.out.println(namedVariable);</w:t>
+      </w:r>
+    </w:p>
+    <w:p>
+      <w:pPr>
+        <w:pStyle w:val="Code"/>
+      </w:pPr>
+      <w:r>
+        <w:t>}</w:t>
+      </w:r>
+    </w:p>
+    <w:p>
+      <w:pPr>
+        <w:pStyle w:val="Code"/>
+      </w:pPr>
+      <w:r>
+        <w:t>&gt; 7</w:t>
+      </w:r>
+    </w:p>
+    <w:p>
+      <w:pPr>
+        <w:pStyle w:val="P"/>
+        <w:rPr>
+          <w:lang w:val="en-US"/>
+        </w:rPr>
+      </w:pPr>
+    </w:p>
+    <w:p>
+      <w:pPr>
+        <w:pStyle w:val="P"/>
+      </w:pPr>
+      <w:r>
+        <w:t>Приклад глобальної змінної</w:t>
+      </w:r>
+    </w:p>
+    <w:p>
+      <w:pPr>
+        <w:pStyle w:val="P"/>
+      </w:pPr>
+    </w:p>
+    <w:p>
+      <w:pPr>
+        <w:pStyle w:val="Code"/>
+      </w:pPr>
+      <w:r>
+        <w:t>char anotherNamedPlace = 'T';</w:t>
+      </w:r>
+    </w:p>
+    <w:p>
+      <w:pPr>
+        <w:pStyle w:val="Code"/>
+      </w:pPr>
+    </w:p>
+    <w:p>
+      <w:pPr>
+        <w:pStyle w:val="Code"/>
+      </w:pPr>
+      <w:r>
+        <w:t xml:space="preserve">static void </w:t>
+      </w:r>
+      <w:proofErr w:type="gramStart"/>
+      <w:r>
+        <w:t>showVariable(</w:t>
+      </w:r>
+      <w:proofErr w:type="gramEnd"/>
+      <w:r>
+        <w:t>) {</w:t>
+      </w:r>
+    </w:p>
+    <w:p>
+      <w:pPr>
+        <w:pStyle w:val="Code"/>
+      </w:pPr>
+      <w:r>
+        <w:t xml:space="preserve">  System.out.println(anotherNamedPlace);</w:t>
+      </w:r>
+    </w:p>
+    <w:p>
+      <w:pPr>
+        <w:pStyle w:val="Code"/>
+      </w:pPr>
+      <w:r>
+        <w:t>}</w:t>
+      </w:r>
+    </w:p>
+    <w:p>
+      <w:pPr>
+        <w:pStyle w:val="Code"/>
+      </w:pPr>
+      <w:r>
+        <w:t>&gt; T</w:t>
+      </w:r>
+    </w:p>
+    <w:p>
+      <w:pPr>
+        <w:pStyle w:val="P"/>
+        <w:ind w:firstLine="0"/>
+        <w:rPr>
+          <w:lang w:val="en-US"/>
+        </w:rPr>
       </w:pPr>
     </w:p>
     <w:p>
@@ -2623,6 +2702,7 @@
         <w:pStyle w:val="H2"/>
       </w:pPr>
       <w:r>
+        <w:lastRenderedPageBreak/>
         <w:t xml:space="preserve">Результати </w:t>
       </w:r>
     </w:p>
@@ -2657,50 +2737,181 @@
         <w:pStyle w:val="H3"/>
       </w:pPr>
       <w:r>
+        <w:t xml:space="preserve">2 </w:t>
+      </w:r>
+      <w:r>
+        <w:t>Різні прямокутники</w:t>
+      </w:r>
+    </w:p>
+    <w:p>
+      <w:pPr>
+        <w:pStyle w:val="P"/>
+      </w:pPr>
+    </w:p>
+    <w:p>
+      <w:pPr>
+        <w:pStyle w:val="P"/>
+      </w:pPr>
+      <w:r>
+        <w:t>Розробити програму, яка створює робоче вікно світло-блакитного кольору з двома прямокутниками по центру, один з яких поступово змінює колір з білого до чорного, а інший з чорного на білий і навпаки.</w:t>
+      </w:r>
+    </w:p>
+    <w:p>
+      <w:pPr>
+        <w:pStyle w:val="P"/>
+      </w:pPr>
+    </w:p>
+    <w:p>
+      <w:pPr>
+        <w:pStyle w:val="H3"/>
+      </w:pPr>
+      <w:r>
+        <w:t>3 Лінія за курсором</w:t>
+      </w:r>
+    </w:p>
+    <w:p>
+      <w:pPr>
+        <w:pStyle w:val="P"/>
+      </w:pPr>
+    </w:p>
+    <w:p>
+      <w:pPr>
+        <w:pStyle w:val="P"/>
+      </w:pPr>
+      <w:r>
+        <w:t>Розробити програму, яка буде малювати нескінченну лінію за курсором мишки.</w:t>
+      </w:r>
+    </w:p>
+    <w:p>
+      <w:pPr>
+        <w:pStyle w:val="P"/>
+      </w:pPr>
+    </w:p>
+    <w:p>
+      <w:pPr>
+        <w:pStyle w:val="H3"/>
+      </w:pPr>
+      <w:r>
+        <w:t>4 Кутове коло</w:t>
+      </w:r>
+    </w:p>
+    <w:p>
+      <w:pPr>
+        <w:pStyle w:val="P"/>
+      </w:pPr>
+    </w:p>
+    <w:p>
+      <w:pPr>
+        <w:pStyle w:val="P"/>
+      </w:pPr>
+      <w:r>
+        <w:t>Розробити програму, яка відображає коло, яке циклічно переміщується з крайньої лівої сторони робочого вікна Processing до крайньої правої сторони і в зворотному напрямку.</w:t>
+      </w:r>
+    </w:p>
+    <w:p>
+      <w:pPr>
+        <w:pStyle w:val="P"/>
+      </w:pPr>
+    </w:p>
+    <w:p>
+      <w:pPr>
+        <w:pStyle w:val="P"/>
+      </w:pPr>
+    </w:p>
+    <w:p>
+      <w:pPr>
+        <w:pStyle w:val="H2"/>
+      </w:pPr>
+      <w:r>
+        <w:t xml:space="preserve">Висновки </w:t>
+      </w:r>
+    </w:p>
+    <w:p>
+      <w:pPr>
+        <w:pStyle w:val="P"/>
+      </w:pPr>
+    </w:p>
+    <w:p>
+      <w:pPr>
+        <w:pStyle w:val="P"/>
+      </w:pPr>
+      <w:r>
         <w:lastRenderedPageBreak/>
-        <w:t xml:space="preserve">2 </w:t>
-      </w:r>
-      <w:r>
-        <w:t>Різні прямокутники</w:t>
-      </w:r>
-    </w:p>
-    <w:p>
-      <w:pPr>
-        <w:pStyle w:val="P"/>
-      </w:pPr>
-    </w:p>
-    <w:p>
-      <w:pPr>
-        <w:pStyle w:val="P"/>
-      </w:pPr>
-      <w:r>
-        <w:t>Розробити програму, яка створює робоче вікно світло-блакитного кольору з двома прямокутниками по центру, один з яких поступово змінює колір з білого до чорного, а інший з чорного на білий і навпаки.</w:t>
-      </w:r>
-    </w:p>
-    <w:p>
-      <w:pPr>
-        <w:pStyle w:val="P"/>
-      </w:pPr>
+        <w:t xml:space="preserve">Благодаттю Господа нашого Ісуса Христа було ознайомлено </w:t>
+      </w:r>
+      <w:r>
+        <w:t>з поняттям змінної, які змінні</w:t>
+      </w:r>
+      <w:r>
+        <w:t xml:space="preserve"> </w:t>
+      </w:r>
+      <w:r>
+        <w:t>існують у середовищі Processing за замовчанням</w:t>
+      </w:r>
+      <w:r>
+        <w:t xml:space="preserve">; навчено </w:t>
+      </w:r>
+      <w:r>
+        <w:t>створювати власні змінні та застосовувати їх при написанні програм.</w:t>
+      </w:r>
+    </w:p>
+    <w:p>
+      <w:pPr>
+        <w:pStyle w:val="P"/>
+      </w:pPr>
+    </w:p>
+    <w:p>
+      <w:pPr>
+        <w:pStyle w:val="H2"/>
+      </w:pPr>
+      <w:r>
+        <w:t xml:space="preserve">Питання </w:t>
+      </w:r>
     </w:p>
     <w:p>
       <w:pPr>
         <w:pStyle w:val="H3"/>
       </w:pPr>
       <w:r>
-        <w:t>3 Лінія за курсором</w:t>
-      </w:r>
-    </w:p>
-    <w:p>
-      <w:pPr>
-        <w:pStyle w:val="P"/>
-      </w:pPr>
-    </w:p>
-    <w:p>
-      <w:pPr>
-        <w:pStyle w:val="P"/>
-      </w:pPr>
-      <w:r>
-        <w:t>Розробити програму, яка буде малювати нескінченну лінію за курсором мишки.</w:t>
+        <w:t>1 Змінна, її типи</w:t>
+      </w:r>
+    </w:p>
+    <w:p>
+      <w:pPr>
+        <w:pStyle w:val="P"/>
+      </w:pPr>
+    </w:p>
+    <w:p>
+      <w:pPr>
+        <w:pStyle w:val="P"/>
+      </w:pPr>
+      <w:r>
+        <w:rPr>
+          <w:b/>
+          <w:bCs/>
+        </w:rPr>
+        <w:t>Що таке змінна?</w:t>
+      </w:r>
+      <w:r>
+        <w:t xml:space="preserve"> </w:t>
+      </w:r>
+      <w:r>
+        <w:t>Змінна є йменованим місцем у пам’яті, яке використовується програмою для повторного використання значень.</w:t>
+      </w:r>
+    </w:p>
+    <w:p>
+      <w:pPr>
+        <w:pStyle w:val="P"/>
+      </w:pPr>
+      <w:r>
+        <w:rPr>
+          <w:b/>
+          <w:bCs/>
+        </w:rPr>
+        <w:t>Які бувають змінні?</w:t>
+      </w:r>
+      <w:r>
+        <w:t xml:space="preserve"> Змінні бувають глобальними і локальними. Змінні також можуть бути в ролі констант, зберігати незмінні значення.</w:t>
       </w:r>
     </w:p>
     <w:p>
@@ -2713,140 +2924,144 @@
         <w:pStyle w:val="H3"/>
       </w:pPr>
       <w:r>
-        <w:t>4 Кутове коло</w:t>
-      </w:r>
-    </w:p>
-    <w:p>
-      <w:pPr>
-        <w:pStyle w:val="P"/>
-      </w:pPr>
-    </w:p>
-    <w:p>
-      <w:pPr>
-        <w:pStyle w:val="P"/>
-      </w:pPr>
-      <w:r>
-        <w:t>Розробити програму, яка відображає коло, яке циклічно переміщується з крайньої лівої сторони робочого вікна Processing до крайньої правої сторони і в зворотному напрямку.</w:t>
-      </w:r>
-    </w:p>
-    <w:p>
-      <w:pPr>
-        <w:pStyle w:val="P"/>
-      </w:pPr>
-    </w:p>
-    <w:p>
-      <w:pPr>
-        <w:pStyle w:val="P"/>
-      </w:pPr>
-    </w:p>
-    <w:p>
-      <w:pPr>
-        <w:pStyle w:val="H2"/>
-      </w:pPr>
-      <w:r>
-        <w:t xml:space="preserve">Висновки </w:t>
-      </w:r>
-    </w:p>
-    <w:p>
-      <w:pPr>
-        <w:pStyle w:val="P"/>
-      </w:pPr>
-    </w:p>
-    <w:p>
-      <w:pPr>
-        <w:pStyle w:val="P"/>
-      </w:pPr>
-      <w:r>
-        <w:t xml:space="preserve">Благодаттю Господа нашого Ісуса Христа було ознайомлено </w:t>
-      </w:r>
-      <w:r>
-        <w:t>з поняттям змінної, які змінні</w:t>
-      </w:r>
-      <w:r>
+        <w:t>2 Ініціалізація змінної, які символи не мають бути в назві</w:t>
+      </w:r>
+    </w:p>
+    <w:p>
+      <w:pPr>
+        <w:pStyle w:val="P"/>
+      </w:pPr>
+    </w:p>
+    <w:p>
+      <w:pPr>
+        <w:pStyle w:val="P"/>
+      </w:pPr>
+      <w:r>
+        <w:rPr>
+          <w:b/>
+          <w:bCs/>
+        </w:rPr>
+        <w:t xml:space="preserve">Як ініціалізувати змінну? </w:t>
+      </w:r>
+      <w:r>
+        <w:t xml:space="preserve">Для ініціалізації потрібно через знак дорівнює вказати її значення, яке відповідає оголошеному типу. (Джерело: </w:t>
+      </w:r>
+      <w:hyperlink r:id="rId12" w:history="1">
+        <w:r>
+          <w:rPr>
+            <w:rStyle w:val="a4"/>
+          </w:rPr>
+          <w:t>Variables / Examples / Processing.org</w:t>
+        </w:r>
+      </w:hyperlink>
+      <w:r>
+        <w:t>)</w:t>
+      </w:r>
+    </w:p>
+    <w:p>
+      <w:pPr>
+        <w:pStyle w:val="P"/>
+      </w:pPr>
+      <w:r>
+        <w:rPr>
+          <w:b/>
+          <w:bCs/>
+        </w:rPr>
+        <w:t>Які символи не повинні міститись у назві змінної?</w:t>
+      </w:r>
+      <w:r>
+        <w:t xml:space="preserve"> На початку не має бути цифр</w:t>
+      </w:r>
+      <w:r>
+        <w:t xml:space="preserve"> і </w:t>
+      </w:r>
+      <w:r>
+        <w:t xml:space="preserve">символу </w:t>
+      </w:r>
+      <w:r>
+        <w:rPr>
+          <w:rStyle w:val="CodeChar"/>
+        </w:rPr>
+        <w:t>#</w:t>
+      </w:r>
+      <w:r>
+        <w:rPr>
+          <w:lang w:val="en-US"/>
+        </w:rPr>
+        <w:t xml:space="preserve">. </w:t>
+      </w:r>
+      <w:r>
+        <w:t>Назва змінної не має бути ключовим словом мови програмування.</w:t>
+      </w:r>
+    </w:p>
+    <w:p>
+      <w:pPr>
+        <w:pStyle w:val="P"/>
+      </w:pPr>
+    </w:p>
+    <w:p>
+      <w:pPr>
+        <w:pStyle w:val="H3"/>
+      </w:pPr>
+      <w:r>
+        <w:t xml:space="preserve">3 Різниця між </w:t>
+      </w:r>
+      <w:r>
+        <w:rPr>
+          <w:lang w:val="en-US"/>
+        </w:rPr>
+        <w:t xml:space="preserve">setup </w:t>
+      </w:r>
+      <w:r>
+        <w:t xml:space="preserve">та </w:t>
+      </w:r>
+      <w:r>
+        <w:rPr>
+          <w:lang w:val="en-US"/>
+        </w:rPr>
+        <w:t>draw</w:t>
+      </w:r>
+    </w:p>
+    <w:p>
+      <w:pPr>
+        <w:pStyle w:val="P"/>
+      </w:pPr>
+    </w:p>
+    <w:p>
+      <w:pPr>
+        <w:pStyle w:val="P"/>
+      </w:pPr>
+      <w:r>
+        <w:rPr>
+          <w:b/>
+          <w:bCs/>
+        </w:rPr>
+        <w:t>Опишіть різницю між роботою функцій void setup()</w:t>
+      </w:r>
+      <w:r>
+        <w:rPr>
+          <w:b/>
+          <w:bCs/>
+        </w:rPr>
         <w:t xml:space="preserve"> </w:t>
       </w:r>
       <w:r>
-        <w:t>існують у середовищі Processing за замовчанням</w:t>
-      </w:r>
-      <w:r>
-        <w:t xml:space="preserve">; навчено </w:t>
-      </w:r>
-      <w:r>
-        <w:t>створювати власні змінні та застосовувати їх при написанні програм.</w:t>
-      </w:r>
-    </w:p>
-    <w:p>
-      <w:pPr>
-        <w:pStyle w:val="P"/>
-      </w:pPr>
-    </w:p>
-    <w:p>
-      <w:pPr>
-        <w:pStyle w:val="H2"/>
-      </w:pPr>
-      <w:r>
-        <w:t xml:space="preserve">Питання </w:t>
-      </w:r>
-    </w:p>
-    <w:p>
-      <w:pPr>
-        <w:pStyle w:val="H3"/>
-      </w:pPr>
-      <w:r>
-        <w:t>1 Змінна, її типи</w:t>
-      </w:r>
-    </w:p>
-    <w:p>
-      <w:pPr>
-        <w:pStyle w:val="P"/>
-      </w:pPr>
-    </w:p>
-    <w:p>
-      <w:pPr>
-        <w:pStyle w:val="P"/>
-      </w:pPr>
-      <w:r>
-        <w:lastRenderedPageBreak/>
-        <w:t>Що таке змінна? Які бувають змінні?</w:t>
-      </w:r>
-    </w:p>
-    <w:p>
-      <w:pPr>
-        <w:pStyle w:val="P"/>
-      </w:pPr>
-    </w:p>
-    <w:p>
-      <w:pPr>
-        <w:pStyle w:val="H3"/>
-      </w:pPr>
-      <w:r>
-        <w:t>2 Ініціалізація змінної, які символи не мають бути в назві</w:t>
-      </w:r>
-    </w:p>
-    <w:p>
-      <w:pPr>
-        <w:pStyle w:val="P"/>
-      </w:pPr>
-    </w:p>
-    <w:p>
-      <w:pPr>
-        <w:pStyle w:val="P"/>
-      </w:pPr>
-      <w:r>
-        <w:t>Як ініціалізувати змінну? Які символи не повинні міститись у назві змінної?</w:t>
-      </w:r>
-    </w:p>
-    <w:p>
-      <w:pPr>
-        <w:pStyle w:val="P"/>
-      </w:pPr>
-    </w:p>
-    <w:p>
-      <w:pPr>
-        <w:pStyle w:val="H3"/>
-      </w:pPr>
-      <w:r>
-        <w:t xml:space="preserve">3 Різниця між </w:t>
+        <w:rPr>
+          <w:b/>
+          <w:bCs/>
+        </w:rPr>
+        <w:t>та void draw()?</w:t>
+      </w:r>
+      <w:r>
+        <w:rPr>
+          <w:b/>
+          <w:bCs/>
+          <w:lang w:val="en-US"/>
+        </w:rPr>
+        <w:t xml:space="preserve"> </w:t>
+      </w:r>
+      <w:r>
+        <w:t xml:space="preserve">Функція </w:t>
       </w:r>
       <w:r>
         <w:rPr>
@@ -2855,26 +3070,27 @@
         <w:t xml:space="preserve">setup </w:t>
       </w:r>
       <w:r>
-        <w:t xml:space="preserve">та </w:t>
-      </w:r>
-      <w:r>
-        <w:rPr>
-          <w:lang w:val="en-US"/>
-        </w:rPr>
-        <w:t>draw</w:t>
-      </w:r>
-    </w:p>
-    <w:p>
-      <w:pPr>
-        <w:pStyle w:val="P"/>
-      </w:pPr>
-    </w:p>
-    <w:p>
-      <w:pPr>
-        <w:pStyle w:val="P"/>
-      </w:pPr>
-      <w:r>
-        <w:t>Опишіть різницю між роботою функцій void setup()та void draw()?</w:t>
+        <w:t xml:space="preserve">виконується один раз при запуску програми, а функція </w:t>
+      </w:r>
+      <w:r>
+        <w:rPr>
+          <w:lang w:val="en-US"/>
+        </w:rPr>
+        <w:t xml:space="preserve">draw </w:t>
+      </w:r>
+      <w:r>
+        <w:t xml:space="preserve">є «нескінченним» циклом, який триває весь час виконання програми. (Джерело: </w:t>
+      </w:r>
+      <w:hyperlink r:id="rId13" w:history="1">
+        <w:r>
+          <w:rPr>
+            <w:rStyle w:val="a4"/>
+          </w:rPr>
+          <w:t>Setup and Draw / Examples / Processing.org</w:t>
+        </w:r>
+      </w:hyperlink>
+      <w:r>
+        <w:t>)</w:t>
       </w:r>
     </w:p>
     <w:p>

--- a/32IV Inzhenerija vbudovanyh/K2/KNT-122_Onyshchenko_Variant-19_K2.docx
+++ b/32IV Inzhenerija vbudovanyh/K2/KNT-122_Onyshchenko_Variant-19_K2.docx
@@ -2722,6 +2722,9 @@
     <w:p>
       <w:pPr>
         <w:pStyle w:val="P"/>
+        <w:rPr>
+          <w:lang w:val="en-US"/>
+        </w:rPr>
       </w:pPr>
       <w:r>
         <w:t>Розробити програму, яка відображає коло, яке переміщується з лівої сторони робочого вікна Processing до правої, і коли досягає крайнього правого положення знову починає рухатись зліва на право.</w:t>
@@ -2730,6 +2733,378 @@
     <w:p>
       <w:pPr>
         <w:pStyle w:val="P"/>
+        <w:rPr>
+          <w:lang w:val="en-US"/>
+        </w:rPr>
+      </w:pPr>
+    </w:p>
+    <w:p>
+      <w:pPr>
+        <w:pStyle w:val="P"/>
+      </w:pPr>
+      <w:r>
+        <w:t>При розробці було додано параметр швидкості. Він визначає наскільки буде збільшуватись позиція кульку за один цикл. Але не було враховано те, що позиція може перевищувати ширину екрану, тому вона зупинялась на правому боці.</w:t>
+      </w:r>
+    </w:p>
+    <w:p>
+      <w:pPr>
+        <w:pStyle w:val="P"/>
+      </w:pPr>
+    </w:p>
+    <w:p>
+      <w:pPr>
+        <w:pStyle w:val="IMG"/>
+      </w:pPr>
+      <w:r>
+        <w:rPr>
+          <w:lang w:val="en-US"/>
+        </w:rPr>
+        <w:drawing>
+          <wp:inline distT="0" distB="0" distL="0" distR="0" wp14:anchorId="0AC3AB15" wp14:editId="38F9F4B2">
+            <wp:extent cx="4146550" cy="4492095"/>
+            <wp:effectExtent l="0" t="0" r="6350" b="3810"/>
+            <wp:docPr id="1946170787" name="Рисунок 1" descr="Зображення, що містить знімок екрана, комп’ютер, програмне забезпечення, Операційна система&#10;&#10;Вміст, створений ШІ, може бути неправильним."/>
+            <wp:cNvGraphicFramePr>
+              <a:graphicFrameLocks xmlns:a="http://schemas.openxmlformats.org/drawingml/2006/main" noChangeAspect="1"/>
+            </wp:cNvGraphicFramePr>
+            <a:graphic xmlns:a="http://schemas.openxmlformats.org/drawingml/2006/main">
+              <a:graphicData uri="http://schemas.openxmlformats.org/drawingml/2006/picture">
+                <pic:pic xmlns:pic="http://schemas.openxmlformats.org/drawingml/2006/picture">
+                  <pic:nvPicPr>
+                    <pic:cNvPr id="1946170787" name="Рисунок 1" descr="Зображення, що містить знімок екрана, комп’ютер, програмне забезпечення, Операційна система&#10;&#10;Вміст, створений ШІ, може бути неправильним."/>
+                    <pic:cNvPicPr/>
+                  </pic:nvPicPr>
+                  <pic:blipFill>
+                    <a:blip r:embed="rId12"/>
+                    <a:stretch>
+                      <a:fillRect/>
+                    </a:stretch>
+                  </pic:blipFill>
+                  <pic:spPr>
+                    <a:xfrm>
+                      <a:off x="0" y="0"/>
+                      <a:ext cx="4163757" cy="4510736"/>
+                    </a:xfrm>
+                    <a:prstGeom prst="rect">
+                      <a:avLst/>
+                    </a:prstGeom>
+                  </pic:spPr>
+                </pic:pic>
+              </a:graphicData>
+            </a:graphic>
+          </wp:inline>
+        </w:drawing>
+      </w:r>
+    </w:p>
+    <w:p>
+      <w:pPr>
+        <w:pStyle w:val="IMG"/>
+      </w:pPr>
+      <w:r>
+        <w:t>Рисунок 1.1 – Програма в роботі</w:t>
+      </w:r>
+    </w:p>
+    <w:p>
+      <w:pPr>
+        <w:pStyle w:val="P"/>
+      </w:pPr>
+    </w:p>
+    <w:p>
+      <w:pPr>
+        <w:pStyle w:val="P"/>
+        <w:rPr>
+          <w:i/>
+          <w:iCs/>
+        </w:rPr>
+      </w:pPr>
+      <w:r>
+        <w:rPr>
+          <w:i/>
+          <w:iCs/>
+        </w:rPr>
+        <w:lastRenderedPageBreak/>
+        <w:t>Код програми</w:t>
+      </w:r>
+    </w:p>
+    <w:p>
+      <w:pPr>
+        <w:pStyle w:val="P"/>
+      </w:pPr>
+    </w:p>
+    <w:p>
+      <w:pPr>
+        <w:pStyle w:val="Code"/>
+      </w:pPr>
+      <w:r>
+        <w:t>int circleHorizontal=0;</w:t>
+      </w:r>
+    </w:p>
+    <w:p>
+      <w:pPr>
+        <w:pStyle w:val="Code"/>
+      </w:pPr>
+      <w:r>
+        <w:t>int speed=7;</w:t>
+      </w:r>
+    </w:p>
+    <w:p>
+      <w:pPr>
+        <w:pStyle w:val="Code"/>
+      </w:pPr>
+      <w:r>
+        <w:t>boolean goingRight=true;</w:t>
+      </w:r>
+    </w:p>
+    <w:p>
+      <w:pPr>
+        <w:pStyle w:val="Code"/>
+      </w:pPr>
+    </w:p>
+    <w:p>
+      <w:pPr>
+        <w:pStyle w:val="Code"/>
+      </w:pPr>
+      <w:r>
+        <w:t xml:space="preserve">void </w:t>
+      </w:r>
+      <w:proofErr w:type="gramStart"/>
+      <w:r>
+        <w:t>setup(</w:t>
+      </w:r>
+      <w:proofErr w:type="gramEnd"/>
+      <w:r>
+        <w:t>) {</w:t>
+      </w:r>
+    </w:p>
+    <w:p>
+      <w:pPr>
+        <w:pStyle w:val="Code"/>
+      </w:pPr>
+      <w:r>
+        <w:t xml:space="preserve">  </w:t>
+      </w:r>
+      <w:proofErr w:type="gramStart"/>
+      <w:r>
+        <w:t>size(</w:t>
+      </w:r>
+      <w:proofErr w:type="gramEnd"/>
+      <w:r>
+        <w:t>512, 512);</w:t>
+      </w:r>
+    </w:p>
+    <w:p>
+      <w:pPr>
+        <w:pStyle w:val="Code"/>
+      </w:pPr>
+      <w:r>
+        <w:t>}</w:t>
+      </w:r>
+    </w:p>
+    <w:p>
+      <w:pPr>
+        <w:pStyle w:val="Code"/>
+      </w:pPr>
+    </w:p>
+    <w:p>
+      <w:pPr>
+        <w:pStyle w:val="Code"/>
+      </w:pPr>
+      <w:r>
+        <w:t xml:space="preserve">void </w:t>
+      </w:r>
+      <w:proofErr w:type="gramStart"/>
+      <w:r>
+        <w:t>draw(</w:t>
+      </w:r>
+      <w:proofErr w:type="gramEnd"/>
+      <w:r>
+        <w:t>) {</w:t>
+      </w:r>
+    </w:p>
+    <w:p>
+      <w:pPr>
+        <w:pStyle w:val="Code"/>
+      </w:pPr>
+      <w:r>
+        <w:t xml:space="preserve">  </w:t>
+      </w:r>
+      <w:proofErr w:type="gramStart"/>
+      <w:r>
+        <w:t>background(</w:t>
+      </w:r>
+      <w:proofErr w:type="gramEnd"/>
+      <w:r>
+        <w:t>255);</w:t>
+      </w:r>
+    </w:p>
+    <w:p>
+      <w:pPr>
+        <w:pStyle w:val="Code"/>
+      </w:pPr>
+      <w:r>
+        <w:t xml:space="preserve">  </w:t>
+      </w:r>
+      <w:proofErr w:type="gramStart"/>
+      <w:r>
+        <w:t>noStroke(</w:t>
+      </w:r>
+      <w:proofErr w:type="gramEnd"/>
+      <w:r>
+        <w:t>);</w:t>
+      </w:r>
+    </w:p>
+    <w:p>
+      <w:pPr>
+        <w:pStyle w:val="Code"/>
+      </w:pPr>
+      <w:r>
+        <w:t xml:space="preserve">  </w:t>
+      </w:r>
+      <w:proofErr w:type="gramStart"/>
+      <w:r>
+        <w:t>fill(</w:t>
+      </w:r>
+      <w:proofErr w:type="gramEnd"/>
+      <w:r>
+        <w:t>137, 203, 37);</w:t>
+      </w:r>
+    </w:p>
+    <w:p>
+      <w:pPr>
+        <w:pStyle w:val="Code"/>
+      </w:pPr>
+    </w:p>
+    <w:p>
+      <w:pPr>
+        <w:pStyle w:val="Code"/>
+      </w:pPr>
+      <w:r>
+        <w:t xml:space="preserve">  </w:t>
+      </w:r>
+      <w:proofErr w:type="gramStart"/>
+      <w:r>
+        <w:t>ellipse(</w:t>
+      </w:r>
+      <w:proofErr w:type="gramEnd"/>
+      <w:r>
+        <w:t>circleHorizontal, height/2, 33, 33);</w:t>
+      </w:r>
+    </w:p>
+    <w:p>
+      <w:pPr>
+        <w:pStyle w:val="Code"/>
+      </w:pPr>
+      <w:r>
+        <w:t xml:space="preserve">  if (goingRight &amp;&amp; circleHorizontal&lt;width) {</w:t>
+      </w:r>
+    </w:p>
+    <w:p>
+      <w:pPr>
+        <w:pStyle w:val="Code"/>
+      </w:pPr>
+      <w:r>
+        <w:t xml:space="preserve">    circleHorizontal+=speed;</w:t>
+      </w:r>
+    </w:p>
+    <w:p>
+      <w:pPr>
+        <w:pStyle w:val="Code"/>
+      </w:pPr>
+      <w:r>
+        <w:t xml:space="preserve">  } else if (circleHorizontal&gt;=width &amp;&amp; goingRight) {</w:t>
+      </w:r>
+    </w:p>
+    <w:p>
+      <w:pPr>
+        <w:pStyle w:val="Code"/>
+      </w:pPr>
+      <w:r>
+        <w:t xml:space="preserve">    goingRight=false;</w:t>
+      </w:r>
+    </w:p>
+    <w:p>
+      <w:pPr>
+        <w:pStyle w:val="Code"/>
+      </w:pPr>
+      <w:r>
+        <w:t xml:space="preserve">    circleHorizontal-=speed;</w:t>
+      </w:r>
+    </w:p>
+    <w:p>
+      <w:pPr>
+        <w:pStyle w:val="Code"/>
+      </w:pPr>
+      <w:r>
+        <w:t xml:space="preserve">  } else if </w:t>
+      </w:r>
+      <w:proofErr w:type="gramStart"/>
+      <w:r>
+        <w:t>(!goingRight</w:t>
+      </w:r>
+      <w:proofErr w:type="gramEnd"/>
+      <w:r>
+        <w:t xml:space="preserve"> &amp;&amp; circleHorizontal&gt;0) {</w:t>
+      </w:r>
+    </w:p>
+    <w:p>
+      <w:pPr>
+        <w:pStyle w:val="Code"/>
+      </w:pPr>
+      <w:r>
+        <w:t xml:space="preserve">    circleHorizontal-=speed;</w:t>
+      </w:r>
+    </w:p>
+    <w:p>
+      <w:pPr>
+        <w:pStyle w:val="Code"/>
+      </w:pPr>
+      <w:r>
+        <w:t xml:space="preserve">  } else if </w:t>
+      </w:r>
+      <w:proofErr w:type="gramStart"/>
+      <w:r>
+        <w:t>(!goingRight</w:t>
+      </w:r>
+      <w:proofErr w:type="gramEnd"/>
+      <w:r>
+        <w:t xml:space="preserve"> &amp;&amp; circleHorizontal&lt;=0) {</w:t>
+      </w:r>
+    </w:p>
+    <w:p>
+      <w:pPr>
+        <w:pStyle w:val="Code"/>
+      </w:pPr>
+      <w:r>
+        <w:t xml:space="preserve">    circleHorizontal+=speed;</w:t>
+      </w:r>
+    </w:p>
+    <w:p>
+      <w:pPr>
+        <w:pStyle w:val="Code"/>
+      </w:pPr>
+      <w:r>
+        <w:t xml:space="preserve">    goingRight=true;</w:t>
+      </w:r>
+    </w:p>
+    <w:p>
+      <w:pPr>
+        <w:pStyle w:val="Code"/>
+      </w:pPr>
+      <w:r>
+        <w:t xml:space="preserve">  }</w:t>
+      </w:r>
+    </w:p>
+    <w:p>
+      <w:pPr>
+        <w:pStyle w:val="Code"/>
+      </w:pPr>
+      <w:r>
+        <w:t>}</w:t>
+      </w:r>
+    </w:p>
+    <w:p>
+      <w:pPr>
+        <w:pStyle w:val="P"/>
       </w:pPr>
     </w:p>
     <w:p>
@@ -2805,6 +3180,7 @@
         <w:pStyle w:val="P"/>
       </w:pPr>
       <w:r>
+        <w:lastRenderedPageBreak/>
         <w:t>Розробити програму, яка відображає коло, яке циклічно переміщується з крайньої лівої сторони робочого вікна Processing до крайньої правої сторони і в зворотному напрямку.</w:t>
       </w:r>
     </w:p>
@@ -2836,7 +3212,6 @@
         <w:pStyle w:val="P"/>
       </w:pPr>
       <w:r>
-        <w:lastRenderedPageBreak/>
         <w:t xml:space="preserve">Благодаттю Господа нашого Ісуса Христа було ознайомлено </w:t>
       </w:r>
       <w:r>
@@ -2946,7 +3321,7 @@
       <w:r>
         <w:t xml:space="preserve">Для ініціалізації потрібно через знак дорівнює вказати її значення, яке відповідає оголошеному типу. (Джерело: </w:t>
       </w:r>
-      <w:hyperlink r:id="rId12" w:history="1">
+      <w:hyperlink r:id="rId13" w:history="1">
         <w:r>
           <w:rPr>
             <w:rStyle w:val="a4"/>
@@ -3081,7 +3456,7 @@
       <w:r>
         <w:t xml:space="preserve">є «нескінченним» циклом, який триває весь час виконання програми. (Джерело: </w:t>
       </w:r>
-      <w:hyperlink r:id="rId13" w:history="1">
+      <w:hyperlink r:id="rId14" w:history="1">
         <w:r>
           <w:rPr>
             <w:rStyle w:val="a4"/>
@@ -4130,6 +4505,7 @@
   <w:style w:type="character" w:default="1" w:styleId="a0">
     <w:name w:val="Default Paragraph Font"/>
     <w:uiPriority w:val="1"/>
+    <w:semiHidden/>
     <w:unhideWhenUsed/>
   </w:style>
   <w:style w:type="table" w:default="1" w:styleId="a1">

--- a/32IV Inzhenerija vbudovanyh/K2/KNT-122_Onyshchenko_Variant-19_K2.docx
+++ b/32IV Inzhenerija vbudovanyh/K2/KNT-122_Onyshchenko_Variant-19_K2.docx
@@ -3187,7 +3187,426 @@
     <w:p>
       <w:pPr>
         <w:pStyle w:val="P"/>
-      </w:pPr>
+        <w:rPr>
+          <w:lang w:val="en-US"/>
+        </w:rPr>
+      </w:pPr>
+    </w:p>
+    <w:p>
+      <w:pPr>
+        <w:pStyle w:val="P"/>
+        <w:rPr>
+          <w:lang w:val="en-US"/>
+        </w:rPr>
+      </w:pPr>
+      <w:r>
+        <w:t>При написанні було переплутано порівняння ширини з висотою, тому м’ячик зупинявся на нижньому краю.</w:t>
+      </w:r>
+      <w:r>
+        <w:rPr>
+          <w:lang w:val="en-US"/>
+        </w:rPr>
+        <w:t xml:space="preserve"> </w:t>
+      </w:r>
+      <w:r>
+        <w:t>Також два рази було порівнювано зі значеннями ширини і висоти екрану, а не з нулем, тому м’ячик теж застрявав на краю екрану.</w:t>
+      </w:r>
+    </w:p>
+    <w:p>
+      <w:pPr>
+        <w:pStyle w:val="P"/>
+      </w:pPr>
+    </w:p>
+    <w:p>
+      <w:pPr>
+        <w:pStyle w:val="IMG"/>
+      </w:pPr>
+      <w:r>
+        <w:drawing>
+          <wp:inline distT="0" distB="0" distL="0" distR="0" wp14:anchorId="38A6C5AC" wp14:editId="515A6499">
+            <wp:extent cx="4915586" cy="5325218"/>
+            <wp:effectExtent l="0" t="0" r="0" b="8890"/>
+            <wp:docPr id="458164122" name="Рисунок 1" descr="Зображення, що містить комп’ютер, знімок екрана, Операційна система, програмне забезпечення&#10;&#10;Вміст, створений ШІ, може бути неправильним."/>
+            <wp:cNvGraphicFramePr>
+              <a:graphicFrameLocks xmlns:a="http://schemas.openxmlformats.org/drawingml/2006/main" noChangeAspect="1"/>
+            </wp:cNvGraphicFramePr>
+            <a:graphic xmlns:a="http://schemas.openxmlformats.org/drawingml/2006/main">
+              <a:graphicData uri="http://schemas.openxmlformats.org/drawingml/2006/picture">
+                <pic:pic xmlns:pic="http://schemas.openxmlformats.org/drawingml/2006/picture">
+                  <pic:nvPicPr>
+                    <pic:cNvPr id="458164122" name="Рисунок 1" descr="Зображення, що містить комп’ютер, знімок екрана, Операційна система, програмне забезпечення&#10;&#10;Вміст, створений ШІ, може бути неправильним."/>
+                    <pic:cNvPicPr/>
+                  </pic:nvPicPr>
+                  <pic:blipFill>
+                    <a:blip r:embed="rId13"/>
+                    <a:stretch>
+                      <a:fillRect/>
+                    </a:stretch>
+                  </pic:blipFill>
+                  <pic:spPr>
+                    <a:xfrm>
+                      <a:off x="0" y="0"/>
+                      <a:ext cx="4915586" cy="5325218"/>
+                    </a:xfrm>
+                    <a:prstGeom prst="rect">
+                      <a:avLst/>
+                    </a:prstGeom>
+                  </pic:spPr>
+                </pic:pic>
+              </a:graphicData>
+            </a:graphic>
+          </wp:inline>
+        </w:drawing>
+      </w:r>
+    </w:p>
+    <w:p>
+      <w:pPr>
+        <w:pStyle w:val="IMG"/>
+      </w:pPr>
+      <w:r>
+        <w:t>Рисунок 2.1 – Програма в роботі</w:t>
+      </w:r>
+    </w:p>
+    <w:p>
+      <w:pPr>
+        <w:pStyle w:val="P"/>
+      </w:pPr>
+    </w:p>
+    <w:p>
+      <w:pPr>
+        <w:pStyle w:val="P"/>
+        <w:rPr>
+          <w:i/>
+          <w:iCs/>
+        </w:rPr>
+      </w:pPr>
+      <w:r>
+        <w:rPr>
+          <w:i/>
+          <w:iCs/>
+        </w:rPr>
+        <w:lastRenderedPageBreak/>
+        <w:t>Код програм</w:t>
+      </w:r>
+    </w:p>
+    <w:p>
+      <w:pPr>
+        <w:pStyle w:val="P"/>
+      </w:pPr>
+    </w:p>
+    <w:p>
+      <w:pPr>
+        <w:pStyle w:val="Code"/>
+      </w:pPr>
+      <w:r>
+        <w:t>int horizontal=0;</w:t>
+      </w:r>
+    </w:p>
+    <w:p>
+      <w:pPr>
+        <w:pStyle w:val="Code"/>
+      </w:pPr>
+      <w:r>
+        <w:t>int vertical=0;</w:t>
+      </w:r>
+    </w:p>
+    <w:p>
+      <w:pPr>
+        <w:pStyle w:val="Code"/>
+      </w:pPr>
+      <w:r>
+        <w:t>int speed=7;</w:t>
+      </w:r>
+    </w:p>
+    <w:p>
+      <w:pPr>
+        <w:pStyle w:val="Code"/>
+      </w:pPr>
+      <w:r>
+        <w:t>boolean goingUp=false;</w:t>
+      </w:r>
+    </w:p>
+    <w:p>
+      <w:pPr>
+        <w:pStyle w:val="Code"/>
+      </w:pPr>
+    </w:p>
+    <w:p>
+      <w:pPr>
+        <w:pStyle w:val="Code"/>
+      </w:pPr>
+      <w:r>
+        <w:t xml:space="preserve">void </w:t>
+      </w:r>
+      <w:proofErr w:type="gramStart"/>
+      <w:r>
+        <w:t>setup(</w:t>
+      </w:r>
+      <w:proofErr w:type="gramEnd"/>
+      <w:r>
+        <w:t>) {</w:t>
+      </w:r>
+    </w:p>
+    <w:p>
+      <w:pPr>
+        <w:pStyle w:val="Code"/>
+      </w:pPr>
+      <w:r>
+        <w:t xml:space="preserve">  </w:t>
+      </w:r>
+      <w:proofErr w:type="gramStart"/>
+      <w:r>
+        <w:t>size(</w:t>
+      </w:r>
+      <w:proofErr w:type="gramEnd"/>
+      <w:r>
+        <w:t>512, 512);</w:t>
+      </w:r>
+    </w:p>
+    <w:p>
+      <w:pPr>
+        <w:pStyle w:val="Code"/>
+      </w:pPr>
+      <w:r>
+        <w:t>}</w:t>
+      </w:r>
+    </w:p>
+    <w:p>
+      <w:pPr>
+        <w:pStyle w:val="Code"/>
+      </w:pPr>
+    </w:p>
+    <w:p>
+      <w:pPr>
+        <w:pStyle w:val="Code"/>
+      </w:pPr>
+      <w:r>
+        <w:t xml:space="preserve">void </w:t>
+      </w:r>
+      <w:proofErr w:type="gramStart"/>
+      <w:r>
+        <w:t>draw(</w:t>
+      </w:r>
+      <w:proofErr w:type="gramEnd"/>
+      <w:r>
+        <w:t>) {</w:t>
+      </w:r>
+    </w:p>
+    <w:p>
+      <w:pPr>
+        <w:pStyle w:val="Code"/>
+      </w:pPr>
+      <w:r>
+        <w:t xml:space="preserve">  </w:t>
+      </w:r>
+      <w:proofErr w:type="gramStart"/>
+      <w:r>
+        <w:t>background(</w:t>
+      </w:r>
+      <w:proofErr w:type="gramEnd"/>
+      <w:r>
+        <w:t>255);</w:t>
+      </w:r>
+    </w:p>
+    <w:p>
+      <w:pPr>
+        <w:pStyle w:val="Code"/>
+      </w:pPr>
+      <w:r>
+        <w:t xml:space="preserve">  </w:t>
+      </w:r>
+      <w:proofErr w:type="gramStart"/>
+      <w:r>
+        <w:t>noStroke(</w:t>
+      </w:r>
+      <w:proofErr w:type="gramEnd"/>
+      <w:r>
+        <w:t>);</w:t>
+      </w:r>
+    </w:p>
+    <w:p>
+      <w:pPr>
+        <w:pStyle w:val="Code"/>
+      </w:pPr>
+      <w:r>
+        <w:t xml:space="preserve">  </w:t>
+      </w:r>
+      <w:proofErr w:type="gramStart"/>
+      <w:r>
+        <w:t>fill(</w:t>
+      </w:r>
+      <w:proofErr w:type="gramEnd"/>
+      <w:r>
+        <w:t>25, 130, 196);</w:t>
+      </w:r>
+    </w:p>
+    <w:p>
+      <w:pPr>
+        <w:pStyle w:val="Code"/>
+      </w:pPr>
+    </w:p>
+    <w:p>
+      <w:pPr>
+        <w:pStyle w:val="Code"/>
+      </w:pPr>
+      <w:r>
+        <w:t xml:space="preserve">  </w:t>
+      </w:r>
+      <w:proofErr w:type="gramStart"/>
+      <w:r>
+        <w:t>ellipse(</w:t>
+      </w:r>
+      <w:proofErr w:type="gramEnd"/>
+      <w:r>
+        <w:t>horizontal, vertical, 33, 33);</w:t>
+      </w:r>
+    </w:p>
+    <w:p>
+      <w:pPr>
+        <w:pStyle w:val="Code"/>
+      </w:pPr>
+      <w:r>
+        <w:t xml:space="preserve">  if </w:t>
+      </w:r>
+      <w:proofErr w:type="gramStart"/>
+      <w:r>
+        <w:t>(!goingUp</w:t>
+      </w:r>
+      <w:proofErr w:type="gramEnd"/>
+      <w:r>
+        <w:t xml:space="preserve"> &amp;&amp; horizontal&lt;width &amp;&amp; vertical&lt;height) {</w:t>
+      </w:r>
+    </w:p>
+    <w:p>
+      <w:pPr>
+        <w:pStyle w:val="Code"/>
+      </w:pPr>
+      <w:r>
+        <w:t xml:space="preserve">    horizontal+=speed;</w:t>
+      </w:r>
+    </w:p>
+    <w:p>
+      <w:pPr>
+        <w:pStyle w:val="Code"/>
+      </w:pPr>
+      <w:r>
+        <w:t xml:space="preserve">    vertical+=speed;</w:t>
+      </w:r>
+    </w:p>
+    <w:p>
+      <w:pPr>
+        <w:pStyle w:val="Code"/>
+      </w:pPr>
+      <w:r>
+        <w:t xml:space="preserve">  } else if </w:t>
+      </w:r>
+      <w:proofErr w:type="gramStart"/>
+      <w:r>
+        <w:t>(!goingUp</w:t>
+      </w:r>
+      <w:proofErr w:type="gramEnd"/>
+      <w:r>
+        <w:t xml:space="preserve"> &amp;&amp; horizontal&gt;=width &amp;&amp; vertical&gt;=height) {</w:t>
+      </w:r>
+    </w:p>
+    <w:p>
+      <w:pPr>
+        <w:pStyle w:val="Code"/>
+      </w:pPr>
+      <w:r>
+        <w:t xml:space="preserve">    goingUp=true;</w:t>
+      </w:r>
+    </w:p>
+    <w:p>
+      <w:pPr>
+        <w:pStyle w:val="Code"/>
+      </w:pPr>
+      <w:r>
+        <w:t xml:space="preserve">    horizontal-=speed;</w:t>
+      </w:r>
+    </w:p>
+    <w:p>
+      <w:pPr>
+        <w:pStyle w:val="Code"/>
+      </w:pPr>
+      <w:r>
+        <w:t xml:space="preserve">    vertical-=speed;</w:t>
+      </w:r>
+    </w:p>
+    <w:p>
+      <w:pPr>
+        <w:pStyle w:val="Code"/>
+      </w:pPr>
+      <w:r>
+        <w:t xml:space="preserve">  } else if (goingUp &amp;&amp; horizontal&gt;0 &amp;&amp; vertical&gt;0) {</w:t>
+      </w:r>
+    </w:p>
+    <w:p>
+      <w:pPr>
+        <w:pStyle w:val="Code"/>
+      </w:pPr>
+      <w:r>
+        <w:t xml:space="preserve">    horizontal-=speed;</w:t>
+      </w:r>
+    </w:p>
+    <w:p>
+      <w:pPr>
+        <w:pStyle w:val="Code"/>
+      </w:pPr>
+      <w:r>
+        <w:t xml:space="preserve">    vertical-=speed;</w:t>
+      </w:r>
+    </w:p>
+    <w:p>
+      <w:pPr>
+        <w:pStyle w:val="Code"/>
+      </w:pPr>
+      <w:r>
+        <w:t xml:space="preserve">  } else if (goingUp &amp;&amp; horizontal&lt;=0 &amp;&amp; vertical&lt;=0) {</w:t>
+      </w:r>
+    </w:p>
+    <w:p>
+      <w:pPr>
+        <w:pStyle w:val="Code"/>
+      </w:pPr>
+      <w:r>
+        <w:t xml:space="preserve">    goingUp=false;</w:t>
+      </w:r>
+    </w:p>
+    <w:p>
+      <w:pPr>
+        <w:pStyle w:val="Code"/>
+      </w:pPr>
+      <w:r>
+        <w:t xml:space="preserve">    horizontal+=speed;</w:t>
+      </w:r>
+    </w:p>
+    <w:p>
+      <w:pPr>
+        <w:pStyle w:val="Code"/>
+      </w:pPr>
+      <w:r>
+        <w:t xml:space="preserve">    vertical+=speed;</w:t>
+      </w:r>
+    </w:p>
+    <w:p>
+      <w:pPr>
+        <w:pStyle w:val="Code"/>
+      </w:pPr>
+      <w:r>
+        <w:t xml:space="preserve">  }</w:t>
+      </w:r>
+    </w:p>
+    <w:p>
+      <w:pPr>
+        <w:pStyle w:val="Code"/>
+        <w:rPr>
+          <w:lang w:val="uk-UA"/>
+        </w:rPr>
+      </w:pPr>
+      <w:r>
+        <w:t>}</w:t>
+      </w:r>
     </w:p>
     <w:p>
       <w:pPr>
@@ -3265,6 +3684,7 @@
           <w:b/>
           <w:bCs/>
         </w:rPr>
+        <w:lastRenderedPageBreak/>
         <w:t>Що таке змінна?</w:t>
       </w:r>
       <w:r>
@@ -3321,7 +3741,7 @@
       <w:r>
         <w:t xml:space="preserve">Для ініціалізації потрібно через знак дорівнює вказати її значення, яке відповідає оголошеному типу. (Джерело: </w:t>
       </w:r>
-      <w:hyperlink r:id="rId13" w:history="1">
+      <w:hyperlink r:id="rId14" w:history="1">
         <w:r>
           <w:rPr>
             <w:rStyle w:val="a4"/>
@@ -3456,7 +3876,7 @@
       <w:r>
         <w:t xml:space="preserve">є «нескінченним» циклом, який триває весь час виконання програми. (Джерело: </w:t>
       </w:r>
-      <w:hyperlink r:id="rId14" w:history="1">
+      <w:hyperlink r:id="rId15" w:history="1">
         <w:r>
           <w:rPr>
             <w:rStyle w:val="a4"/>
@@ -3503,7 +3923,58 @@
         <w:pStyle w:val="P"/>
       </w:pPr>
       <w:r>
+        <w:rPr>
+          <w:b/>
+          <w:bCs/>
+        </w:rPr>
         <w:t>Як ви зрозуміли роботу змінних pmouseX та pmouseY?</w:t>
+      </w:r>
+      <w:r>
+        <w:rPr>
+          <w:b/>
+          <w:bCs/>
+          <w:lang w:val="en-US"/>
+        </w:rPr>
+        <w:t xml:space="preserve"> </w:t>
+      </w:r>
+      <w:r>
+        <w:t xml:space="preserve">Значення </w:t>
+      </w:r>
+      <w:r>
+        <w:rPr>
+          <w:lang w:val="en-US"/>
+        </w:rPr>
+        <w:t xml:space="preserve">pmouseX </w:t>
+      </w:r>
+      <w:r>
+        <w:t xml:space="preserve">та </w:t>
+      </w:r>
+      <w:r>
+        <w:rPr>
+          <w:lang w:val="en-US"/>
+        </w:rPr>
+        <w:t xml:space="preserve">pmouseY </w:t>
+      </w:r>
+      <w:r>
+        <w:t xml:space="preserve">є значеннями змінних </w:t>
+      </w:r>
+      <w:r>
+        <w:rPr>
+          <w:lang w:val="en-US"/>
+        </w:rPr>
+        <w:t xml:space="preserve">mouseX </w:t>
+      </w:r>
+      <w:r>
+        <w:t xml:space="preserve">та </w:t>
+      </w:r>
+      <w:r>
+        <w:rPr>
+          <w:lang w:val="en-US"/>
+        </w:rPr>
+        <w:t xml:space="preserve">mouseY </w:t>
+      </w:r>
+      <w:r>
+        <w:t>але з попереднього циклу.</w:t>
       </w:r>
     </w:p>
     <w:p>

--- a/32IV Inzhenerija vbudovanyh/K2/KNT-122_Onyshchenko_Variant-19_K2.docx
+++ b/32IV Inzhenerija vbudovanyh/K2/KNT-122_Onyshchenko_Variant-19_K2.docx
@@ -3152,6 +3152,9 @@
     <w:p>
       <w:pPr>
         <w:pStyle w:val="P"/>
+        <w:rPr>
+          <w:lang w:val="en-US"/>
+        </w:rPr>
       </w:pPr>
       <w:r>
         <w:t>Розробити програму, яка буде малювати нескінченну лінію за курсором мишки.</w:t>
@@ -3160,56 +3163,17 @@
     <w:p>
       <w:pPr>
         <w:pStyle w:val="P"/>
-      </w:pPr>
-    </w:p>
-    <w:p>
-      <w:pPr>
-        <w:pStyle w:val="H3"/>
-      </w:pPr>
-      <w:r>
-        <w:t>4 Кутове коло</w:t>
-      </w:r>
-    </w:p>
-    <w:p>
-      <w:pPr>
-        <w:pStyle w:val="P"/>
-      </w:pPr>
-    </w:p>
-    <w:p>
-      <w:pPr>
-        <w:pStyle w:val="P"/>
-      </w:pPr>
-      <w:r>
-        <w:lastRenderedPageBreak/>
-        <w:t>Розробити програму, яка відображає коло, яке циклічно переміщується з крайньої лівої сторони робочого вікна Processing до крайньої правої сторони і в зворотному напрямку.</w:t>
-      </w:r>
-    </w:p>
-    <w:p>
-      <w:pPr>
-        <w:pStyle w:val="P"/>
-        <w:rPr>
-          <w:lang w:val="en-US"/>
-        </w:rPr>
-      </w:pPr>
-    </w:p>
-    <w:p>
-      <w:pPr>
-        <w:pStyle w:val="P"/>
-        <w:rPr>
-          <w:lang w:val="en-US"/>
-        </w:rPr>
-      </w:pPr>
-      <w:r>
-        <w:t>При написанні було переплутано порівняння ширини з висотою, тому м’ячик зупинявся на нижньому краю.</w:t>
-      </w:r>
-      <w:r>
-        <w:rPr>
-          <w:lang w:val="en-US"/>
-        </w:rPr>
-        <w:t xml:space="preserve"> </w:t>
-      </w:r>
-      <w:r>
-        <w:t>Також два рази було порівнювано зі значеннями ширини і висоти екрану, а не з нулем, тому м’ячик теж застрявав на краю екрану.</w:t>
+        <w:rPr>
+          <w:lang w:val="en-US"/>
+        </w:rPr>
+      </w:pPr>
+    </w:p>
+    <w:p>
+      <w:pPr>
+        <w:pStyle w:val="P"/>
+      </w:pPr>
+      <w:r>
+        <w:t>При написанні до циклу було додано зміну кольору фону, через це лінія зникала одразу.</w:t>
       </w:r>
     </w:p>
     <w:p>
@@ -3223,10 +3187,10 @@
       </w:pPr>
       <w:r>
         <w:drawing>
-          <wp:inline distT="0" distB="0" distL="0" distR="0" wp14:anchorId="38A6C5AC" wp14:editId="515A6499">
+          <wp:inline distT="0" distB="0" distL="0" distR="0" wp14:anchorId="11DD03EF" wp14:editId="30847379">
             <wp:extent cx="4915586" cy="5325218"/>
             <wp:effectExtent l="0" t="0" r="0" b="8890"/>
-            <wp:docPr id="458164122" name="Рисунок 1" descr="Зображення, що містить комп’ютер, знімок екрана, Операційна система, програмне забезпечення&#10;&#10;Вміст, створений ШІ, може бути неправильним."/>
+            <wp:docPr id="342728070" name="Рисунок 1" descr="Зображення, що містить знімок екрана, ряд, схема&#10;&#10;Вміст, створений ШІ, може бути неправильним."/>
             <wp:cNvGraphicFramePr>
               <a:graphicFrameLocks xmlns:a="http://schemas.openxmlformats.org/drawingml/2006/main" noChangeAspect="1"/>
             </wp:cNvGraphicFramePr>
@@ -3234,7 +3198,7 @@
               <a:graphicData uri="http://schemas.openxmlformats.org/drawingml/2006/picture">
                 <pic:pic xmlns:pic="http://schemas.openxmlformats.org/drawingml/2006/picture">
                   <pic:nvPicPr>
-                    <pic:cNvPr id="458164122" name="Рисунок 1" descr="Зображення, що містить комп’ютер, знімок екрана, Операційна система, програмне забезпечення&#10;&#10;Вміст, створений ШІ, може бути неправильним."/>
+                    <pic:cNvPr id="342728070" name="Рисунок 1" descr="Зображення, що містить знімок екрана, ряд, схема&#10;&#10;Вміст, створений ШІ, може бути неправильним."/>
                     <pic:cNvPicPr/>
                   </pic:nvPicPr>
                   <pic:blipFill>
@@ -3264,7 +3228,7 @@
         <w:pStyle w:val="IMG"/>
       </w:pPr>
       <w:r>
-        <w:t>Рисунок 2.1 – Програма в роботі</w:t>
+        <w:t>Рисунок 3.1 – Програма в роботі</w:t>
       </w:r>
     </w:p>
     <w:p>
@@ -3285,7 +3249,298 @@
           <w:i/>
           <w:iCs/>
         </w:rPr>
+        <w:t>Код програм</w:t>
+      </w:r>
+    </w:p>
+    <w:p>
+      <w:pPr>
+        <w:pStyle w:val="P"/>
+      </w:pPr>
+    </w:p>
+    <w:p>
+      <w:pPr>
+        <w:pStyle w:val="Code"/>
+      </w:pPr>
+      <w:r>
+        <w:t xml:space="preserve">void </w:t>
+      </w:r>
+      <w:proofErr w:type="gramStart"/>
+      <w:r>
+        <w:t>setup(</w:t>
+      </w:r>
+      <w:proofErr w:type="gramEnd"/>
+      <w:r>
+        <w:t>) {</w:t>
+      </w:r>
+    </w:p>
+    <w:p>
+      <w:pPr>
+        <w:pStyle w:val="Code"/>
+      </w:pPr>
+      <w:r>
+        <w:t xml:space="preserve">  </w:t>
+      </w:r>
+      <w:proofErr w:type="gramStart"/>
+      <w:r>
+        <w:t>size(</w:t>
+      </w:r>
+      <w:proofErr w:type="gramEnd"/>
+      <w:r>
+        <w:t>512, 512);</w:t>
+      </w:r>
+    </w:p>
+    <w:p>
+      <w:pPr>
+        <w:pStyle w:val="Code"/>
+      </w:pPr>
+      <w:r>
+        <w:t xml:space="preserve">  </w:t>
+      </w:r>
+      <w:proofErr w:type="gramStart"/>
+      <w:r>
+        <w:t>background(</w:t>
+      </w:r>
+      <w:proofErr w:type="gramEnd"/>
+      <w:r>
+        <w:t>255);</w:t>
+      </w:r>
+    </w:p>
+    <w:p>
+      <w:pPr>
+        <w:pStyle w:val="Code"/>
+      </w:pPr>
+      <w:r>
+        <w:t>}</w:t>
+      </w:r>
+    </w:p>
+    <w:p>
+      <w:pPr>
+        <w:pStyle w:val="Code"/>
+      </w:pPr>
+    </w:p>
+    <w:p>
+      <w:pPr>
+        <w:pStyle w:val="Code"/>
+      </w:pPr>
+      <w:r>
+        <w:t xml:space="preserve">void </w:t>
+      </w:r>
+      <w:proofErr w:type="gramStart"/>
+      <w:r>
+        <w:t>draw(</w:t>
+      </w:r>
+      <w:proofErr w:type="gramEnd"/>
+      <w:r>
+        <w:t>) {</w:t>
+      </w:r>
+    </w:p>
+    <w:p>
+      <w:pPr>
+        <w:pStyle w:val="Code"/>
+      </w:pPr>
+      <w:r>
+        <w:t xml:space="preserve">  </w:t>
+      </w:r>
+      <w:proofErr w:type="gramStart"/>
+      <w:r>
+        <w:t>stroke(</w:t>
+      </w:r>
+      <w:proofErr w:type="gramEnd"/>
+      <w:r>
+        <w:t>255, 202, 58);</w:t>
+      </w:r>
+    </w:p>
+    <w:p>
+      <w:pPr>
+        <w:pStyle w:val="Code"/>
+      </w:pPr>
+      <w:r>
+        <w:t xml:space="preserve">  </w:t>
+      </w:r>
+      <w:proofErr w:type="gramStart"/>
+      <w:r>
+        <w:t>strokeWeight(</w:t>
+      </w:r>
+      <w:proofErr w:type="gramEnd"/>
+      <w:r>
+        <w:t>7);</w:t>
+      </w:r>
+    </w:p>
+    <w:p>
+      <w:pPr>
+        <w:pStyle w:val="Code"/>
+      </w:pPr>
+    </w:p>
+    <w:p>
+      <w:pPr>
+        <w:pStyle w:val="Code"/>
+      </w:pPr>
+      <w:r>
+        <w:t xml:space="preserve">  line(</w:t>
+      </w:r>
+      <w:proofErr w:type="gramStart"/>
+      <w:r>
+        <w:t>pmouseX,pmouseY</w:t>
+      </w:r>
+      <w:proofErr w:type="gramEnd"/>
+      <w:r>
+        <w:t>,</w:t>
+      </w:r>
+      <w:proofErr w:type="gramStart"/>
+      <w:r>
+        <w:t>mouseX,mouseY</w:t>
+      </w:r>
+      <w:proofErr w:type="gramEnd"/>
+      <w:r>
+        <w:t>);</w:t>
+      </w:r>
+    </w:p>
+    <w:p>
+      <w:pPr>
+        <w:pStyle w:val="Code"/>
+        <w:rPr>
+          <w:lang w:val="uk-UA"/>
+        </w:rPr>
+      </w:pPr>
+      <w:r>
+        <w:t>}</w:t>
+      </w:r>
+    </w:p>
+    <w:p>
+      <w:pPr>
+        <w:pStyle w:val="P"/>
+      </w:pPr>
+    </w:p>
+    <w:p>
+      <w:pPr>
+        <w:pStyle w:val="H3"/>
+      </w:pPr>
+      <w:r>
         <w:lastRenderedPageBreak/>
+        <w:t>4 Кутове коло</w:t>
+      </w:r>
+    </w:p>
+    <w:p>
+      <w:pPr>
+        <w:pStyle w:val="P"/>
+      </w:pPr>
+    </w:p>
+    <w:p>
+      <w:pPr>
+        <w:pStyle w:val="P"/>
+      </w:pPr>
+      <w:r>
+        <w:t>Розробити програму, яка відображає коло, яке циклічно переміщується з крайньої лівої сторони робочого вікна Processing до крайньої правої сторони і в зворотному напрямку.</w:t>
+      </w:r>
+    </w:p>
+    <w:p>
+      <w:pPr>
+        <w:pStyle w:val="P"/>
+        <w:rPr>
+          <w:lang w:val="en-US"/>
+        </w:rPr>
+      </w:pPr>
+    </w:p>
+    <w:p>
+      <w:pPr>
+        <w:pStyle w:val="P"/>
+        <w:rPr>
+          <w:lang w:val="en-US"/>
+        </w:rPr>
+      </w:pPr>
+      <w:r>
+        <w:t>При написанні було переплутано порівняння ширини з висотою, тому м’ячик зупинявся на нижньому краю.</w:t>
+      </w:r>
+      <w:r>
+        <w:rPr>
+          <w:lang w:val="en-US"/>
+        </w:rPr>
+        <w:t xml:space="preserve"> </w:t>
+      </w:r>
+      <w:r>
+        <w:t>Також два рази було порівнювано зі значеннями ширини і висоти екрану, а не з нулем, тому м’ячик теж застрявав на краю екрану.</w:t>
+      </w:r>
+    </w:p>
+    <w:p>
+      <w:pPr>
+        <w:pStyle w:val="P"/>
+      </w:pPr>
+    </w:p>
+    <w:p>
+      <w:pPr>
+        <w:pStyle w:val="IMG"/>
+      </w:pPr>
+      <w:r>
+        <w:drawing>
+          <wp:inline distT="0" distB="0" distL="0" distR="0" wp14:anchorId="38A6C5AC" wp14:editId="515A6499">
+            <wp:extent cx="4915586" cy="5325218"/>
+            <wp:effectExtent l="0" t="0" r="0" b="8890"/>
+            <wp:docPr id="458164122" name="Рисунок 1" descr="Зображення, що містить комп’ютер, знімок екрана, Операційна система, програмне забезпечення&#10;&#10;Вміст, створений ШІ, може бути неправильним."/>
+            <wp:cNvGraphicFramePr>
+              <a:graphicFrameLocks xmlns:a="http://schemas.openxmlformats.org/drawingml/2006/main" noChangeAspect="1"/>
+            </wp:cNvGraphicFramePr>
+            <a:graphic xmlns:a="http://schemas.openxmlformats.org/drawingml/2006/main">
+              <a:graphicData uri="http://schemas.openxmlformats.org/drawingml/2006/picture">
+                <pic:pic xmlns:pic="http://schemas.openxmlformats.org/drawingml/2006/picture">
+                  <pic:nvPicPr>
+                    <pic:cNvPr id="458164122" name="Рисунок 1" descr="Зображення, що містить комп’ютер, знімок екрана, Операційна система, програмне забезпечення&#10;&#10;Вміст, створений ШІ, може бути неправильним."/>
+                    <pic:cNvPicPr/>
+                  </pic:nvPicPr>
+                  <pic:blipFill>
+                    <a:blip r:embed="rId14"/>
+                    <a:stretch>
+                      <a:fillRect/>
+                    </a:stretch>
+                  </pic:blipFill>
+                  <pic:spPr>
+                    <a:xfrm>
+                      <a:off x="0" y="0"/>
+                      <a:ext cx="4915586" cy="5325218"/>
+                    </a:xfrm>
+                    <a:prstGeom prst="rect">
+                      <a:avLst/>
+                    </a:prstGeom>
+                  </pic:spPr>
+                </pic:pic>
+              </a:graphicData>
+            </a:graphic>
+          </wp:inline>
+        </w:drawing>
+      </w:r>
+    </w:p>
+    <w:p>
+      <w:pPr>
+        <w:pStyle w:val="IMG"/>
+      </w:pPr>
+      <w:r>
+        <w:lastRenderedPageBreak/>
+        <w:t xml:space="preserve">Рисунок </w:t>
+      </w:r>
+      <w:r>
+        <w:t>4</w:t>
+      </w:r>
+      <w:r>
+        <w:t>.1 – Програма в роботі</w:t>
+      </w:r>
+    </w:p>
+    <w:p>
+      <w:pPr>
+        <w:pStyle w:val="P"/>
+      </w:pPr>
+    </w:p>
+    <w:p>
+      <w:pPr>
+        <w:pStyle w:val="P"/>
+        <w:rPr>
+          <w:i/>
+          <w:iCs/>
+        </w:rPr>
+      </w:pPr>
+      <w:r>
+        <w:rPr>
+          <w:i/>
+          <w:iCs/>
+        </w:rPr>
         <w:t>Код програм</w:t>
       </w:r>
     </w:p>
@@ -3659,6 +3914,7 @@
         <w:pStyle w:val="H2"/>
       </w:pPr>
       <w:r>
+        <w:lastRenderedPageBreak/>
         <w:t xml:space="preserve">Питання </w:t>
       </w:r>
     </w:p>
@@ -3684,7 +3940,6 @@
           <w:b/>
           <w:bCs/>
         </w:rPr>
-        <w:lastRenderedPageBreak/>
         <w:t>Що таке змінна?</w:t>
       </w:r>
       <w:r>
@@ -3741,7 +3996,7 @@
       <w:r>
         <w:t xml:space="preserve">Для ініціалізації потрібно через знак дорівнює вказати її значення, яке відповідає оголошеному типу. (Джерело: </w:t>
       </w:r>
-      <w:hyperlink r:id="rId14" w:history="1">
+      <w:hyperlink r:id="rId15" w:history="1">
         <w:r>
           <w:rPr>
             <w:rStyle w:val="a4"/>
@@ -3876,7 +4131,7 @@
       <w:r>
         <w:t xml:space="preserve">є «нескінченним» циклом, який триває весь час виконання програми. (Джерело: </w:t>
       </w:r>
-      <w:hyperlink r:id="rId15" w:history="1">
+      <w:hyperlink r:id="rId16" w:history="1">
         <w:r>
           <w:rPr>
             <w:rStyle w:val="a4"/>
@@ -3921,12 +4176,16 @@
     <w:p>
       <w:pPr>
         <w:pStyle w:val="P"/>
+        <w:rPr>
+          <w:lang w:val="en-US"/>
+        </w:rPr>
       </w:pPr>
       <w:r>
         <w:rPr>
           <w:b/>
           <w:bCs/>
         </w:rPr>
+        <w:lastRenderedPageBreak/>
         <w:t>Як ви зрозуміли роботу змінних pmouseX та pmouseY?</w:t>
       </w:r>
       <w:r>

--- a/32IV Inzhenerija vbudovanyh/K2/KNT-122_Onyshchenko_Variant-19_K2.docx
+++ b/32IV Inzhenerija vbudovanyh/K2/KNT-122_Onyshchenko_Variant-19_K2.docx
@@ -3126,6 +3126,9 @@
     <w:p>
       <w:pPr>
         <w:pStyle w:val="P"/>
+        <w:rPr>
+          <w:lang w:val="en-US"/>
+        </w:rPr>
       </w:pPr>
       <w:r>
         <w:t>Розробити програму, яка створює робоче вікно світло-блакитного кольору з двома прямокутниками по центру, один з яких поступово змінює колір з білого до чорного, а інший з чорного на білий і навпаки.</w:t>
@@ -3134,63 +3137,28 @@
     <w:p>
       <w:pPr>
         <w:pStyle w:val="P"/>
-      </w:pPr>
-    </w:p>
-    <w:p>
-      <w:pPr>
-        <w:pStyle w:val="H3"/>
-      </w:pPr>
-      <w:r>
-        <w:t>3 Лінія за курсором</w:t>
-      </w:r>
-    </w:p>
-    <w:p>
-      <w:pPr>
-        <w:pStyle w:val="P"/>
-      </w:pPr>
-    </w:p>
-    <w:p>
-      <w:pPr>
-        <w:pStyle w:val="P"/>
-        <w:rPr>
-          <w:lang w:val="en-US"/>
-        </w:rPr>
-      </w:pPr>
-      <w:r>
-        <w:t>Розробити програму, яка буде малювати нескінченну лінію за курсором мишки.</w:t>
-      </w:r>
-    </w:p>
-    <w:p>
-      <w:pPr>
-        <w:pStyle w:val="P"/>
-        <w:rPr>
-          <w:lang w:val="en-US"/>
-        </w:rPr>
-      </w:pPr>
-    </w:p>
-    <w:p>
-      <w:pPr>
-        <w:pStyle w:val="P"/>
-      </w:pPr>
-      <w:r>
-        <w:t>При написанні до циклу було додано зміну кольору фону, через це лінія зникала одразу.</w:t>
-      </w:r>
-    </w:p>
-    <w:p>
-      <w:pPr>
-        <w:pStyle w:val="P"/>
+        <w:rPr>
+          <w:lang w:val="en-US"/>
+        </w:rPr>
       </w:pPr>
     </w:p>
     <w:p>
       <w:pPr>
         <w:pStyle w:val="IMG"/>
-      </w:pPr>
-      <w:r>
+        <w:rPr>
+          <w:lang w:val="en-US"/>
+        </w:rPr>
+      </w:pPr>
+      <w:r>
+        <w:rPr>
+          <w:lang w:val="en-US"/>
+        </w:rPr>
+        <w:lastRenderedPageBreak/>
         <w:drawing>
-          <wp:inline distT="0" distB="0" distL="0" distR="0" wp14:anchorId="11DD03EF" wp14:editId="30847379">
+          <wp:inline distT="0" distB="0" distL="0" distR="0" wp14:anchorId="7B6CA95C" wp14:editId="38CD9E20">
             <wp:extent cx="4915586" cy="5325218"/>
             <wp:effectExtent l="0" t="0" r="0" b="8890"/>
-            <wp:docPr id="342728070" name="Рисунок 1" descr="Зображення, що містить знімок екрана, ряд, схема&#10;&#10;Вміст, створений ШІ, може бути неправильним."/>
+            <wp:docPr id="671042811" name="Рисунок 1" descr="Зображення, що містить знімок екрана, Операційна система, комп’ютер, програмне забезпечення&#10;&#10;Вміст, створений ШІ, може бути неправильним."/>
             <wp:cNvGraphicFramePr>
               <a:graphicFrameLocks xmlns:a="http://schemas.openxmlformats.org/drawingml/2006/main" noChangeAspect="1"/>
             </wp:cNvGraphicFramePr>
@@ -3198,7 +3166,7 @@
               <a:graphicData uri="http://schemas.openxmlformats.org/drawingml/2006/picture">
                 <pic:pic xmlns:pic="http://schemas.openxmlformats.org/drawingml/2006/picture">
                   <pic:nvPicPr>
-                    <pic:cNvPr id="342728070" name="Рисунок 1" descr="Зображення, що містить знімок екрана, ряд, схема&#10;&#10;Вміст, створений ШІ, може бути неправильним."/>
+                    <pic:cNvPr id="671042811" name="Рисунок 1" descr="Зображення, що містить знімок екрана, Операційна система, комп’ютер, програмне забезпечення&#10;&#10;Вміст, створений ШІ, може бути неправильним."/>
                     <pic:cNvPicPr/>
                   </pic:nvPicPr>
                   <pic:blipFill>
@@ -3228,7 +3196,7 @@
         <w:pStyle w:val="IMG"/>
       </w:pPr>
       <w:r>
-        <w:t>Рисунок 3.1 – Програма в роботі</w:t>
+        <w:t>Рисунок 2.1 – Програма в роботі</w:t>
       </w:r>
     </w:p>
     <w:p>
@@ -3262,6 +3230,67 @@
         <w:pStyle w:val="Code"/>
       </w:pPr>
       <w:r>
+        <w:t>int rectangleWidth=77;</w:t>
+      </w:r>
+    </w:p>
+    <w:p>
+      <w:pPr>
+        <w:pStyle w:val="Code"/>
+      </w:pPr>
+      <w:r>
+        <w:t>int rectangleHeight=77;</w:t>
+      </w:r>
+    </w:p>
+    <w:p>
+      <w:pPr>
+        <w:pStyle w:val="Code"/>
+      </w:pPr>
+      <w:r>
+        <w:t>int firstColor=255;</w:t>
+      </w:r>
+    </w:p>
+    <w:p>
+      <w:pPr>
+        <w:pStyle w:val="Code"/>
+      </w:pPr>
+      <w:r>
+        <w:t>boolean firstGoingUp=false;</w:t>
+      </w:r>
+    </w:p>
+    <w:p>
+      <w:pPr>
+        <w:pStyle w:val="Code"/>
+      </w:pPr>
+      <w:r>
+        <w:t>int secondColor=0;</w:t>
+      </w:r>
+    </w:p>
+    <w:p>
+      <w:pPr>
+        <w:pStyle w:val="Code"/>
+      </w:pPr>
+      <w:r>
+        <w:t>boolean secondGoingDown=false;</w:t>
+      </w:r>
+    </w:p>
+    <w:p>
+      <w:pPr>
+        <w:pStyle w:val="Code"/>
+      </w:pPr>
+      <w:r>
+        <w:t>int speed=1;</w:t>
+      </w:r>
+    </w:p>
+    <w:p>
+      <w:pPr>
+        <w:pStyle w:val="Code"/>
+      </w:pPr>
+    </w:p>
+    <w:p>
+      <w:pPr>
+        <w:pStyle w:val="Code"/>
+      </w:pPr>
+      <w:r>
         <w:t xml:space="preserve">void </w:t>
       </w:r>
       <w:proofErr w:type="gramStart"/>
@@ -3302,7 +3331,7 @@
       </w:r>
       <w:proofErr w:type="gramEnd"/>
       <w:r>
-        <w:t>255);</w:t>
+        <w:t>0,255,255);</w:t>
       </w:r>
     </w:p>
     <w:p>
@@ -3339,15 +3368,29 @@
         <w:pStyle w:val="Code"/>
       </w:pPr>
       <w:r>
+        <w:lastRenderedPageBreak/>
         <w:t xml:space="preserve">  </w:t>
       </w:r>
       <w:proofErr w:type="gramStart"/>
       <w:r>
-        <w:t>stroke(</w:t>
-      </w:r>
-      <w:proofErr w:type="gramEnd"/>
-      <w:r>
-        <w:t>255, 202, 58);</w:t>
+        <w:t>noStroke(</w:t>
+      </w:r>
+      <w:proofErr w:type="gramEnd"/>
+      <w:r>
+        <w:t>);</w:t>
+      </w:r>
+    </w:p>
+    <w:p>
+      <w:pPr>
+        <w:pStyle w:val="Code"/>
+      </w:pPr>
+    </w:p>
+    <w:p>
+      <w:pPr>
+        <w:pStyle w:val="Code"/>
+      </w:pPr>
+      <w:r>
+        <w:t xml:space="preserve">  fill(firstColor);</w:t>
       </w:r>
     </w:p>
     <w:p>
@@ -3359,48 +3402,253 @@
       </w:r>
       <w:proofErr w:type="gramStart"/>
       <w:r>
-        <w:t>strokeWeight(</w:t>
-      </w:r>
-      <w:proofErr w:type="gramEnd"/>
-      <w:r>
-        <w:t>7);</w:t>
-      </w:r>
-    </w:p>
-    <w:p>
-      <w:pPr>
-        <w:pStyle w:val="Code"/>
-      </w:pPr>
-    </w:p>
-    <w:p>
-      <w:pPr>
-        <w:pStyle w:val="Code"/>
-      </w:pPr>
-      <w:r>
-        <w:t xml:space="preserve">  line(</w:t>
-      </w:r>
-      <w:proofErr w:type="gramStart"/>
-      <w:r>
-        <w:t>pmouseX,pmouseY</w:t>
-      </w:r>
-      <w:proofErr w:type="gramEnd"/>
-      <w:r>
-        <w:t>,</w:t>
-      </w:r>
-      <w:proofErr w:type="gramStart"/>
-      <w:r>
-        <w:t>mouseX,mouseY</w:t>
-      </w:r>
-      <w:proofErr w:type="gramEnd"/>
-      <w:r>
-        <w:t>);</w:t>
-      </w:r>
-    </w:p>
-    <w:p>
-      <w:pPr>
-        <w:pStyle w:val="Code"/>
-        <w:rPr>
-          <w:lang w:val="uk-UA"/>
-        </w:rPr>
+        <w:t>rect(</w:t>
+      </w:r>
+      <w:proofErr w:type="gramEnd"/>
+      <w:r>
+        <w:t>width/2-rectangleWidth*2, height/2-rectangleHeight, rectangleWidth, rectangleHeight);</w:t>
+      </w:r>
+    </w:p>
+    <w:p>
+      <w:pPr>
+        <w:pStyle w:val="Code"/>
+      </w:pPr>
+      <w:r>
+        <w:t xml:space="preserve">  if </w:t>
+      </w:r>
+      <w:proofErr w:type="gramStart"/>
+      <w:r>
+        <w:t>(!firstGoingUp</w:t>
+      </w:r>
+      <w:proofErr w:type="gramEnd"/>
+      <w:r>
+        <w:t xml:space="preserve"> &amp;&amp; firstColor&gt;=0) {</w:t>
+      </w:r>
+    </w:p>
+    <w:p>
+      <w:pPr>
+        <w:pStyle w:val="Code"/>
+      </w:pPr>
+      <w:r>
+        <w:t xml:space="preserve">    firstColor-=speed;</w:t>
+      </w:r>
+    </w:p>
+    <w:p>
+      <w:pPr>
+        <w:pStyle w:val="Code"/>
+      </w:pPr>
+      <w:r>
+        <w:t xml:space="preserve">  } else if </w:t>
+      </w:r>
+      <w:proofErr w:type="gramStart"/>
+      <w:r>
+        <w:t>(!firstGoingUp</w:t>
+      </w:r>
+      <w:proofErr w:type="gramEnd"/>
+      <w:r>
+        <w:t xml:space="preserve"> &amp;&amp; firstColor&lt;=0) {</w:t>
+      </w:r>
+    </w:p>
+    <w:p>
+      <w:pPr>
+        <w:pStyle w:val="Code"/>
+      </w:pPr>
+      <w:r>
+        <w:t xml:space="preserve">    firstColor+=speed;</w:t>
+      </w:r>
+    </w:p>
+    <w:p>
+      <w:pPr>
+        <w:pStyle w:val="Code"/>
+      </w:pPr>
+      <w:r>
+        <w:t xml:space="preserve">    firstGoingUp=true;</w:t>
+      </w:r>
+    </w:p>
+    <w:p>
+      <w:pPr>
+        <w:pStyle w:val="Code"/>
+      </w:pPr>
+      <w:r>
+        <w:t xml:space="preserve">  } else if (firstGoingUp &amp;&amp; firstColor&lt;=255) {</w:t>
+      </w:r>
+    </w:p>
+    <w:p>
+      <w:pPr>
+        <w:pStyle w:val="Code"/>
+      </w:pPr>
+      <w:r>
+        <w:t xml:space="preserve">    firstColor+=speed;</w:t>
+      </w:r>
+    </w:p>
+    <w:p>
+      <w:pPr>
+        <w:pStyle w:val="Code"/>
+      </w:pPr>
+      <w:r>
+        <w:t xml:space="preserve">  } else if (firstGoingUp &amp;&amp; firstColor&gt;=255) {</w:t>
+      </w:r>
+    </w:p>
+    <w:p>
+      <w:pPr>
+        <w:pStyle w:val="Code"/>
+      </w:pPr>
+      <w:r>
+        <w:t xml:space="preserve">    firstColor-=speed;</w:t>
+      </w:r>
+    </w:p>
+    <w:p>
+      <w:pPr>
+        <w:pStyle w:val="Code"/>
+      </w:pPr>
+      <w:r>
+        <w:t xml:space="preserve">    firstGoingUp=false;</w:t>
+      </w:r>
+    </w:p>
+    <w:p>
+      <w:pPr>
+        <w:pStyle w:val="Code"/>
+      </w:pPr>
+      <w:r>
+        <w:t xml:space="preserve">  }</w:t>
+      </w:r>
+    </w:p>
+    <w:p>
+      <w:pPr>
+        <w:pStyle w:val="Code"/>
+      </w:pPr>
+    </w:p>
+    <w:p>
+      <w:pPr>
+        <w:pStyle w:val="Code"/>
+      </w:pPr>
+      <w:r>
+        <w:t xml:space="preserve">  fill(secondColor);</w:t>
+      </w:r>
+    </w:p>
+    <w:p>
+      <w:pPr>
+        <w:pStyle w:val="Code"/>
+      </w:pPr>
+      <w:r>
+        <w:t xml:space="preserve">  </w:t>
+      </w:r>
+      <w:proofErr w:type="gramStart"/>
+      <w:r>
+        <w:t>rect(</w:t>
+      </w:r>
+      <w:proofErr w:type="gramEnd"/>
+      <w:r>
+        <w:t>width/2+rectangleWidth, height/2-rectangleHeight, rectangleWidth, rectangleHeight);</w:t>
+      </w:r>
+    </w:p>
+    <w:p>
+      <w:pPr>
+        <w:pStyle w:val="Code"/>
+      </w:pPr>
+      <w:r>
+        <w:t xml:space="preserve">  if </w:t>
+      </w:r>
+      <w:proofErr w:type="gramStart"/>
+      <w:r>
+        <w:t>(!secondGoingDown</w:t>
+      </w:r>
+      <w:proofErr w:type="gramEnd"/>
+      <w:r>
+        <w:t xml:space="preserve"> &amp;&amp; secondColor&gt;=0) {</w:t>
+      </w:r>
+    </w:p>
+    <w:p>
+      <w:pPr>
+        <w:pStyle w:val="Code"/>
+      </w:pPr>
+      <w:r>
+        <w:t xml:space="preserve">    secondColor-=speed;</w:t>
+      </w:r>
+    </w:p>
+    <w:p>
+      <w:pPr>
+        <w:pStyle w:val="Code"/>
+      </w:pPr>
+      <w:r>
+        <w:t xml:space="preserve">  } else if </w:t>
+      </w:r>
+      <w:proofErr w:type="gramStart"/>
+      <w:r>
+        <w:t>(!secondGoingDown</w:t>
+      </w:r>
+      <w:proofErr w:type="gramEnd"/>
+      <w:r>
+        <w:t xml:space="preserve"> &amp;&amp; secondColor&lt;=0) {</w:t>
+      </w:r>
+    </w:p>
+    <w:p>
+      <w:pPr>
+        <w:pStyle w:val="Code"/>
+      </w:pPr>
+      <w:r>
+        <w:t xml:space="preserve">    secondColor+=speed;</w:t>
+      </w:r>
+    </w:p>
+    <w:p>
+      <w:pPr>
+        <w:pStyle w:val="Code"/>
+      </w:pPr>
+      <w:r>
+        <w:t xml:space="preserve">    secondGoingDown=true;</w:t>
+      </w:r>
+    </w:p>
+    <w:p>
+      <w:pPr>
+        <w:pStyle w:val="Code"/>
+      </w:pPr>
+      <w:r>
+        <w:t xml:space="preserve">  } else if (secondGoingDown &amp;&amp; secondColor&lt;=255) {</w:t>
+      </w:r>
+    </w:p>
+    <w:p>
+      <w:pPr>
+        <w:pStyle w:val="Code"/>
+      </w:pPr>
+      <w:r>
+        <w:t xml:space="preserve">    secondColor+=speed;</w:t>
+      </w:r>
+    </w:p>
+    <w:p>
+      <w:pPr>
+        <w:pStyle w:val="Code"/>
+      </w:pPr>
+      <w:r>
+        <w:t xml:space="preserve">  } else if (secondGoingDown &amp;&amp; secondColor&gt;=255) {</w:t>
+      </w:r>
+    </w:p>
+    <w:p>
+      <w:pPr>
+        <w:pStyle w:val="Code"/>
+      </w:pPr>
+      <w:r>
+        <w:t xml:space="preserve">    secondColor-=speed;</w:t>
+      </w:r>
+    </w:p>
+    <w:p>
+      <w:pPr>
+        <w:pStyle w:val="Code"/>
+      </w:pPr>
+      <w:r>
+        <w:t xml:space="preserve">    secondGoingDown=false;</w:t>
+      </w:r>
+    </w:p>
+    <w:p>
+      <w:pPr>
+        <w:pStyle w:val="Code"/>
+      </w:pPr>
+      <w:r>
+        <w:t xml:space="preserve">  }</w:t>
+      </w:r>
+    </w:p>
+    <w:p>
+      <w:pPr>
+        <w:pStyle w:val="Code"/>
       </w:pPr>
       <w:r>
         <w:t>}</w:t>
@@ -3416,66 +3664,60 @@
         <w:pStyle w:val="H3"/>
       </w:pPr>
       <w:r>
+        <w:t>3 Лінія за курсором</w:t>
+      </w:r>
+    </w:p>
+    <w:p>
+      <w:pPr>
+        <w:pStyle w:val="P"/>
+      </w:pPr>
+    </w:p>
+    <w:p>
+      <w:pPr>
+        <w:pStyle w:val="P"/>
+        <w:rPr>
+          <w:lang w:val="en-US"/>
+        </w:rPr>
+      </w:pPr>
+      <w:r>
+        <w:t>Розробити програму, яка буде малювати нескінченну лінію за курсором мишки.</w:t>
+      </w:r>
+    </w:p>
+    <w:p>
+      <w:pPr>
+        <w:pStyle w:val="P"/>
+        <w:rPr>
+          <w:lang w:val="en-US"/>
+        </w:rPr>
+      </w:pPr>
+    </w:p>
+    <w:p>
+      <w:pPr>
+        <w:pStyle w:val="P"/>
+      </w:pPr>
+      <w:r>
+        <w:t>При написанні до циклу було додано зміну кольору фону, через це лінія зникала одразу.</w:t>
+      </w:r>
+    </w:p>
+    <w:p>
+      <w:pPr>
+        <w:pStyle w:val="P"/>
+        <w:rPr>
+          <w:lang w:val="en-US"/>
+        </w:rPr>
+      </w:pPr>
+    </w:p>
+    <w:p>
+      <w:pPr>
+        <w:pStyle w:val="IMG"/>
+      </w:pPr>
+      <w:r>
         <w:lastRenderedPageBreak/>
-        <w:t>4 Кутове коло</w:t>
-      </w:r>
-    </w:p>
-    <w:p>
-      <w:pPr>
-        <w:pStyle w:val="P"/>
-      </w:pPr>
-    </w:p>
-    <w:p>
-      <w:pPr>
-        <w:pStyle w:val="P"/>
-      </w:pPr>
-      <w:r>
-        <w:t>Розробити програму, яка відображає коло, яке циклічно переміщується з крайньої лівої сторони робочого вікна Processing до крайньої правої сторони і в зворотному напрямку.</w:t>
-      </w:r>
-    </w:p>
-    <w:p>
-      <w:pPr>
-        <w:pStyle w:val="P"/>
-        <w:rPr>
-          <w:lang w:val="en-US"/>
-        </w:rPr>
-      </w:pPr>
-    </w:p>
-    <w:p>
-      <w:pPr>
-        <w:pStyle w:val="P"/>
-        <w:rPr>
-          <w:lang w:val="en-US"/>
-        </w:rPr>
-      </w:pPr>
-      <w:r>
-        <w:t>При написанні було переплутано порівняння ширини з висотою, тому м’ячик зупинявся на нижньому краю.</w:t>
-      </w:r>
-      <w:r>
-        <w:rPr>
-          <w:lang w:val="en-US"/>
-        </w:rPr>
-        <w:t xml:space="preserve"> </w:t>
-      </w:r>
-      <w:r>
-        <w:t>Також два рази було порівнювано зі значеннями ширини і висоти екрану, а не з нулем, тому м’ячик теж застрявав на краю екрану.</w:t>
-      </w:r>
-    </w:p>
-    <w:p>
-      <w:pPr>
-        <w:pStyle w:val="P"/>
-      </w:pPr>
-    </w:p>
-    <w:p>
-      <w:pPr>
-        <w:pStyle w:val="IMG"/>
-      </w:pPr>
-      <w:r>
         <w:drawing>
-          <wp:inline distT="0" distB="0" distL="0" distR="0" wp14:anchorId="38A6C5AC" wp14:editId="515A6499">
+          <wp:inline distT="0" distB="0" distL="0" distR="0" wp14:anchorId="11DD03EF" wp14:editId="30847379">
             <wp:extent cx="4915586" cy="5325218"/>
             <wp:effectExtent l="0" t="0" r="0" b="8890"/>
-            <wp:docPr id="458164122" name="Рисунок 1" descr="Зображення, що містить комп’ютер, знімок екрана, Операційна система, програмне забезпечення&#10;&#10;Вміст, створений ШІ, може бути неправильним."/>
+            <wp:docPr id="342728070" name="Рисунок 1" descr="Зображення, що містить знімок екрана, ряд, схема&#10;&#10;Вміст, створений ШІ, може бути неправильним."/>
             <wp:cNvGraphicFramePr>
               <a:graphicFrameLocks xmlns:a="http://schemas.openxmlformats.org/drawingml/2006/main" noChangeAspect="1"/>
             </wp:cNvGraphicFramePr>
@@ -3483,7 +3725,7 @@
               <a:graphicData uri="http://schemas.openxmlformats.org/drawingml/2006/picture">
                 <pic:pic xmlns:pic="http://schemas.openxmlformats.org/drawingml/2006/picture">
                   <pic:nvPicPr>
-                    <pic:cNvPr id="458164122" name="Рисунок 1" descr="Зображення, що містить комп’ютер, знімок екрана, Операційна система, програмне забезпечення&#10;&#10;Вміст, створений ШІ, може бути неправильним."/>
+                    <pic:cNvPr id="342728070" name="Рисунок 1" descr="Зображення, що містить знімок екрана, ряд, схема&#10;&#10;Вміст, створений ШІ, може бути неправильним."/>
                     <pic:cNvPicPr/>
                   </pic:nvPicPr>
                   <pic:blipFill>
@@ -3513,6 +3755,291 @@
         <w:pStyle w:val="IMG"/>
       </w:pPr>
       <w:r>
+        <w:t>Рисунок 3.1 – Програма в роботі</w:t>
+      </w:r>
+    </w:p>
+    <w:p>
+      <w:pPr>
+        <w:pStyle w:val="P"/>
+      </w:pPr>
+    </w:p>
+    <w:p>
+      <w:pPr>
+        <w:pStyle w:val="P"/>
+        <w:rPr>
+          <w:i/>
+          <w:iCs/>
+        </w:rPr>
+      </w:pPr>
+      <w:r>
+        <w:rPr>
+          <w:i/>
+          <w:iCs/>
+        </w:rPr>
+        <w:t>Код програм</w:t>
+      </w:r>
+    </w:p>
+    <w:p>
+      <w:pPr>
+        <w:pStyle w:val="P"/>
+      </w:pPr>
+    </w:p>
+    <w:p>
+      <w:pPr>
+        <w:pStyle w:val="Code"/>
+      </w:pPr>
+      <w:r>
+        <w:t xml:space="preserve">void </w:t>
+      </w:r>
+      <w:proofErr w:type="gramStart"/>
+      <w:r>
+        <w:t>setup(</w:t>
+      </w:r>
+      <w:proofErr w:type="gramEnd"/>
+      <w:r>
+        <w:t>) {</w:t>
+      </w:r>
+    </w:p>
+    <w:p>
+      <w:pPr>
+        <w:pStyle w:val="Code"/>
+      </w:pPr>
+      <w:r>
+        <w:t xml:space="preserve">  </w:t>
+      </w:r>
+      <w:proofErr w:type="gramStart"/>
+      <w:r>
+        <w:t>size(</w:t>
+      </w:r>
+      <w:proofErr w:type="gramEnd"/>
+      <w:r>
+        <w:t>512, 512);</w:t>
+      </w:r>
+    </w:p>
+    <w:p>
+      <w:pPr>
+        <w:pStyle w:val="Code"/>
+      </w:pPr>
+      <w:r>
+        <w:t xml:space="preserve">  </w:t>
+      </w:r>
+      <w:proofErr w:type="gramStart"/>
+      <w:r>
+        <w:t>background(</w:t>
+      </w:r>
+      <w:proofErr w:type="gramEnd"/>
+      <w:r>
+        <w:t>255);</w:t>
+      </w:r>
+    </w:p>
+    <w:p>
+      <w:pPr>
+        <w:pStyle w:val="Code"/>
+      </w:pPr>
+      <w:r>
+        <w:t>}</w:t>
+      </w:r>
+    </w:p>
+    <w:p>
+      <w:pPr>
+        <w:pStyle w:val="Code"/>
+      </w:pPr>
+    </w:p>
+    <w:p>
+      <w:pPr>
+        <w:pStyle w:val="Code"/>
+      </w:pPr>
+      <w:r>
+        <w:t xml:space="preserve">void </w:t>
+      </w:r>
+      <w:proofErr w:type="gramStart"/>
+      <w:r>
+        <w:t>draw(</w:t>
+      </w:r>
+      <w:proofErr w:type="gramEnd"/>
+      <w:r>
+        <w:t>) {</w:t>
+      </w:r>
+    </w:p>
+    <w:p>
+      <w:pPr>
+        <w:pStyle w:val="Code"/>
+      </w:pPr>
+      <w:r>
+        <w:t xml:space="preserve">  </w:t>
+      </w:r>
+      <w:proofErr w:type="gramStart"/>
+      <w:r>
+        <w:t>stroke(</w:t>
+      </w:r>
+      <w:proofErr w:type="gramEnd"/>
+      <w:r>
+        <w:t>255, 202, 58);</w:t>
+      </w:r>
+    </w:p>
+    <w:p>
+      <w:pPr>
+        <w:pStyle w:val="Code"/>
+      </w:pPr>
+      <w:r>
+        <w:t xml:space="preserve">  </w:t>
+      </w:r>
+      <w:proofErr w:type="gramStart"/>
+      <w:r>
+        <w:t>strokeWeight(</w:t>
+      </w:r>
+      <w:proofErr w:type="gramEnd"/>
+      <w:r>
+        <w:t>7);</w:t>
+      </w:r>
+    </w:p>
+    <w:p>
+      <w:pPr>
+        <w:pStyle w:val="Code"/>
+      </w:pPr>
+    </w:p>
+    <w:p>
+      <w:pPr>
+        <w:pStyle w:val="Code"/>
+      </w:pPr>
+      <w:r>
+        <w:t xml:space="preserve">  line(</w:t>
+      </w:r>
+      <w:proofErr w:type="gramStart"/>
+      <w:r>
+        <w:t>pmouseX,pmouseY</w:t>
+      </w:r>
+      <w:proofErr w:type="gramEnd"/>
+      <w:r>
+        <w:t>,</w:t>
+      </w:r>
+      <w:proofErr w:type="gramStart"/>
+      <w:r>
+        <w:t>mouseX,mouseY</w:t>
+      </w:r>
+      <w:proofErr w:type="gramEnd"/>
+      <w:r>
+        <w:t>);</w:t>
+      </w:r>
+    </w:p>
+    <w:p>
+      <w:pPr>
+        <w:pStyle w:val="Code"/>
+        <w:rPr>
+          <w:lang w:val="uk-UA"/>
+        </w:rPr>
+      </w:pPr>
+      <w:r>
+        <w:t>}</w:t>
+      </w:r>
+    </w:p>
+    <w:p>
+      <w:pPr>
+        <w:pStyle w:val="P"/>
+      </w:pPr>
+    </w:p>
+    <w:p>
+      <w:pPr>
+        <w:pStyle w:val="H3"/>
+      </w:pPr>
+      <w:r>
+        <w:lastRenderedPageBreak/>
+        <w:t>4 Кутове коло</w:t>
+      </w:r>
+    </w:p>
+    <w:p>
+      <w:pPr>
+        <w:pStyle w:val="P"/>
+      </w:pPr>
+    </w:p>
+    <w:p>
+      <w:pPr>
+        <w:pStyle w:val="P"/>
+      </w:pPr>
+      <w:r>
+        <w:t>Розробити програму, яка відображає коло, яке циклічно переміщується з крайньої лівої сторони робочого вікна Processing до крайньої правої сторони і в зворотному напрямку.</w:t>
+      </w:r>
+    </w:p>
+    <w:p>
+      <w:pPr>
+        <w:pStyle w:val="P"/>
+        <w:rPr>
+          <w:lang w:val="en-US"/>
+        </w:rPr>
+      </w:pPr>
+    </w:p>
+    <w:p>
+      <w:pPr>
+        <w:pStyle w:val="P"/>
+        <w:rPr>
+          <w:lang w:val="en-US"/>
+        </w:rPr>
+      </w:pPr>
+      <w:r>
+        <w:t>При написанні було переплутано порівняння ширини з висотою, тому м’ячик зупинявся на нижньому краю.</w:t>
+      </w:r>
+      <w:r>
+        <w:rPr>
+          <w:lang w:val="en-US"/>
+        </w:rPr>
+        <w:t xml:space="preserve"> </w:t>
+      </w:r>
+      <w:r>
+        <w:t>Також два рази було порівнювано зі значеннями ширини і висоти екрану, а не з нулем, тому м’ячик теж застрявав на краю екрану.</w:t>
+      </w:r>
+    </w:p>
+    <w:p>
+      <w:pPr>
+        <w:pStyle w:val="P"/>
+      </w:pPr>
+    </w:p>
+    <w:p>
+      <w:pPr>
+        <w:pStyle w:val="IMG"/>
+      </w:pPr>
+      <w:r>
+        <w:drawing>
+          <wp:inline distT="0" distB="0" distL="0" distR="0" wp14:anchorId="38A6C5AC" wp14:editId="515A6499">
+            <wp:extent cx="4915586" cy="5325218"/>
+            <wp:effectExtent l="0" t="0" r="0" b="8890"/>
+            <wp:docPr id="458164122" name="Рисунок 1" descr="Зображення, що містить комп’ютер, знімок екрана, Операційна система, програмне забезпечення&#10;&#10;Вміст, створений ШІ, може бути неправильним."/>
+            <wp:cNvGraphicFramePr>
+              <a:graphicFrameLocks xmlns:a="http://schemas.openxmlformats.org/drawingml/2006/main" noChangeAspect="1"/>
+            </wp:cNvGraphicFramePr>
+            <a:graphic xmlns:a="http://schemas.openxmlformats.org/drawingml/2006/main">
+              <a:graphicData uri="http://schemas.openxmlformats.org/drawingml/2006/picture">
+                <pic:pic xmlns:pic="http://schemas.openxmlformats.org/drawingml/2006/picture">
+                  <pic:nvPicPr>
+                    <pic:cNvPr id="458164122" name="Рисунок 1" descr="Зображення, що містить комп’ютер, знімок екрана, Операційна система, програмне забезпечення&#10;&#10;Вміст, створений ШІ, може бути неправильним."/>
+                    <pic:cNvPicPr/>
+                  </pic:nvPicPr>
+                  <pic:blipFill>
+                    <a:blip r:embed="rId15"/>
+                    <a:stretch>
+                      <a:fillRect/>
+                    </a:stretch>
+                  </pic:blipFill>
+                  <pic:spPr>
+                    <a:xfrm>
+                      <a:off x="0" y="0"/>
+                      <a:ext cx="4915586" cy="5325218"/>
+                    </a:xfrm>
+                    <a:prstGeom prst="rect">
+                      <a:avLst/>
+                    </a:prstGeom>
+                  </pic:spPr>
+                </pic:pic>
+              </a:graphicData>
+            </a:graphic>
+          </wp:inline>
+        </w:drawing>
+      </w:r>
+    </w:p>
+    <w:p>
+      <w:pPr>
+        <w:pStyle w:val="IMG"/>
+      </w:pPr>
+      <w:r>
         <w:lastRenderedPageBreak/>
         <w:t xml:space="preserve">Рисунок </w:t>
       </w:r>
@@ -3996,7 +4523,7 @@
       <w:r>
         <w:t xml:space="preserve">Для ініціалізації потрібно через знак дорівнює вказати її значення, яке відповідає оголошеному типу. (Джерело: </w:t>
       </w:r>
-      <w:hyperlink r:id="rId15" w:history="1">
+      <w:hyperlink r:id="rId16" w:history="1">
         <w:r>
           <w:rPr>
             <w:rStyle w:val="a4"/>
@@ -4131,7 +4658,7 @@
       <w:r>
         <w:t xml:space="preserve">є «нескінченним» циклом, який триває весь час виконання програми. (Джерело: </w:t>
       </w:r>
-      <w:hyperlink r:id="rId16" w:history="1">
+      <w:hyperlink r:id="rId17" w:history="1">
         <w:r>
           <w:rPr>
             <w:rStyle w:val="a4"/>

--- a/32IV Inzhenerija vbudovanyh/K2/KNT-122_Onyshchenko_Variant-19_K2.docx
+++ b/32IV Inzhenerija vbudovanyh/K2/KNT-122_Onyshchenko_Variant-19_K2.docx
@@ -623,31 +623,15 @@
         <w:pStyle w:val="Code"/>
       </w:pPr>
       <w:r>
-        <w:t xml:space="preserve">void </w:t>
-      </w:r>
-      <w:proofErr w:type="gramStart"/>
-      <w:r>
-        <w:t>setup(</w:t>
-      </w:r>
-      <w:proofErr w:type="gramEnd"/>
-      <w:r>
-        <w:t>) {</w:t>
-      </w:r>
-    </w:p>
-    <w:p>
-      <w:pPr>
-        <w:pStyle w:val="Code"/>
-      </w:pPr>
-      <w:r>
-        <w:t xml:space="preserve">  </w:t>
-      </w:r>
-      <w:proofErr w:type="gramStart"/>
-      <w:r>
-        <w:t>size(</w:t>
-      </w:r>
-      <w:proofErr w:type="gramEnd"/>
-      <w:r>
-        <w:t>400, 400);</w:t>
+        <w:t>void setup() {</w:t>
+      </w:r>
+    </w:p>
+    <w:p>
+      <w:pPr>
+        <w:pStyle w:val="Code"/>
+      </w:pPr>
+      <w:r>
+        <w:t xml:space="preserve">  size(400, 400);</w:t>
       </w:r>
     </w:p>
     <w:p>
@@ -668,63 +652,31 @@
         <w:pStyle w:val="Code"/>
       </w:pPr>
       <w:r>
-        <w:t xml:space="preserve">void </w:t>
-      </w:r>
-      <w:proofErr w:type="gramStart"/>
-      <w:r>
-        <w:t>draw(</w:t>
-      </w:r>
-      <w:proofErr w:type="gramEnd"/>
-      <w:r>
-        <w:t>) {</w:t>
-      </w:r>
-    </w:p>
-    <w:p>
-      <w:pPr>
-        <w:pStyle w:val="Code"/>
-      </w:pPr>
-      <w:r>
-        <w:t xml:space="preserve">  </w:t>
-      </w:r>
-      <w:proofErr w:type="gramStart"/>
-      <w:r>
-        <w:t>background(</w:t>
-      </w:r>
-      <w:proofErr w:type="gramEnd"/>
-      <w:r>
-        <w:t>255);</w:t>
-      </w:r>
-    </w:p>
-    <w:p>
-      <w:pPr>
-        <w:pStyle w:val="Code"/>
-      </w:pPr>
-      <w:r>
-        <w:t xml:space="preserve">  </w:t>
-      </w:r>
-      <w:proofErr w:type="gramStart"/>
-      <w:r>
-        <w:t>fill(</w:t>
-      </w:r>
-      <w:proofErr w:type="gramEnd"/>
-      <w:r>
-        <w:t>120, 77, 32, 77);</w:t>
-      </w:r>
-    </w:p>
-    <w:p>
-      <w:pPr>
-        <w:pStyle w:val="Code"/>
-      </w:pPr>
-      <w:r>
-        <w:t xml:space="preserve">  </w:t>
-      </w:r>
-      <w:proofErr w:type="gramStart"/>
-      <w:r>
-        <w:t>noStroke(</w:t>
-      </w:r>
-      <w:proofErr w:type="gramEnd"/>
-      <w:r>
-        <w:t>);</w:t>
+        <w:t>void draw() {</w:t>
+      </w:r>
+    </w:p>
+    <w:p>
+      <w:pPr>
+        <w:pStyle w:val="Code"/>
+      </w:pPr>
+      <w:r>
+        <w:t xml:space="preserve">  background(255);</w:t>
+      </w:r>
+    </w:p>
+    <w:p>
+      <w:pPr>
+        <w:pStyle w:val="Code"/>
+      </w:pPr>
+      <w:r>
+        <w:t xml:space="preserve">  fill(120, 77, 32, 77);</w:t>
+      </w:r>
+    </w:p>
+    <w:p>
+      <w:pPr>
+        <w:pStyle w:val="Code"/>
+      </w:pPr>
+      <w:r>
+        <w:t xml:space="preserve">  noStroke();</w:t>
       </w:r>
     </w:p>
     <w:p>
@@ -745,68 +697,36 @@
         <w:pStyle w:val="Code"/>
       </w:pPr>
       <w:r>
-        <w:t xml:space="preserve">  </w:t>
-      </w:r>
-      <w:proofErr w:type="gramStart"/>
-      <w:r>
-        <w:t>ellipse(</w:t>
-      </w:r>
-      <w:proofErr w:type="gramEnd"/>
-      <w:r>
-        <w:t>200, 200, 70, 80);</w:t>
-      </w:r>
-    </w:p>
-    <w:p>
-      <w:pPr>
-        <w:pStyle w:val="Code"/>
-      </w:pPr>
-      <w:r>
-        <w:t xml:space="preserve">  </w:t>
-      </w:r>
-      <w:proofErr w:type="gramStart"/>
-      <w:r>
-        <w:t>rect(</w:t>
-      </w:r>
-      <w:proofErr w:type="gramEnd"/>
-      <w:r>
-        <w:t>177, 108, 40, 52);</w:t>
-      </w:r>
-    </w:p>
-    <w:p>
-      <w:pPr>
-        <w:pStyle w:val="Code"/>
-      </w:pPr>
-    </w:p>
-    <w:p>
-      <w:pPr>
-        <w:pStyle w:val="Code"/>
-      </w:pPr>
-      <w:r>
-        <w:t xml:space="preserve">  </w:t>
-      </w:r>
-      <w:proofErr w:type="gramStart"/>
-      <w:r>
-        <w:t>stroke(</w:t>
-      </w:r>
-      <w:proofErr w:type="gramEnd"/>
-      <w:r>
-        <w:t>120, 77, 32, 77);</w:t>
-      </w:r>
-    </w:p>
-    <w:p>
-      <w:pPr>
-        <w:pStyle w:val="Code"/>
-      </w:pPr>
-      <w:r>
-        <w:t xml:space="preserve">  </w:t>
-      </w:r>
-      <w:proofErr w:type="gramStart"/>
-      <w:r>
-        <w:t>strokeWeight(</w:t>
-      </w:r>
-      <w:proofErr w:type="gramEnd"/>
-      <w:r>
-        <w:t>3);</w:t>
+        <w:t xml:space="preserve">  ellipse(200, 200, 70, 80);</w:t>
+      </w:r>
+    </w:p>
+    <w:p>
+      <w:pPr>
+        <w:pStyle w:val="Code"/>
+      </w:pPr>
+      <w:r>
+        <w:t xml:space="preserve">  rect(177, 108, 40, 52);</w:t>
+      </w:r>
+    </w:p>
+    <w:p>
+      <w:pPr>
+        <w:pStyle w:val="Code"/>
+      </w:pPr>
+    </w:p>
+    <w:p>
+      <w:pPr>
+        <w:pStyle w:val="Code"/>
+      </w:pPr>
+      <w:r>
+        <w:t xml:space="preserve">  stroke(120, 77, 32, 77);</w:t>
+      </w:r>
+    </w:p>
+    <w:p>
+      <w:pPr>
+        <w:pStyle w:val="Code"/>
+      </w:pPr>
+      <w:r>
+        <w:t xml:space="preserve">  strokeWeight(3);</w:t>
       </w:r>
     </w:p>
     <w:p>
@@ -827,63 +747,31 @@
         <w:pStyle w:val="Code"/>
       </w:pPr>
       <w:r>
-        <w:t xml:space="preserve">  </w:t>
-      </w:r>
-      <w:proofErr w:type="gramStart"/>
-      <w:r>
-        <w:t>line(</w:t>
-      </w:r>
-      <w:proofErr w:type="gramEnd"/>
-      <w:r>
-        <w:t>171, 177, 132, 132);</w:t>
-      </w:r>
-    </w:p>
-    <w:p>
-      <w:pPr>
-        <w:pStyle w:val="Code"/>
-      </w:pPr>
-      <w:r>
-        <w:t xml:space="preserve">  </w:t>
-      </w:r>
-      <w:proofErr w:type="gramStart"/>
-      <w:r>
-        <w:t>line(</w:t>
-      </w:r>
-      <w:proofErr w:type="gramEnd"/>
-      <w:r>
-        <w:t>231, 183, 132, 132);</w:t>
-      </w:r>
-    </w:p>
-    <w:p>
-      <w:pPr>
-        <w:pStyle w:val="Code"/>
-      </w:pPr>
-      <w:r>
-        <w:t xml:space="preserve">  </w:t>
-      </w:r>
-      <w:proofErr w:type="gramStart"/>
-      <w:r>
-        <w:t>line(</w:t>
-      </w:r>
-      <w:proofErr w:type="gramEnd"/>
-      <w:r>
-        <w:t>189, 237, 180, 292);</w:t>
-      </w:r>
-    </w:p>
-    <w:p>
-      <w:pPr>
-        <w:pStyle w:val="Code"/>
-      </w:pPr>
-      <w:r>
-        <w:t xml:space="preserve">  </w:t>
-      </w:r>
-      <w:proofErr w:type="gramStart"/>
-      <w:r>
-        <w:t>line(</w:t>
-      </w:r>
-      <w:proofErr w:type="gramEnd"/>
-      <w:r>
-        <w:t>210, 237, 230, 292);</w:t>
+        <w:t xml:space="preserve">  line(171, 177, 132, 132);</w:t>
+      </w:r>
+    </w:p>
+    <w:p>
+      <w:pPr>
+        <w:pStyle w:val="Code"/>
+      </w:pPr>
+      <w:r>
+        <w:t xml:space="preserve">  line(231, 183, 132, 132);</w:t>
+      </w:r>
+    </w:p>
+    <w:p>
+      <w:pPr>
+        <w:pStyle w:val="Code"/>
+      </w:pPr>
+      <w:r>
+        <w:t xml:space="preserve">  line(189, 237, 180, 292);</w:t>
+      </w:r>
+    </w:p>
+    <w:p>
+      <w:pPr>
+        <w:pStyle w:val="Code"/>
+      </w:pPr>
+      <w:r>
+        <w:t xml:space="preserve">  line(210, 237, 230, 292);</w:t>
       </w:r>
     </w:p>
     <w:p>
@@ -904,84 +792,44 @@
         <w:pStyle w:val="Code"/>
       </w:pPr>
       <w:r>
-        <w:t xml:space="preserve">  </w:t>
-      </w:r>
-      <w:proofErr w:type="gramStart"/>
-      <w:r>
-        <w:t>stroke(</w:t>
-      </w:r>
-      <w:proofErr w:type="gramEnd"/>
-      <w:r>
-        <w:t>253, 200, 63);</w:t>
-      </w:r>
-    </w:p>
-    <w:p>
-      <w:pPr>
-        <w:pStyle w:val="Code"/>
-      </w:pPr>
-      <w:r>
-        <w:t xml:space="preserve">  </w:t>
-      </w:r>
-      <w:proofErr w:type="gramStart"/>
-      <w:r>
-        <w:t>line(</w:t>
-      </w:r>
-      <w:proofErr w:type="gramEnd"/>
-      <w:r>
-        <w:t>120, 112, 120, 147);</w:t>
-      </w:r>
-    </w:p>
-    <w:p>
-      <w:pPr>
-        <w:pStyle w:val="Code"/>
-      </w:pPr>
-      <w:r>
-        <w:t xml:space="preserve">  </w:t>
-      </w:r>
-      <w:proofErr w:type="gramStart"/>
-      <w:r>
-        <w:t>line(</w:t>
-      </w:r>
-      <w:proofErr w:type="gramEnd"/>
-      <w:r>
-        <w:t>110, 123, 130, 123);</w:t>
-      </w:r>
-    </w:p>
-    <w:p>
-      <w:pPr>
-        <w:pStyle w:val="Code"/>
-      </w:pPr>
-    </w:p>
-    <w:p>
-      <w:pPr>
-        <w:pStyle w:val="Code"/>
-      </w:pPr>
-      <w:r>
-        <w:t xml:space="preserve">  </w:t>
-      </w:r>
-      <w:proofErr w:type="gramStart"/>
-      <w:r>
-        <w:t>stroke(</w:t>
-      </w:r>
-      <w:proofErr w:type="gramEnd"/>
-      <w:r>
-        <w:t>120, 77, 32, 77);</w:t>
-      </w:r>
-    </w:p>
-    <w:p>
-      <w:pPr>
-        <w:pStyle w:val="Code"/>
-      </w:pPr>
-      <w:r>
-        <w:t xml:space="preserve">  </w:t>
-      </w:r>
-      <w:proofErr w:type="gramStart"/>
-      <w:r>
-        <w:t>fill(</w:t>
-      </w:r>
-      <w:proofErr w:type="gramEnd"/>
-      <w:r>
-        <w:t>255);</w:t>
+        <w:t xml:space="preserve">  stroke(253, 200, 63);</w:t>
+      </w:r>
+    </w:p>
+    <w:p>
+      <w:pPr>
+        <w:pStyle w:val="Code"/>
+      </w:pPr>
+      <w:r>
+        <w:t xml:space="preserve">  line(120, 112, 120, 147);</w:t>
+      </w:r>
+    </w:p>
+    <w:p>
+      <w:pPr>
+        <w:pStyle w:val="Code"/>
+      </w:pPr>
+      <w:r>
+        <w:t xml:space="preserve">  line(110, 123, 130, 123);</w:t>
+      </w:r>
+    </w:p>
+    <w:p>
+      <w:pPr>
+        <w:pStyle w:val="Code"/>
+      </w:pPr>
+    </w:p>
+    <w:p>
+      <w:pPr>
+        <w:pStyle w:val="Code"/>
+      </w:pPr>
+      <w:r>
+        <w:t xml:space="preserve">  stroke(120, 77, 32, 77);</w:t>
+      </w:r>
+    </w:p>
+    <w:p>
+      <w:pPr>
+        <w:pStyle w:val="Code"/>
+      </w:pPr>
+      <w:r>
+        <w:t xml:space="preserve">  fill(255);</w:t>
       </w:r>
     </w:p>
     <w:p>
@@ -1002,121 +850,65 @@
         <w:pStyle w:val="Code"/>
       </w:pPr>
       <w:r>
-        <w:t xml:space="preserve">  </w:t>
-      </w:r>
-      <w:proofErr w:type="gramStart"/>
-      <w:r>
-        <w:t>ellipse(</w:t>
-      </w:r>
-      <w:proofErr w:type="gramEnd"/>
-      <w:r>
-        <w:t>187, 127, 12, 12);</w:t>
-      </w:r>
-    </w:p>
-    <w:p>
-      <w:pPr>
-        <w:pStyle w:val="Code"/>
-      </w:pPr>
-      <w:r>
-        <w:t xml:space="preserve">  </w:t>
-      </w:r>
-      <w:proofErr w:type="gramStart"/>
-      <w:r>
-        <w:t>ellipse(</w:t>
-      </w:r>
-      <w:proofErr w:type="gramEnd"/>
-      <w:r>
-        <w:t>207, 129, 12, 12);</w:t>
-      </w:r>
-    </w:p>
-    <w:p>
-      <w:pPr>
-        <w:pStyle w:val="Code"/>
-      </w:pPr>
-      <w:r>
-        <w:t xml:space="preserve">  </w:t>
-      </w:r>
-      <w:proofErr w:type="gramStart"/>
-      <w:r>
-        <w:t>arc(</w:t>
-      </w:r>
-      <w:proofErr w:type="gramEnd"/>
-      <w:r>
-        <w:t>197, 147, 27, 12, 0, PI);</w:t>
-      </w:r>
-    </w:p>
-    <w:p>
-      <w:pPr>
-        <w:pStyle w:val="Code"/>
-      </w:pPr>
-    </w:p>
-    <w:p>
-      <w:pPr>
-        <w:pStyle w:val="Code"/>
-      </w:pPr>
-      <w:r>
-        <w:t xml:space="preserve">  </w:t>
-      </w:r>
-      <w:proofErr w:type="gramStart"/>
-      <w:r>
-        <w:t>fill(</w:t>
-      </w:r>
-      <w:proofErr w:type="gramEnd"/>
-      <w:r>
-        <w:t>0, 0, 0, 73);</w:t>
-      </w:r>
-    </w:p>
-    <w:p>
-      <w:pPr>
-        <w:pStyle w:val="Code"/>
-      </w:pPr>
-      <w:r>
-        <w:t xml:space="preserve">  </w:t>
-      </w:r>
-      <w:proofErr w:type="gramStart"/>
-      <w:r>
-        <w:t>noStroke(</w:t>
-      </w:r>
-      <w:proofErr w:type="gramEnd"/>
-      <w:r>
-        <w:t>);</w:t>
-      </w:r>
-    </w:p>
-    <w:p>
-      <w:pPr>
-        <w:pStyle w:val="Code"/>
-      </w:pPr>
-    </w:p>
-    <w:p>
-      <w:pPr>
-        <w:pStyle w:val="Code"/>
-      </w:pPr>
-      <w:r>
-        <w:t xml:space="preserve">  </w:t>
-      </w:r>
-      <w:proofErr w:type="gramStart"/>
-      <w:r>
-        <w:t>ellipse(</w:t>
-      </w:r>
-      <w:proofErr w:type="gramEnd"/>
-      <w:r>
-        <w:t>187, 127, 5, 5);</w:t>
-      </w:r>
-    </w:p>
-    <w:p>
-      <w:pPr>
-        <w:pStyle w:val="Code"/>
-      </w:pPr>
-      <w:r>
-        <w:t xml:space="preserve">  </w:t>
-      </w:r>
-      <w:proofErr w:type="gramStart"/>
-      <w:r>
-        <w:t>ellipse(</w:t>
-      </w:r>
-      <w:proofErr w:type="gramEnd"/>
-      <w:r>
-        <w:t>207, 129, 5, 5);</w:t>
+        <w:t xml:space="preserve">  ellipse(187, 127, 12, 12);</w:t>
+      </w:r>
+    </w:p>
+    <w:p>
+      <w:pPr>
+        <w:pStyle w:val="Code"/>
+      </w:pPr>
+      <w:r>
+        <w:t xml:space="preserve">  ellipse(207, 129, 12, 12);</w:t>
+      </w:r>
+    </w:p>
+    <w:p>
+      <w:pPr>
+        <w:pStyle w:val="Code"/>
+      </w:pPr>
+      <w:r>
+        <w:t xml:space="preserve">  arc(197, 147, 27, 12, 0, PI);</w:t>
+      </w:r>
+    </w:p>
+    <w:p>
+      <w:pPr>
+        <w:pStyle w:val="Code"/>
+      </w:pPr>
+    </w:p>
+    <w:p>
+      <w:pPr>
+        <w:pStyle w:val="Code"/>
+      </w:pPr>
+      <w:r>
+        <w:t xml:space="preserve">  fill(0, 0, 0, 73);</w:t>
+      </w:r>
+    </w:p>
+    <w:p>
+      <w:pPr>
+        <w:pStyle w:val="Code"/>
+      </w:pPr>
+      <w:r>
+        <w:t xml:space="preserve">  noStroke();</w:t>
+      </w:r>
+    </w:p>
+    <w:p>
+      <w:pPr>
+        <w:pStyle w:val="Code"/>
+      </w:pPr>
+    </w:p>
+    <w:p>
+      <w:pPr>
+        <w:pStyle w:val="Code"/>
+      </w:pPr>
+      <w:r>
+        <w:t xml:space="preserve">  ellipse(187, 127, 5, 5);</w:t>
+      </w:r>
+    </w:p>
+    <w:p>
+      <w:pPr>
+        <w:pStyle w:val="Code"/>
+      </w:pPr>
+      <w:r>
+        <w:t xml:space="preserve">  ellipse(207, 129, 5, 5);</w:t>
       </w:r>
     </w:p>
     <w:p>
@@ -1156,31 +948,15 @@
         <w:pStyle w:val="Code"/>
       </w:pPr>
       <w:r>
-        <w:t xml:space="preserve">void </w:t>
-      </w:r>
-      <w:proofErr w:type="gramStart"/>
-      <w:r>
-        <w:t>setup(</w:t>
-      </w:r>
-      <w:proofErr w:type="gramEnd"/>
-      <w:r>
-        <w:t>) {</w:t>
-      </w:r>
-    </w:p>
-    <w:p>
-      <w:pPr>
-        <w:pStyle w:val="Code"/>
-      </w:pPr>
-      <w:r>
-        <w:t xml:space="preserve">  </w:t>
-      </w:r>
-      <w:proofErr w:type="gramStart"/>
-      <w:r>
-        <w:t>size(</w:t>
-      </w:r>
-      <w:proofErr w:type="gramEnd"/>
-      <w:r>
-        <w:t>412, 412);</w:t>
+        <w:t>void setup() {</w:t>
+      </w:r>
+    </w:p>
+    <w:p>
+      <w:pPr>
+        <w:pStyle w:val="Code"/>
+      </w:pPr>
+      <w:r>
+        <w:t xml:space="preserve">  size(412, 412);</w:t>
       </w:r>
     </w:p>
     <w:p>
@@ -1201,31 +977,15 @@
         <w:pStyle w:val="Code"/>
       </w:pPr>
       <w:r>
-        <w:t xml:space="preserve">void </w:t>
-      </w:r>
-      <w:proofErr w:type="gramStart"/>
-      <w:r>
-        <w:t>draw(</w:t>
-      </w:r>
-      <w:proofErr w:type="gramEnd"/>
-      <w:r>
-        <w:t>) {</w:t>
-      </w:r>
-    </w:p>
-    <w:p>
-      <w:pPr>
-        <w:pStyle w:val="Code"/>
-      </w:pPr>
-      <w:r>
-        <w:t xml:space="preserve">  </w:t>
-      </w:r>
-      <w:proofErr w:type="gramStart"/>
-      <w:r>
-        <w:t>background(</w:t>
-      </w:r>
-      <w:proofErr w:type="gramEnd"/>
-      <w:r>
-        <w:t>255);</w:t>
+        <w:t>void draw() {</w:t>
+      </w:r>
+    </w:p>
+    <w:p>
+      <w:pPr>
+        <w:pStyle w:val="Code"/>
+      </w:pPr>
+      <w:r>
+        <w:t xml:space="preserve">  background(255);</w:t>
       </w:r>
     </w:p>
     <w:p>
@@ -1246,15 +1006,7 @@
         <w:pStyle w:val="Code"/>
       </w:pPr>
       <w:r>
-        <w:t xml:space="preserve">  </w:t>
-      </w:r>
-      <w:proofErr w:type="gramStart"/>
-      <w:r>
-        <w:t>fill(</w:t>
-      </w:r>
-      <w:proofErr w:type="gramEnd"/>
-      <w:r>
-        <w:t>255, 89, 94, opacity);</w:t>
+        <w:t xml:space="preserve">  fill(255, 89, 94, opacity);</w:t>
       </w:r>
     </w:p>
     <w:p>
@@ -1278,31 +1030,15 @@
         <w:pStyle w:val="Code"/>
       </w:pPr>
       <w:r>
-        <w:t xml:space="preserve">  </w:t>
-      </w:r>
-      <w:proofErr w:type="gramStart"/>
-      <w:r>
-        <w:t>stroke(</w:t>
-      </w:r>
-      <w:proofErr w:type="gramEnd"/>
-      <w:r>
-        <w:t>255, 89, 94, 37);</w:t>
-      </w:r>
-    </w:p>
-    <w:p>
-      <w:pPr>
-        <w:pStyle w:val="Code"/>
-      </w:pPr>
-      <w:r>
-        <w:t xml:space="preserve">  </w:t>
-      </w:r>
-      <w:proofErr w:type="gramStart"/>
-      <w:r>
-        <w:t>ellipse(</w:t>
-      </w:r>
-      <w:proofErr w:type="gramEnd"/>
-      <w:r>
-        <w:t>100, 100, 70, 70);</w:t>
+        <w:t xml:space="preserve">  stroke(255, 89, 94, 37);</w:t>
+      </w:r>
+    </w:p>
+    <w:p>
+      <w:pPr>
+        <w:pStyle w:val="Code"/>
+      </w:pPr>
+      <w:r>
+        <w:t xml:space="preserve">  ellipse(100, 100, 70, 70);</w:t>
       </w:r>
     </w:p>
     <w:p>
@@ -1323,15 +1059,7 @@
         <w:pStyle w:val="Code"/>
       </w:pPr>
       <w:r>
-        <w:t xml:space="preserve">  </w:t>
-      </w:r>
-      <w:proofErr w:type="gramStart"/>
-      <w:r>
-        <w:t>fill(</w:t>
-      </w:r>
-      <w:proofErr w:type="gramEnd"/>
-      <w:r>
-        <w:t>138, 201, 38, opacity);</w:t>
+        <w:t xml:space="preserve">  fill(138, 201, 38, opacity);</w:t>
       </w:r>
     </w:p>
     <w:p>
@@ -1355,31 +1083,15 @@
         <w:pStyle w:val="Code"/>
       </w:pPr>
       <w:r>
-        <w:t xml:space="preserve">  </w:t>
-      </w:r>
-      <w:proofErr w:type="gramStart"/>
-      <w:r>
-        <w:t>stroke(</w:t>
-      </w:r>
-      <w:proofErr w:type="gramEnd"/>
-      <w:r>
-        <w:t>138, 201, 38, 37);</w:t>
-      </w:r>
-    </w:p>
-    <w:p>
-      <w:pPr>
-        <w:pStyle w:val="Code"/>
-      </w:pPr>
-      <w:r>
-        <w:t xml:space="preserve">  </w:t>
-      </w:r>
-      <w:proofErr w:type="gramStart"/>
-      <w:r>
-        <w:t>ellipse(</w:t>
-      </w:r>
-      <w:proofErr w:type="gramEnd"/>
-      <w:r>
-        <w:t>200, 200, 70, 70);</w:t>
+        <w:t xml:space="preserve">  stroke(138, 201, 38, 37);</w:t>
+      </w:r>
+    </w:p>
+    <w:p>
+      <w:pPr>
+        <w:pStyle w:val="Code"/>
+      </w:pPr>
+      <w:r>
+        <w:t xml:space="preserve">  ellipse(200, 200, 70, 70);</w:t>
       </w:r>
     </w:p>
     <w:p>
@@ -1400,15 +1112,7 @@
         <w:pStyle w:val="Code"/>
       </w:pPr>
       <w:r>
-        <w:t xml:space="preserve">  </w:t>
-      </w:r>
-      <w:proofErr w:type="gramStart"/>
-      <w:r>
-        <w:t>fill(</w:t>
-      </w:r>
-      <w:proofErr w:type="gramEnd"/>
-      <w:r>
-        <w:t>25, 130, 196, opacity);</w:t>
+        <w:t xml:space="preserve">  fill(25, 130, 196, opacity);</w:t>
       </w:r>
     </w:p>
     <w:p>
@@ -1432,15 +1136,7 @@
         <w:pStyle w:val="Code"/>
       </w:pPr>
       <w:r>
-        <w:t xml:space="preserve">  </w:t>
-      </w:r>
-      <w:proofErr w:type="gramStart"/>
-      <w:r>
-        <w:t>stroke(</w:t>
-      </w:r>
-      <w:proofErr w:type="gramEnd"/>
-      <w:r>
-        <w:t>25, 130, 196, 37);</w:t>
+        <w:t xml:space="preserve">  stroke(25, 130, 196, 37);</w:t>
       </w:r>
     </w:p>
     <w:p>
@@ -1449,15 +1145,7 @@
       </w:pPr>
       <w:r>
         <w:lastRenderedPageBreak/>
-        <w:t xml:space="preserve">  </w:t>
-      </w:r>
-      <w:proofErr w:type="gramStart"/>
-      <w:r>
-        <w:t>ellipse(</w:t>
-      </w:r>
-      <w:proofErr w:type="gramEnd"/>
-      <w:r>
-        <w:t>300, 300, 70, 70);</w:t>
+        <w:t xml:space="preserve">  ellipse(300, 300, 70, 70);</w:t>
       </w:r>
     </w:p>
     <w:p>
@@ -1912,88 +1600,58 @@
       <w:pPr>
         <w:pStyle w:val="Code"/>
       </w:pPr>
-      <w:proofErr w:type="gramStart"/>
-      <w:r>
-        <w:t>fill(</w:t>
-      </w:r>
-      <w:proofErr w:type="gramEnd"/>
-      <w:r>
-        <w:t>255, 0, 0, 90);</w:t>
-      </w:r>
-    </w:p>
-    <w:p>
-      <w:pPr>
-        <w:pStyle w:val="Code"/>
-      </w:pPr>
-      <w:proofErr w:type="gramStart"/>
-      <w:r>
-        <w:t>ellipse(</w:t>
-      </w:r>
-      <w:proofErr w:type="gramEnd"/>
-      <w:r>
-        <w:t>100, 100, 150, 75);</w:t>
-      </w:r>
-    </w:p>
-    <w:p>
-      <w:pPr>
-        <w:pStyle w:val="Code"/>
-      </w:pPr>
-    </w:p>
-    <w:p>
-      <w:pPr>
-        <w:pStyle w:val="Code"/>
-      </w:pPr>
-      <w:proofErr w:type="gramStart"/>
-      <w:r>
-        <w:t>fill(</w:t>
-      </w:r>
-      <w:proofErr w:type="gramEnd"/>
-      <w:r>
-        <w:t>0, 0, 0, 100);</w:t>
-      </w:r>
-    </w:p>
-    <w:p>
-      <w:pPr>
-        <w:pStyle w:val="Code"/>
-      </w:pPr>
-      <w:proofErr w:type="gramStart"/>
-      <w:r>
-        <w:t>ellipse(</w:t>
-      </w:r>
-      <w:proofErr w:type="gramEnd"/>
-      <w:r>
-        <w:t>50, 50, 120, 60);</w:t>
-      </w:r>
-    </w:p>
-    <w:p>
-      <w:pPr>
-        <w:pStyle w:val="Code"/>
-      </w:pPr>
-    </w:p>
-    <w:p>
-      <w:pPr>
-        <w:pStyle w:val="Code"/>
-      </w:pPr>
-      <w:proofErr w:type="gramStart"/>
-      <w:r>
-        <w:t>fill(</w:t>
-      </w:r>
-      <w:proofErr w:type="gramEnd"/>
-      <w:r>
-        <w:t>0, 100, 0, 200);</w:t>
-      </w:r>
-    </w:p>
-    <w:p>
-      <w:pPr>
-        <w:pStyle w:val="Code"/>
-      </w:pPr>
-      <w:proofErr w:type="gramStart"/>
-      <w:r>
-        <w:t>ellipse(</w:t>
-      </w:r>
-      <w:proofErr w:type="gramEnd"/>
-      <w:r>
-        <w:t>50, 80, 60, 60);</w:t>
+      <w:r>
+        <w:t>fill(255, 0, 0, 90);</w:t>
+      </w:r>
+    </w:p>
+    <w:p>
+      <w:pPr>
+        <w:pStyle w:val="Code"/>
+      </w:pPr>
+      <w:r>
+        <w:t>ellipse(100, 100, 150, 75);</w:t>
+      </w:r>
+    </w:p>
+    <w:p>
+      <w:pPr>
+        <w:pStyle w:val="Code"/>
+      </w:pPr>
+    </w:p>
+    <w:p>
+      <w:pPr>
+        <w:pStyle w:val="Code"/>
+      </w:pPr>
+      <w:r>
+        <w:t>fill(0, 0, 0, 100);</w:t>
+      </w:r>
+    </w:p>
+    <w:p>
+      <w:pPr>
+        <w:pStyle w:val="Code"/>
+      </w:pPr>
+      <w:r>
+        <w:t>ellipse(50, 50, 120, 60);</w:t>
+      </w:r>
+    </w:p>
+    <w:p>
+      <w:pPr>
+        <w:pStyle w:val="Code"/>
+      </w:pPr>
+    </w:p>
+    <w:p>
+      <w:pPr>
+        <w:pStyle w:val="Code"/>
+      </w:pPr>
+      <w:r>
+        <w:t>fill(0, 100, 0, 200);</w:t>
+      </w:r>
+    </w:p>
+    <w:p>
+      <w:pPr>
+        <w:pStyle w:val="Code"/>
+      </w:pPr>
+      <w:r>
+        <w:t>ellipse(50, 80, 60, 60);</w:t>
       </w:r>
     </w:p>
     <w:p>
@@ -2066,13 +1724,8 @@
       <w:pPr>
         <w:pStyle w:val="Code"/>
       </w:pPr>
-      <w:proofErr w:type="gramStart"/>
-      <w:r>
-        <w:t>line(</w:t>
-      </w:r>
-      <w:proofErr w:type="gramEnd"/>
-      <w:r>
-        <w:t>0, 50, 50, 50);</w:t>
+      <w:r>
+        <w:t>line(0, 50, 50, 50);</w:t>
       </w:r>
     </w:p>
     <w:p>
@@ -2550,15 +2203,7 @@
         <w:pStyle w:val="Code"/>
       </w:pPr>
       <w:r>
-        <w:t xml:space="preserve">static void </w:t>
-      </w:r>
-      <w:proofErr w:type="gramStart"/>
-      <w:r>
-        <w:t>functionCalled(</w:t>
-      </w:r>
-      <w:proofErr w:type="gramEnd"/>
-      <w:r>
-        <w:t>) {</w:t>
+        <w:t>static void functionCalled() {</w:t>
       </w:r>
     </w:p>
     <w:p>
@@ -2632,15 +2277,7 @@
         <w:pStyle w:val="Code"/>
       </w:pPr>
       <w:r>
-        <w:t xml:space="preserve">static void </w:t>
-      </w:r>
-      <w:proofErr w:type="gramStart"/>
-      <w:r>
-        <w:t>showVariable(</w:t>
-      </w:r>
-      <w:proofErr w:type="gramEnd"/>
-      <w:r>
-        <w:t>) {</w:t>
+        <w:t>static void showVariable() {</w:t>
       </w:r>
     </w:p>
     <w:p>
@@ -2723,20 +2360,34 @@
       <w:pPr>
         <w:pStyle w:val="P"/>
         <w:rPr>
-          <w:lang w:val="en-US"/>
-        </w:rPr>
-      </w:pPr>
-      <w:r>
+          <w:i/>
+          <w:iCs/>
+          <w:lang w:val="en-US"/>
+        </w:rPr>
+      </w:pPr>
+      <w:r>
+        <w:rPr>
+          <w:i/>
+          <w:iCs/>
+        </w:rPr>
         <w:t>Розробити програму, яка відображає коло, яке переміщується з лівої сторони робочого вікна Processing до правої, і коли досягає крайнього правого положення знову починає рухатись зліва на право.</w:t>
       </w:r>
     </w:p>
     <w:p>
       <w:pPr>
         <w:pStyle w:val="P"/>
-        <w:rPr>
-          <w:lang w:val="en-US"/>
-        </w:rPr>
-      </w:pPr>
+      </w:pPr>
+      <w:hyperlink r:id="rId12" w:history="1">
+        <w:r>
+          <w:rPr>
+            <w:rStyle w:val="a4"/>
+          </w:rPr>
+          <w:t>Відео</w:t>
+        </w:r>
+      </w:hyperlink>
+      <w:r>
+        <w:t>.</w:t>
+      </w:r>
     </w:p>
     <w:p>
       <w:pPr>
@@ -2775,7 +2426,7 @@
                     <pic:cNvPicPr/>
                   </pic:nvPicPr>
                   <pic:blipFill>
-                    <a:blip r:embed="rId12"/>
+                    <a:blip r:embed="rId13"/>
                     <a:stretch>
                       <a:fillRect/>
                     </a:stretch>
@@ -2865,31 +2516,15 @@
         <w:pStyle w:val="Code"/>
       </w:pPr>
       <w:r>
-        <w:t xml:space="preserve">void </w:t>
-      </w:r>
-      <w:proofErr w:type="gramStart"/>
-      <w:r>
-        <w:t>setup(</w:t>
-      </w:r>
-      <w:proofErr w:type="gramEnd"/>
-      <w:r>
-        <w:t>) {</w:t>
-      </w:r>
-    </w:p>
-    <w:p>
-      <w:pPr>
-        <w:pStyle w:val="Code"/>
-      </w:pPr>
-      <w:r>
-        <w:t xml:space="preserve">  </w:t>
-      </w:r>
-      <w:proofErr w:type="gramStart"/>
-      <w:r>
-        <w:t>size(</w:t>
-      </w:r>
-      <w:proofErr w:type="gramEnd"/>
-      <w:r>
-        <w:t>512, 512);</w:t>
+        <w:t>void setup() {</w:t>
+      </w:r>
+    </w:p>
+    <w:p>
+      <w:pPr>
+        <w:pStyle w:val="Code"/>
+      </w:pPr>
+      <w:r>
+        <w:t xml:space="preserve">  size(512, 512);</w:t>
       </w:r>
     </w:p>
     <w:p>
@@ -2910,84 +2545,44 @@
         <w:pStyle w:val="Code"/>
       </w:pPr>
       <w:r>
-        <w:t xml:space="preserve">void </w:t>
-      </w:r>
-      <w:proofErr w:type="gramStart"/>
-      <w:r>
-        <w:t>draw(</w:t>
-      </w:r>
-      <w:proofErr w:type="gramEnd"/>
-      <w:r>
-        <w:t>) {</w:t>
-      </w:r>
-    </w:p>
-    <w:p>
-      <w:pPr>
-        <w:pStyle w:val="Code"/>
-      </w:pPr>
-      <w:r>
-        <w:t xml:space="preserve">  </w:t>
-      </w:r>
-      <w:proofErr w:type="gramStart"/>
-      <w:r>
-        <w:t>background(</w:t>
-      </w:r>
-      <w:proofErr w:type="gramEnd"/>
-      <w:r>
-        <w:t>255);</w:t>
-      </w:r>
-    </w:p>
-    <w:p>
-      <w:pPr>
-        <w:pStyle w:val="Code"/>
-      </w:pPr>
-      <w:r>
-        <w:t xml:space="preserve">  </w:t>
-      </w:r>
-      <w:proofErr w:type="gramStart"/>
-      <w:r>
-        <w:t>noStroke(</w:t>
-      </w:r>
-      <w:proofErr w:type="gramEnd"/>
-      <w:r>
-        <w:t>);</w:t>
-      </w:r>
-    </w:p>
-    <w:p>
-      <w:pPr>
-        <w:pStyle w:val="Code"/>
-      </w:pPr>
-      <w:r>
-        <w:t xml:space="preserve">  </w:t>
-      </w:r>
-      <w:proofErr w:type="gramStart"/>
-      <w:r>
-        <w:t>fill(</w:t>
-      </w:r>
-      <w:proofErr w:type="gramEnd"/>
-      <w:r>
-        <w:t>137, 203, 37);</w:t>
-      </w:r>
-    </w:p>
-    <w:p>
-      <w:pPr>
-        <w:pStyle w:val="Code"/>
-      </w:pPr>
-    </w:p>
-    <w:p>
-      <w:pPr>
-        <w:pStyle w:val="Code"/>
-      </w:pPr>
-      <w:r>
-        <w:t xml:space="preserve">  </w:t>
-      </w:r>
-      <w:proofErr w:type="gramStart"/>
-      <w:r>
-        <w:t>ellipse(</w:t>
-      </w:r>
-      <w:proofErr w:type="gramEnd"/>
-      <w:r>
-        <w:t>circleHorizontal, height/2, 33, 33);</w:t>
+        <w:t>void draw() {</w:t>
+      </w:r>
+    </w:p>
+    <w:p>
+      <w:pPr>
+        <w:pStyle w:val="Code"/>
+      </w:pPr>
+      <w:r>
+        <w:t xml:space="preserve">  background(255);</w:t>
+      </w:r>
+    </w:p>
+    <w:p>
+      <w:pPr>
+        <w:pStyle w:val="Code"/>
+      </w:pPr>
+      <w:r>
+        <w:t xml:space="preserve">  noStroke();</w:t>
+      </w:r>
+    </w:p>
+    <w:p>
+      <w:pPr>
+        <w:pStyle w:val="Code"/>
+      </w:pPr>
+      <w:r>
+        <w:t xml:space="preserve">  fill(137, 203, 37);</w:t>
+      </w:r>
+    </w:p>
+    <w:p>
+      <w:pPr>
+        <w:pStyle w:val="Code"/>
+      </w:pPr>
+    </w:p>
+    <w:p>
+      <w:pPr>
+        <w:pStyle w:val="Code"/>
+      </w:pPr>
+      <w:r>
+        <w:t xml:space="preserve">  ellipse(circleHorizontal, height/2, 33, 33);</w:t>
       </w:r>
     </w:p>
     <w:p>
@@ -3035,15 +2630,7 @@
         <w:pStyle w:val="Code"/>
       </w:pPr>
       <w:r>
-        <w:t xml:space="preserve">  } else if </w:t>
-      </w:r>
-      <w:proofErr w:type="gramStart"/>
-      <w:r>
-        <w:t>(!goingRight</w:t>
-      </w:r>
-      <w:proofErr w:type="gramEnd"/>
-      <w:r>
-        <w:t xml:space="preserve"> &amp;&amp; circleHorizontal&gt;0) {</w:t>
+        <w:t xml:space="preserve">  } else if (!goingRight &amp;&amp; circleHorizontal&gt;0) {</w:t>
       </w:r>
     </w:p>
     <w:p>
@@ -3059,15 +2646,7 @@
         <w:pStyle w:val="Code"/>
       </w:pPr>
       <w:r>
-        <w:t xml:space="preserve">  } else if </w:t>
-      </w:r>
-      <w:proofErr w:type="gramStart"/>
-      <w:r>
-        <w:t>(!goingRight</w:t>
-      </w:r>
-      <w:proofErr w:type="gramEnd"/>
-      <w:r>
-        <w:t xml:space="preserve"> &amp;&amp; circleHorizontal&lt;=0) {</w:t>
+        <w:t xml:space="preserve">  } else if (!goingRight &amp;&amp; circleHorizontal&lt;=0) {</w:t>
       </w:r>
     </w:p>
     <w:p>
@@ -3127,20 +2706,34 @@
       <w:pPr>
         <w:pStyle w:val="P"/>
         <w:rPr>
-          <w:lang w:val="en-US"/>
-        </w:rPr>
-      </w:pPr>
-      <w:r>
+          <w:i/>
+          <w:iCs/>
+          <w:lang w:val="en-US"/>
+        </w:rPr>
+      </w:pPr>
+      <w:r>
+        <w:rPr>
+          <w:i/>
+          <w:iCs/>
+        </w:rPr>
         <w:t>Розробити програму, яка створює робоче вікно світло-блакитного кольору з двома прямокутниками по центру, один з яких поступово змінює колір з білого до чорного, а інший з чорного на білий і навпаки.</w:t>
       </w:r>
     </w:p>
     <w:p>
       <w:pPr>
         <w:pStyle w:val="P"/>
-        <w:rPr>
-          <w:lang w:val="en-US"/>
-        </w:rPr>
-      </w:pPr>
+      </w:pPr>
+      <w:hyperlink r:id="rId14" w:history="1">
+        <w:r>
+          <w:rPr>
+            <w:rStyle w:val="a4"/>
+          </w:rPr>
+          <w:t>Відео</w:t>
+        </w:r>
+      </w:hyperlink>
+      <w:r>
+        <w:t>.</w:t>
+      </w:r>
     </w:p>
     <w:p>
       <w:pPr>
@@ -3167,850 +2760,6 @@
                 <pic:pic xmlns:pic="http://schemas.openxmlformats.org/drawingml/2006/picture">
                   <pic:nvPicPr>
                     <pic:cNvPr id="671042811" name="Рисунок 1" descr="Зображення, що містить знімок екрана, Операційна система, комп’ютер, програмне забезпечення&#10;&#10;Вміст, створений ШІ, може бути неправильним."/>
-                    <pic:cNvPicPr/>
-                  </pic:nvPicPr>
-                  <pic:blipFill>
-                    <a:blip r:embed="rId13"/>
-                    <a:stretch>
-                      <a:fillRect/>
-                    </a:stretch>
-                  </pic:blipFill>
-                  <pic:spPr>
-                    <a:xfrm>
-                      <a:off x="0" y="0"/>
-                      <a:ext cx="4915586" cy="5325218"/>
-                    </a:xfrm>
-                    <a:prstGeom prst="rect">
-                      <a:avLst/>
-                    </a:prstGeom>
-                  </pic:spPr>
-                </pic:pic>
-              </a:graphicData>
-            </a:graphic>
-          </wp:inline>
-        </w:drawing>
-      </w:r>
-    </w:p>
-    <w:p>
-      <w:pPr>
-        <w:pStyle w:val="IMG"/>
-      </w:pPr>
-      <w:r>
-        <w:t>Рисунок 2.1 – Програма в роботі</w:t>
-      </w:r>
-    </w:p>
-    <w:p>
-      <w:pPr>
-        <w:pStyle w:val="P"/>
-      </w:pPr>
-    </w:p>
-    <w:p>
-      <w:pPr>
-        <w:pStyle w:val="P"/>
-        <w:rPr>
-          <w:i/>
-          <w:iCs/>
-        </w:rPr>
-      </w:pPr>
-      <w:r>
-        <w:rPr>
-          <w:i/>
-          <w:iCs/>
-        </w:rPr>
-        <w:t>Код програм</w:t>
-      </w:r>
-    </w:p>
-    <w:p>
-      <w:pPr>
-        <w:pStyle w:val="P"/>
-      </w:pPr>
-    </w:p>
-    <w:p>
-      <w:pPr>
-        <w:pStyle w:val="Code"/>
-      </w:pPr>
-      <w:r>
-        <w:t>int rectangleWidth=77;</w:t>
-      </w:r>
-    </w:p>
-    <w:p>
-      <w:pPr>
-        <w:pStyle w:val="Code"/>
-      </w:pPr>
-      <w:r>
-        <w:t>int rectangleHeight=77;</w:t>
-      </w:r>
-    </w:p>
-    <w:p>
-      <w:pPr>
-        <w:pStyle w:val="Code"/>
-      </w:pPr>
-      <w:r>
-        <w:t>int firstColor=255;</w:t>
-      </w:r>
-    </w:p>
-    <w:p>
-      <w:pPr>
-        <w:pStyle w:val="Code"/>
-      </w:pPr>
-      <w:r>
-        <w:t>boolean firstGoingUp=false;</w:t>
-      </w:r>
-    </w:p>
-    <w:p>
-      <w:pPr>
-        <w:pStyle w:val="Code"/>
-      </w:pPr>
-      <w:r>
-        <w:t>int secondColor=0;</w:t>
-      </w:r>
-    </w:p>
-    <w:p>
-      <w:pPr>
-        <w:pStyle w:val="Code"/>
-      </w:pPr>
-      <w:r>
-        <w:t>boolean secondGoingDown=false;</w:t>
-      </w:r>
-    </w:p>
-    <w:p>
-      <w:pPr>
-        <w:pStyle w:val="Code"/>
-      </w:pPr>
-      <w:r>
-        <w:t>int speed=1;</w:t>
-      </w:r>
-    </w:p>
-    <w:p>
-      <w:pPr>
-        <w:pStyle w:val="Code"/>
-      </w:pPr>
-    </w:p>
-    <w:p>
-      <w:pPr>
-        <w:pStyle w:val="Code"/>
-      </w:pPr>
-      <w:r>
-        <w:t xml:space="preserve">void </w:t>
-      </w:r>
-      <w:proofErr w:type="gramStart"/>
-      <w:r>
-        <w:t>setup(</w:t>
-      </w:r>
-      <w:proofErr w:type="gramEnd"/>
-      <w:r>
-        <w:t>) {</w:t>
-      </w:r>
-    </w:p>
-    <w:p>
-      <w:pPr>
-        <w:pStyle w:val="Code"/>
-      </w:pPr>
-      <w:r>
-        <w:t xml:space="preserve">  </w:t>
-      </w:r>
-      <w:proofErr w:type="gramStart"/>
-      <w:r>
-        <w:t>size(</w:t>
-      </w:r>
-      <w:proofErr w:type="gramEnd"/>
-      <w:r>
-        <w:t>512, 512);</w:t>
-      </w:r>
-    </w:p>
-    <w:p>
-      <w:pPr>
-        <w:pStyle w:val="Code"/>
-      </w:pPr>
-      <w:r>
-        <w:t xml:space="preserve">  </w:t>
-      </w:r>
-      <w:proofErr w:type="gramStart"/>
-      <w:r>
-        <w:t>background(</w:t>
-      </w:r>
-      <w:proofErr w:type="gramEnd"/>
-      <w:r>
-        <w:t>0,255,255);</w:t>
-      </w:r>
-    </w:p>
-    <w:p>
-      <w:pPr>
-        <w:pStyle w:val="Code"/>
-      </w:pPr>
-      <w:r>
-        <w:t>}</w:t>
-      </w:r>
-    </w:p>
-    <w:p>
-      <w:pPr>
-        <w:pStyle w:val="Code"/>
-      </w:pPr>
-    </w:p>
-    <w:p>
-      <w:pPr>
-        <w:pStyle w:val="Code"/>
-      </w:pPr>
-      <w:r>
-        <w:t xml:space="preserve">void </w:t>
-      </w:r>
-      <w:proofErr w:type="gramStart"/>
-      <w:r>
-        <w:t>draw(</w:t>
-      </w:r>
-      <w:proofErr w:type="gramEnd"/>
-      <w:r>
-        <w:t>) {</w:t>
-      </w:r>
-    </w:p>
-    <w:p>
-      <w:pPr>
-        <w:pStyle w:val="Code"/>
-      </w:pPr>
-      <w:r>
-        <w:lastRenderedPageBreak/>
-        <w:t xml:space="preserve">  </w:t>
-      </w:r>
-      <w:proofErr w:type="gramStart"/>
-      <w:r>
-        <w:t>noStroke(</w:t>
-      </w:r>
-      <w:proofErr w:type="gramEnd"/>
-      <w:r>
-        <w:t>);</w:t>
-      </w:r>
-    </w:p>
-    <w:p>
-      <w:pPr>
-        <w:pStyle w:val="Code"/>
-      </w:pPr>
-    </w:p>
-    <w:p>
-      <w:pPr>
-        <w:pStyle w:val="Code"/>
-      </w:pPr>
-      <w:r>
-        <w:t xml:space="preserve">  fill(firstColor);</w:t>
-      </w:r>
-    </w:p>
-    <w:p>
-      <w:pPr>
-        <w:pStyle w:val="Code"/>
-      </w:pPr>
-      <w:r>
-        <w:t xml:space="preserve">  </w:t>
-      </w:r>
-      <w:proofErr w:type="gramStart"/>
-      <w:r>
-        <w:t>rect(</w:t>
-      </w:r>
-      <w:proofErr w:type="gramEnd"/>
-      <w:r>
-        <w:t>width/2-rectangleWidth*2, height/2-rectangleHeight, rectangleWidth, rectangleHeight);</w:t>
-      </w:r>
-    </w:p>
-    <w:p>
-      <w:pPr>
-        <w:pStyle w:val="Code"/>
-      </w:pPr>
-      <w:r>
-        <w:t xml:space="preserve">  if </w:t>
-      </w:r>
-      <w:proofErr w:type="gramStart"/>
-      <w:r>
-        <w:t>(!firstGoingUp</w:t>
-      </w:r>
-      <w:proofErr w:type="gramEnd"/>
-      <w:r>
-        <w:t xml:space="preserve"> &amp;&amp; firstColor&gt;=0) {</w:t>
-      </w:r>
-    </w:p>
-    <w:p>
-      <w:pPr>
-        <w:pStyle w:val="Code"/>
-      </w:pPr>
-      <w:r>
-        <w:t xml:space="preserve">    firstColor-=speed;</w:t>
-      </w:r>
-    </w:p>
-    <w:p>
-      <w:pPr>
-        <w:pStyle w:val="Code"/>
-      </w:pPr>
-      <w:r>
-        <w:t xml:space="preserve">  } else if </w:t>
-      </w:r>
-      <w:proofErr w:type="gramStart"/>
-      <w:r>
-        <w:t>(!firstGoingUp</w:t>
-      </w:r>
-      <w:proofErr w:type="gramEnd"/>
-      <w:r>
-        <w:t xml:space="preserve"> &amp;&amp; firstColor&lt;=0) {</w:t>
-      </w:r>
-    </w:p>
-    <w:p>
-      <w:pPr>
-        <w:pStyle w:val="Code"/>
-      </w:pPr>
-      <w:r>
-        <w:t xml:space="preserve">    firstColor+=speed;</w:t>
-      </w:r>
-    </w:p>
-    <w:p>
-      <w:pPr>
-        <w:pStyle w:val="Code"/>
-      </w:pPr>
-      <w:r>
-        <w:t xml:space="preserve">    firstGoingUp=true;</w:t>
-      </w:r>
-    </w:p>
-    <w:p>
-      <w:pPr>
-        <w:pStyle w:val="Code"/>
-      </w:pPr>
-      <w:r>
-        <w:t xml:space="preserve">  } else if (firstGoingUp &amp;&amp; firstColor&lt;=255) {</w:t>
-      </w:r>
-    </w:p>
-    <w:p>
-      <w:pPr>
-        <w:pStyle w:val="Code"/>
-      </w:pPr>
-      <w:r>
-        <w:t xml:space="preserve">    firstColor+=speed;</w:t>
-      </w:r>
-    </w:p>
-    <w:p>
-      <w:pPr>
-        <w:pStyle w:val="Code"/>
-      </w:pPr>
-      <w:r>
-        <w:t xml:space="preserve">  } else if (firstGoingUp &amp;&amp; firstColor&gt;=255) {</w:t>
-      </w:r>
-    </w:p>
-    <w:p>
-      <w:pPr>
-        <w:pStyle w:val="Code"/>
-      </w:pPr>
-      <w:r>
-        <w:t xml:space="preserve">    firstColor-=speed;</w:t>
-      </w:r>
-    </w:p>
-    <w:p>
-      <w:pPr>
-        <w:pStyle w:val="Code"/>
-      </w:pPr>
-      <w:r>
-        <w:t xml:space="preserve">    firstGoingUp=false;</w:t>
-      </w:r>
-    </w:p>
-    <w:p>
-      <w:pPr>
-        <w:pStyle w:val="Code"/>
-      </w:pPr>
-      <w:r>
-        <w:t xml:space="preserve">  }</w:t>
-      </w:r>
-    </w:p>
-    <w:p>
-      <w:pPr>
-        <w:pStyle w:val="Code"/>
-      </w:pPr>
-    </w:p>
-    <w:p>
-      <w:pPr>
-        <w:pStyle w:val="Code"/>
-      </w:pPr>
-      <w:r>
-        <w:t xml:space="preserve">  fill(secondColor);</w:t>
-      </w:r>
-    </w:p>
-    <w:p>
-      <w:pPr>
-        <w:pStyle w:val="Code"/>
-      </w:pPr>
-      <w:r>
-        <w:t xml:space="preserve">  </w:t>
-      </w:r>
-      <w:proofErr w:type="gramStart"/>
-      <w:r>
-        <w:t>rect(</w:t>
-      </w:r>
-      <w:proofErr w:type="gramEnd"/>
-      <w:r>
-        <w:t>width/2+rectangleWidth, height/2-rectangleHeight, rectangleWidth, rectangleHeight);</w:t>
-      </w:r>
-    </w:p>
-    <w:p>
-      <w:pPr>
-        <w:pStyle w:val="Code"/>
-      </w:pPr>
-      <w:r>
-        <w:t xml:space="preserve">  if </w:t>
-      </w:r>
-      <w:proofErr w:type="gramStart"/>
-      <w:r>
-        <w:t>(!secondGoingDown</w:t>
-      </w:r>
-      <w:proofErr w:type="gramEnd"/>
-      <w:r>
-        <w:t xml:space="preserve"> &amp;&amp; secondColor&gt;=0) {</w:t>
-      </w:r>
-    </w:p>
-    <w:p>
-      <w:pPr>
-        <w:pStyle w:val="Code"/>
-      </w:pPr>
-      <w:r>
-        <w:t xml:space="preserve">    secondColor-=speed;</w:t>
-      </w:r>
-    </w:p>
-    <w:p>
-      <w:pPr>
-        <w:pStyle w:val="Code"/>
-      </w:pPr>
-      <w:r>
-        <w:t xml:space="preserve">  } else if </w:t>
-      </w:r>
-      <w:proofErr w:type="gramStart"/>
-      <w:r>
-        <w:t>(!secondGoingDown</w:t>
-      </w:r>
-      <w:proofErr w:type="gramEnd"/>
-      <w:r>
-        <w:t xml:space="preserve"> &amp;&amp; secondColor&lt;=0) {</w:t>
-      </w:r>
-    </w:p>
-    <w:p>
-      <w:pPr>
-        <w:pStyle w:val="Code"/>
-      </w:pPr>
-      <w:r>
-        <w:t xml:space="preserve">    secondColor+=speed;</w:t>
-      </w:r>
-    </w:p>
-    <w:p>
-      <w:pPr>
-        <w:pStyle w:val="Code"/>
-      </w:pPr>
-      <w:r>
-        <w:t xml:space="preserve">    secondGoingDown=true;</w:t>
-      </w:r>
-    </w:p>
-    <w:p>
-      <w:pPr>
-        <w:pStyle w:val="Code"/>
-      </w:pPr>
-      <w:r>
-        <w:t xml:space="preserve">  } else if (secondGoingDown &amp;&amp; secondColor&lt;=255) {</w:t>
-      </w:r>
-    </w:p>
-    <w:p>
-      <w:pPr>
-        <w:pStyle w:val="Code"/>
-      </w:pPr>
-      <w:r>
-        <w:t xml:space="preserve">    secondColor+=speed;</w:t>
-      </w:r>
-    </w:p>
-    <w:p>
-      <w:pPr>
-        <w:pStyle w:val="Code"/>
-      </w:pPr>
-      <w:r>
-        <w:t xml:space="preserve">  } else if (secondGoingDown &amp;&amp; secondColor&gt;=255) {</w:t>
-      </w:r>
-    </w:p>
-    <w:p>
-      <w:pPr>
-        <w:pStyle w:val="Code"/>
-      </w:pPr>
-      <w:r>
-        <w:t xml:space="preserve">    secondColor-=speed;</w:t>
-      </w:r>
-    </w:p>
-    <w:p>
-      <w:pPr>
-        <w:pStyle w:val="Code"/>
-      </w:pPr>
-      <w:r>
-        <w:t xml:space="preserve">    secondGoingDown=false;</w:t>
-      </w:r>
-    </w:p>
-    <w:p>
-      <w:pPr>
-        <w:pStyle w:val="Code"/>
-      </w:pPr>
-      <w:r>
-        <w:t xml:space="preserve">  }</w:t>
-      </w:r>
-    </w:p>
-    <w:p>
-      <w:pPr>
-        <w:pStyle w:val="Code"/>
-      </w:pPr>
-      <w:r>
-        <w:t>}</w:t>
-      </w:r>
-    </w:p>
-    <w:p>
-      <w:pPr>
-        <w:pStyle w:val="P"/>
-      </w:pPr>
-    </w:p>
-    <w:p>
-      <w:pPr>
-        <w:pStyle w:val="H3"/>
-      </w:pPr>
-      <w:r>
-        <w:t>3 Лінія за курсором</w:t>
-      </w:r>
-    </w:p>
-    <w:p>
-      <w:pPr>
-        <w:pStyle w:val="P"/>
-      </w:pPr>
-    </w:p>
-    <w:p>
-      <w:pPr>
-        <w:pStyle w:val="P"/>
-        <w:rPr>
-          <w:lang w:val="en-US"/>
-        </w:rPr>
-      </w:pPr>
-      <w:r>
-        <w:t>Розробити програму, яка буде малювати нескінченну лінію за курсором мишки.</w:t>
-      </w:r>
-    </w:p>
-    <w:p>
-      <w:pPr>
-        <w:pStyle w:val="P"/>
-        <w:rPr>
-          <w:lang w:val="en-US"/>
-        </w:rPr>
-      </w:pPr>
-    </w:p>
-    <w:p>
-      <w:pPr>
-        <w:pStyle w:val="P"/>
-      </w:pPr>
-      <w:r>
-        <w:t>При написанні до циклу було додано зміну кольору фону, через це лінія зникала одразу.</w:t>
-      </w:r>
-    </w:p>
-    <w:p>
-      <w:pPr>
-        <w:pStyle w:val="P"/>
-        <w:rPr>
-          <w:lang w:val="en-US"/>
-        </w:rPr>
-      </w:pPr>
-    </w:p>
-    <w:p>
-      <w:pPr>
-        <w:pStyle w:val="IMG"/>
-      </w:pPr>
-      <w:r>
-        <w:lastRenderedPageBreak/>
-        <w:drawing>
-          <wp:inline distT="0" distB="0" distL="0" distR="0" wp14:anchorId="11DD03EF" wp14:editId="30847379">
-            <wp:extent cx="4915586" cy="5325218"/>
-            <wp:effectExtent l="0" t="0" r="0" b="8890"/>
-            <wp:docPr id="342728070" name="Рисунок 1" descr="Зображення, що містить знімок екрана, ряд, схема&#10;&#10;Вміст, створений ШІ, може бути неправильним."/>
-            <wp:cNvGraphicFramePr>
-              <a:graphicFrameLocks xmlns:a="http://schemas.openxmlformats.org/drawingml/2006/main" noChangeAspect="1"/>
-            </wp:cNvGraphicFramePr>
-            <a:graphic xmlns:a="http://schemas.openxmlformats.org/drawingml/2006/main">
-              <a:graphicData uri="http://schemas.openxmlformats.org/drawingml/2006/picture">
-                <pic:pic xmlns:pic="http://schemas.openxmlformats.org/drawingml/2006/picture">
-                  <pic:nvPicPr>
-                    <pic:cNvPr id="342728070" name="Рисунок 1" descr="Зображення, що містить знімок екрана, ряд, схема&#10;&#10;Вміст, створений ШІ, може бути неправильним."/>
-                    <pic:cNvPicPr/>
-                  </pic:nvPicPr>
-                  <pic:blipFill>
-                    <a:blip r:embed="rId14"/>
-                    <a:stretch>
-                      <a:fillRect/>
-                    </a:stretch>
-                  </pic:blipFill>
-                  <pic:spPr>
-                    <a:xfrm>
-                      <a:off x="0" y="0"/>
-                      <a:ext cx="4915586" cy="5325218"/>
-                    </a:xfrm>
-                    <a:prstGeom prst="rect">
-                      <a:avLst/>
-                    </a:prstGeom>
-                  </pic:spPr>
-                </pic:pic>
-              </a:graphicData>
-            </a:graphic>
-          </wp:inline>
-        </w:drawing>
-      </w:r>
-    </w:p>
-    <w:p>
-      <w:pPr>
-        <w:pStyle w:val="IMG"/>
-      </w:pPr>
-      <w:r>
-        <w:t>Рисунок 3.1 – Програма в роботі</w:t>
-      </w:r>
-    </w:p>
-    <w:p>
-      <w:pPr>
-        <w:pStyle w:val="P"/>
-      </w:pPr>
-    </w:p>
-    <w:p>
-      <w:pPr>
-        <w:pStyle w:val="P"/>
-        <w:rPr>
-          <w:i/>
-          <w:iCs/>
-        </w:rPr>
-      </w:pPr>
-      <w:r>
-        <w:rPr>
-          <w:i/>
-          <w:iCs/>
-        </w:rPr>
-        <w:t>Код програм</w:t>
-      </w:r>
-    </w:p>
-    <w:p>
-      <w:pPr>
-        <w:pStyle w:val="P"/>
-      </w:pPr>
-    </w:p>
-    <w:p>
-      <w:pPr>
-        <w:pStyle w:val="Code"/>
-      </w:pPr>
-      <w:r>
-        <w:t xml:space="preserve">void </w:t>
-      </w:r>
-      <w:proofErr w:type="gramStart"/>
-      <w:r>
-        <w:t>setup(</w:t>
-      </w:r>
-      <w:proofErr w:type="gramEnd"/>
-      <w:r>
-        <w:t>) {</w:t>
-      </w:r>
-    </w:p>
-    <w:p>
-      <w:pPr>
-        <w:pStyle w:val="Code"/>
-      </w:pPr>
-      <w:r>
-        <w:t xml:space="preserve">  </w:t>
-      </w:r>
-      <w:proofErr w:type="gramStart"/>
-      <w:r>
-        <w:t>size(</w:t>
-      </w:r>
-      <w:proofErr w:type="gramEnd"/>
-      <w:r>
-        <w:t>512, 512);</w:t>
-      </w:r>
-    </w:p>
-    <w:p>
-      <w:pPr>
-        <w:pStyle w:val="Code"/>
-      </w:pPr>
-      <w:r>
-        <w:t xml:space="preserve">  </w:t>
-      </w:r>
-      <w:proofErr w:type="gramStart"/>
-      <w:r>
-        <w:t>background(</w:t>
-      </w:r>
-      <w:proofErr w:type="gramEnd"/>
-      <w:r>
-        <w:t>255);</w:t>
-      </w:r>
-    </w:p>
-    <w:p>
-      <w:pPr>
-        <w:pStyle w:val="Code"/>
-      </w:pPr>
-      <w:r>
-        <w:t>}</w:t>
-      </w:r>
-    </w:p>
-    <w:p>
-      <w:pPr>
-        <w:pStyle w:val="Code"/>
-      </w:pPr>
-    </w:p>
-    <w:p>
-      <w:pPr>
-        <w:pStyle w:val="Code"/>
-      </w:pPr>
-      <w:r>
-        <w:t xml:space="preserve">void </w:t>
-      </w:r>
-      <w:proofErr w:type="gramStart"/>
-      <w:r>
-        <w:t>draw(</w:t>
-      </w:r>
-      <w:proofErr w:type="gramEnd"/>
-      <w:r>
-        <w:t>) {</w:t>
-      </w:r>
-    </w:p>
-    <w:p>
-      <w:pPr>
-        <w:pStyle w:val="Code"/>
-      </w:pPr>
-      <w:r>
-        <w:t xml:space="preserve">  </w:t>
-      </w:r>
-      <w:proofErr w:type="gramStart"/>
-      <w:r>
-        <w:t>stroke(</w:t>
-      </w:r>
-      <w:proofErr w:type="gramEnd"/>
-      <w:r>
-        <w:t>255, 202, 58);</w:t>
-      </w:r>
-    </w:p>
-    <w:p>
-      <w:pPr>
-        <w:pStyle w:val="Code"/>
-      </w:pPr>
-      <w:r>
-        <w:t xml:space="preserve">  </w:t>
-      </w:r>
-      <w:proofErr w:type="gramStart"/>
-      <w:r>
-        <w:t>strokeWeight(</w:t>
-      </w:r>
-      <w:proofErr w:type="gramEnd"/>
-      <w:r>
-        <w:t>7);</w:t>
-      </w:r>
-    </w:p>
-    <w:p>
-      <w:pPr>
-        <w:pStyle w:val="Code"/>
-      </w:pPr>
-    </w:p>
-    <w:p>
-      <w:pPr>
-        <w:pStyle w:val="Code"/>
-      </w:pPr>
-      <w:r>
-        <w:t xml:space="preserve">  line(</w:t>
-      </w:r>
-      <w:proofErr w:type="gramStart"/>
-      <w:r>
-        <w:t>pmouseX,pmouseY</w:t>
-      </w:r>
-      <w:proofErr w:type="gramEnd"/>
-      <w:r>
-        <w:t>,</w:t>
-      </w:r>
-      <w:proofErr w:type="gramStart"/>
-      <w:r>
-        <w:t>mouseX,mouseY</w:t>
-      </w:r>
-      <w:proofErr w:type="gramEnd"/>
-      <w:r>
-        <w:t>);</w:t>
-      </w:r>
-    </w:p>
-    <w:p>
-      <w:pPr>
-        <w:pStyle w:val="Code"/>
-        <w:rPr>
-          <w:lang w:val="uk-UA"/>
-        </w:rPr>
-      </w:pPr>
-      <w:r>
-        <w:t>}</w:t>
-      </w:r>
-    </w:p>
-    <w:p>
-      <w:pPr>
-        <w:pStyle w:val="P"/>
-      </w:pPr>
-    </w:p>
-    <w:p>
-      <w:pPr>
-        <w:pStyle w:val="H3"/>
-      </w:pPr>
-      <w:r>
-        <w:lastRenderedPageBreak/>
-        <w:t>4 Кутове коло</w:t>
-      </w:r>
-    </w:p>
-    <w:p>
-      <w:pPr>
-        <w:pStyle w:val="P"/>
-      </w:pPr>
-    </w:p>
-    <w:p>
-      <w:pPr>
-        <w:pStyle w:val="P"/>
-      </w:pPr>
-      <w:r>
-        <w:t>Розробити програму, яка відображає коло, яке циклічно переміщується з крайньої лівої сторони робочого вікна Processing до крайньої правої сторони і в зворотному напрямку.</w:t>
-      </w:r>
-    </w:p>
-    <w:p>
-      <w:pPr>
-        <w:pStyle w:val="P"/>
-        <w:rPr>
-          <w:lang w:val="en-US"/>
-        </w:rPr>
-      </w:pPr>
-    </w:p>
-    <w:p>
-      <w:pPr>
-        <w:pStyle w:val="P"/>
-        <w:rPr>
-          <w:lang w:val="en-US"/>
-        </w:rPr>
-      </w:pPr>
-      <w:r>
-        <w:t>При написанні було переплутано порівняння ширини з висотою, тому м’ячик зупинявся на нижньому краю.</w:t>
-      </w:r>
-      <w:r>
-        <w:rPr>
-          <w:lang w:val="en-US"/>
-        </w:rPr>
-        <w:t xml:space="preserve"> </w:t>
-      </w:r>
-      <w:r>
-        <w:t>Також два рази було порівнювано зі значеннями ширини і висоти екрану, а не з нулем, тому м’ячик теж застрявав на краю екрану.</w:t>
-      </w:r>
-    </w:p>
-    <w:p>
-      <w:pPr>
-        <w:pStyle w:val="P"/>
-      </w:pPr>
-    </w:p>
-    <w:p>
-      <w:pPr>
-        <w:pStyle w:val="IMG"/>
-      </w:pPr>
-      <w:r>
-        <w:drawing>
-          <wp:inline distT="0" distB="0" distL="0" distR="0" wp14:anchorId="38A6C5AC" wp14:editId="515A6499">
-            <wp:extent cx="4915586" cy="5325218"/>
-            <wp:effectExtent l="0" t="0" r="0" b="8890"/>
-            <wp:docPr id="458164122" name="Рисунок 1" descr="Зображення, що містить комп’ютер, знімок екрана, Операційна система, програмне забезпечення&#10;&#10;Вміст, створений ШІ, може бути неправильним."/>
-            <wp:cNvGraphicFramePr>
-              <a:graphicFrameLocks xmlns:a="http://schemas.openxmlformats.org/drawingml/2006/main" noChangeAspect="1"/>
-            </wp:cNvGraphicFramePr>
-            <a:graphic xmlns:a="http://schemas.openxmlformats.org/drawingml/2006/main">
-              <a:graphicData uri="http://schemas.openxmlformats.org/drawingml/2006/picture">
-                <pic:pic xmlns:pic="http://schemas.openxmlformats.org/drawingml/2006/picture">
-                  <pic:nvPicPr>
-                    <pic:cNvPr id="458164122" name="Рисунок 1" descr="Зображення, що містить комп’ютер, знімок екрана, Операційна система, програмне забезпечення&#10;&#10;Вміст, створений ШІ, може бути неправильним."/>
                     <pic:cNvPicPr/>
                   </pic:nvPicPr>
                   <pic:blipFill>
@@ -4040,6 +2789,728 @@
         <w:pStyle w:val="IMG"/>
       </w:pPr>
       <w:r>
+        <w:t>Рисунок 2.1 – Програма в роботі</w:t>
+      </w:r>
+    </w:p>
+    <w:p>
+      <w:pPr>
+        <w:pStyle w:val="P"/>
+      </w:pPr>
+    </w:p>
+    <w:p>
+      <w:pPr>
+        <w:pStyle w:val="P"/>
+        <w:rPr>
+          <w:i/>
+          <w:iCs/>
+        </w:rPr>
+      </w:pPr>
+      <w:r>
+        <w:rPr>
+          <w:i/>
+          <w:iCs/>
+        </w:rPr>
+        <w:t>Код програм</w:t>
+      </w:r>
+    </w:p>
+    <w:p>
+      <w:pPr>
+        <w:pStyle w:val="P"/>
+      </w:pPr>
+    </w:p>
+    <w:p>
+      <w:pPr>
+        <w:pStyle w:val="Code"/>
+      </w:pPr>
+      <w:r>
+        <w:t>int rectangleWidth=77;</w:t>
+      </w:r>
+    </w:p>
+    <w:p>
+      <w:pPr>
+        <w:pStyle w:val="Code"/>
+      </w:pPr>
+      <w:r>
+        <w:t>int rectangleHeight=77;</w:t>
+      </w:r>
+    </w:p>
+    <w:p>
+      <w:pPr>
+        <w:pStyle w:val="Code"/>
+      </w:pPr>
+      <w:r>
+        <w:t>int firstColor=255;</w:t>
+      </w:r>
+    </w:p>
+    <w:p>
+      <w:pPr>
+        <w:pStyle w:val="Code"/>
+      </w:pPr>
+      <w:r>
+        <w:t>boolean firstGoingUp=false;</w:t>
+      </w:r>
+    </w:p>
+    <w:p>
+      <w:pPr>
+        <w:pStyle w:val="Code"/>
+      </w:pPr>
+      <w:r>
+        <w:t>int secondColor=0;</w:t>
+      </w:r>
+    </w:p>
+    <w:p>
+      <w:pPr>
+        <w:pStyle w:val="Code"/>
+      </w:pPr>
+      <w:r>
+        <w:t>boolean secondGoingDown=false;</w:t>
+      </w:r>
+    </w:p>
+    <w:p>
+      <w:pPr>
+        <w:pStyle w:val="Code"/>
+      </w:pPr>
+      <w:r>
+        <w:t>int speed=1;</w:t>
+      </w:r>
+    </w:p>
+    <w:p>
+      <w:pPr>
+        <w:pStyle w:val="Code"/>
+      </w:pPr>
+    </w:p>
+    <w:p>
+      <w:pPr>
+        <w:pStyle w:val="Code"/>
+      </w:pPr>
+      <w:r>
+        <w:t>void setup() {</w:t>
+      </w:r>
+    </w:p>
+    <w:p>
+      <w:pPr>
+        <w:pStyle w:val="Code"/>
+      </w:pPr>
+      <w:r>
+        <w:t xml:space="preserve">  size(512, 512);</w:t>
+      </w:r>
+    </w:p>
+    <w:p>
+      <w:pPr>
+        <w:pStyle w:val="Code"/>
+      </w:pPr>
+      <w:r>
+        <w:t xml:space="preserve">  background(0,255,255);</w:t>
+      </w:r>
+    </w:p>
+    <w:p>
+      <w:pPr>
+        <w:pStyle w:val="Code"/>
+      </w:pPr>
+      <w:r>
+        <w:t>}</w:t>
+      </w:r>
+    </w:p>
+    <w:p>
+      <w:pPr>
+        <w:pStyle w:val="Code"/>
+      </w:pPr>
+    </w:p>
+    <w:p>
+      <w:pPr>
+        <w:pStyle w:val="Code"/>
+      </w:pPr>
+      <w:r>
+        <w:t>void draw() {</w:t>
+      </w:r>
+    </w:p>
+    <w:p>
+      <w:pPr>
+        <w:pStyle w:val="Code"/>
+      </w:pPr>
+      <w:r>
+        <w:lastRenderedPageBreak/>
+        <w:t xml:space="preserve">  noStroke();</w:t>
+      </w:r>
+    </w:p>
+    <w:p>
+      <w:pPr>
+        <w:pStyle w:val="Code"/>
+      </w:pPr>
+    </w:p>
+    <w:p>
+      <w:pPr>
+        <w:pStyle w:val="Code"/>
+      </w:pPr>
+      <w:r>
+        <w:t xml:space="preserve">  fill(firstColor);</w:t>
+      </w:r>
+    </w:p>
+    <w:p>
+      <w:pPr>
+        <w:pStyle w:val="Code"/>
+      </w:pPr>
+      <w:r>
+        <w:t xml:space="preserve">  rect(width/2-rectangleWidth*2, height/2-rectangleHeight, rectangleWidth, rectangleHeight);</w:t>
+      </w:r>
+    </w:p>
+    <w:p>
+      <w:pPr>
+        <w:pStyle w:val="Code"/>
+      </w:pPr>
+      <w:r>
+        <w:t xml:space="preserve">  if (!firstGoingUp &amp;&amp; firstColor&gt;=0) {</w:t>
+      </w:r>
+    </w:p>
+    <w:p>
+      <w:pPr>
+        <w:pStyle w:val="Code"/>
+      </w:pPr>
+      <w:r>
+        <w:t xml:space="preserve">    firstColor-=speed;</w:t>
+      </w:r>
+    </w:p>
+    <w:p>
+      <w:pPr>
+        <w:pStyle w:val="Code"/>
+      </w:pPr>
+      <w:r>
+        <w:t xml:space="preserve">  } else if (!firstGoingUp &amp;&amp; firstColor&lt;=0) {</w:t>
+      </w:r>
+    </w:p>
+    <w:p>
+      <w:pPr>
+        <w:pStyle w:val="Code"/>
+      </w:pPr>
+      <w:r>
+        <w:t xml:space="preserve">    firstColor+=speed;</w:t>
+      </w:r>
+    </w:p>
+    <w:p>
+      <w:pPr>
+        <w:pStyle w:val="Code"/>
+      </w:pPr>
+      <w:r>
+        <w:t xml:space="preserve">    firstGoingUp=true;</w:t>
+      </w:r>
+    </w:p>
+    <w:p>
+      <w:pPr>
+        <w:pStyle w:val="Code"/>
+      </w:pPr>
+      <w:r>
+        <w:t xml:space="preserve">  } else if (firstGoingUp &amp;&amp; firstColor&lt;=255) {</w:t>
+      </w:r>
+    </w:p>
+    <w:p>
+      <w:pPr>
+        <w:pStyle w:val="Code"/>
+      </w:pPr>
+      <w:r>
+        <w:t xml:space="preserve">    firstColor+=speed;</w:t>
+      </w:r>
+    </w:p>
+    <w:p>
+      <w:pPr>
+        <w:pStyle w:val="Code"/>
+      </w:pPr>
+      <w:r>
+        <w:t xml:space="preserve">  } else if (firstGoingUp &amp;&amp; firstColor&gt;=255) {</w:t>
+      </w:r>
+    </w:p>
+    <w:p>
+      <w:pPr>
+        <w:pStyle w:val="Code"/>
+      </w:pPr>
+      <w:r>
+        <w:t xml:space="preserve">    firstColor-=speed;</w:t>
+      </w:r>
+    </w:p>
+    <w:p>
+      <w:pPr>
+        <w:pStyle w:val="Code"/>
+      </w:pPr>
+      <w:r>
+        <w:t xml:space="preserve">    firstGoingUp=false;</w:t>
+      </w:r>
+    </w:p>
+    <w:p>
+      <w:pPr>
+        <w:pStyle w:val="Code"/>
+      </w:pPr>
+      <w:r>
+        <w:t xml:space="preserve">  }</w:t>
+      </w:r>
+    </w:p>
+    <w:p>
+      <w:pPr>
+        <w:pStyle w:val="Code"/>
+      </w:pPr>
+    </w:p>
+    <w:p>
+      <w:pPr>
+        <w:pStyle w:val="Code"/>
+      </w:pPr>
+      <w:r>
+        <w:t xml:space="preserve">  fill(secondColor);</w:t>
+      </w:r>
+    </w:p>
+    <w:p>
+      <w:pPr>
+        <w:pStyle w:val="Code"/>
+      </w:pPr>
+      <w:r>
+        <w:t xml:space="preserve">  rect(width/2+rectangleWidth, height/2-rectangleHeight, rectangleWidth, rectangleHeight);</w:t>
+      </w:r>
+    </w:p>
+    <w:p>
+      <w:pPr>
+        <w:pStyle w:val="Code"/>
+      </w:pPr>
+      <w:r>
+        <w:t xml:space="preserve">  if (!secondGoingDown &amp;&amp; secondColor&gt;=0) {</w:t>
+      </w:r>
+    </w:p>
+    <w:p>
+      <w:pPr>
+        <w:pStyle w:val="Code"/>
+      </w:pPr>
+      <w:r>
+        <w:t xml:space="preserve">    secondColor-=speed;</w:t>
+      </w:r>
+    </w:p>
+    <w:p>
+      <w:pPr>
+        <w:pStyle w:val="Code"/>
+      </w:pPr>
+      <w:r>
+        <w:t xml:space="preserve">  } else if (!secondGoingDown &amp;&amp; secondColor&lt;=0) {</w:t>
+      </w:r>
+    </w:p>
+    <w:p>
+      <w:pPr>
+        <w:pStyle w:val="Code"/>
+      </w:pPr>
+      <w:r>
+        <w:t xml:space="preserve">    secondColor+=speed;</w:t>
+      </w:r>
+    </w:p>
+    <w:p>
+      <w:pPr>
+        <w:pStyle w:val="Code"/>
+      </w:pPr>
+      <w:r>
+        <w:t xml:space="preserve">    secondGoingDown=true;</w:t>
+      </w:r>
+    </w:p>
+    <w:p>
+      <w:pPr>
+        <w:pStyle w:val="Code"/>
+      </w:pPr>
+      <w:r>
+        <w:t xml:space="preserve">  } else if (secondGoingDown &amp;&amp; secondColor&lt;=255) {</w:t>
+      </w:r>
+    </w:p>
+    <w:p>
+      <w:pPr>
+        <w:pStyle w:val="Code"/>
+      </w:pPr>
+      <w:r>
+        <w:t xml:space="preserve">    secondColor+=speed;</w:t>
+      </w:r>
+    </w:p>
+    <w:p>
+      <w:pPr>
+        <w:pStyle w:val="Code"/>
+      </w:pPr>
+      <w:r>
+        <w:t xml:space="preserve">  } else if (secondGoingDown &amp;&amp; secondColor&gt;=255) {</w:t>
+      </w:r>
+    </w:p>
+    <w:p>
+      <w:pPr>
+        <w:pStyle w:val="Code"/>
+      </w:pPr>
+      <w:r>
+        <w:t xml:space="preserve">    secondColor-=speed;</w:t>
+      </w:r>
+    </w:p>
+    <w:p>
+      <w:pPr>
+        <w:pStyle w:val="Code"/>
+      </w:pPr>
+      <w:r>
+        <w:t xml:space="preserve">    secondGoingDown=false;</w:t>
+      </w:r>
+    </w:p>
+    <w:p>
+      <w:pPr>
+        <w:pStyle w:val="Code"/>
+      </w:pPr>
+      <w:r>
+        <w:t xml:space="preserve">  }</w:t>
+      </w:r>
+    </w:p>
+    <w:p>
+      <w:pPr>
+        <w:pStyle w:val="Code"/>
+      </w:pPr>
+      <w:r>
+        <w:t>}</w:t>
+      </w:r>
+    </w:p>
+    <w:p>
+      <w:pPr>
+        <w:pStyle w:val="P"/>
+      </w:pPr>
+    </w:p>
+    <w:p>
+      <w:pPr>
+        <w:pStyle w:val="H3"/>
+      </w:pPr>
+      <w:r>
+        <w:t>3 Лінія за курсором</w:t>
+      </w:r>
+    </w:p>
+    <w:p>
+      <w:pPr>
+        <w:pStyle w:val="P"/>
+      </w:pPr>
+    </w:p>
+    <w:p>
+      <w:pPr>
+        <w:pStyle w:val="P"/>
+        <w:rPr>
+          <w:i/>
+          <w:iCs/>
+          <w:lang w:val="en-US"/>
+        </w:rPr>
+      </w:pPr>
+      <w:r>
+        <w:rPr>
+          <w:i/>
+          <w:iCs/>
+        </w:rPr>
+        <w:t>Розробити програму, яка буде малювати нескінченну лінію за курсором мишки.</w:t>
+      </w:r>
+    </w:p>
+    <w:p>
+      <w:pPr>
+        <w:pStyle w:val="P"/>
+      </w:pPr>
+      <w:hyperlink r:id="rId16" w:history="1">
+        <w:r>
+          <w:rPr>
+            <w:rStyle w:val="a4"/>
+          </w:rPr>
+          <w:t>Відео</w:t>
+        </w:r>
+      </w:hyperlink>
+      <w:r>
+        <w:t>.</w:t>
+      </w:r>
+    </w:p>
+    <w:p>
+      <w:pPr>
+        <w:pStyle w:val="P"/>
+      </w:pPr>
+      <w:r>
+        <w:t>При написанні до циклу було додано зміну кольору фону, через це лінія зникала одразу.</w:t>
+      </w:r>
+    </w:p>
+    <w:p>
+      <w:pPr>
+        <w:pStyle w:val="P"/>
+        <w:rPr>
+          <w:lang w:val="en-US"/>
+        </w:rPr>
+      </w:pPr>
+    </w:p>
+    <w:p>
+      <w:pPr>
+        <w:pStyle w:val="IMG"/>
+      </w:pPr>
+      <w:r>
+        <w:lastRenderedPageBreak/>
+        <w:drawing>
+          <wp:inline distT="0" distB="0" distL="0" distR="0" wp14:anchorId="11DD03EF" wp14:editId="30847379">
+            <wp:extent cx="4915586" cy="5325218"/>
+            <wp:effectExtent l="0" t="0" r="0" b="8890"/>
+            <wp:docPr id="342728070" name="Рисунок 1" descr="Зображення, що містить знімок екрана, ряд, схема&#10;&#10;Вміст, створений ШІ, може бути неправильним."/>
+            <wp:cNvGraphicFramePr>
+              <a:graphicFrameLocks xmlns:a="http://schemas.openxmlformats.org/drawingml/2006/main" noChangeAspect="1"/>
+            </wp:cNvGraphicFramePr>
+            <a:graphic xmlns:a="http://schemas.openxmlformats.org/drawingml/2006/main">
+              <a:graphicData uri="http://schemas.openxmlformats.org/drawingml/2006/picture">
+                <pic:pic xmlns:pic="http://schemas.openxmlformats.org/drawingml/2006/picture">
+                  <pic:nvPicPr>
+                    <pic:cNvPr id="342728070" name="Рисунок 1" descr="Зображення, що містить знімок екрана, ряд, схема&#10;&#10;Вміст, створений ШІ, може бути неправильним."/>
+                    <pic:cNvPicPr/>
+                  </pic:nvPicPr>
+                  <pic:blipFill>
+                    <a:blip r:embed="rId17"/>
+                    <a:stretch>
+                      <a:fillRect/>
+                    </a:stretch>
+                  </pic:blipFill>
+                  <pic:spPr>
+                    <a:xfrm>
+                      <a:off x="0" y="0"/>
+                      <a:ext cx="4915586" cy="5325218"/>
+                    </a:xfrm>
+                    <a:prstGeom prst="rect">
+                      <a:avLst/>
+                    </a:prstGeom>
+                  </pic:spPr>
+                </pic:pic>
+              </a:graphicData>
+            </a:graphic>
+          </wp:inline>
+        </w:drawing>
+      </w:r>
+    </w:p>
+    <w:p>
+      <w:pPr>
+        <w:pStyle w:val="IMG"/>
+      </w:pPr>
+      <w:r>
+        <w:t>Рисунок 3.1 – Програма в роботі</w:t>
+      </w:r>
+    </w:p>
+    <w:p>
+      <w:pPr>
+        <w:pStyle w:val="P"/>
+      </w:pPr>
+    </w:p>
+    <w:p>
+      <w:pPr>
+        <w:pStyle w:val="P"/>
+        <w:rPr>
+          <w:i/>
+          <w:iCs/>
+        </w:rPr>
+      </w:pPr>
+      <w:r>
+        <w:rPr>
+          <w:i/>
+          <w:iCs/>
+        </w:rPr>
+        <w:t>Код програм</w:t>
+      </w:r>
+    </w:p>
+    <w:p>
+      <w:pPr>
+        <w:pStyle w:val="P"/>
+      </w:pPr>
+    </w:p>
+    <w:p>
+      <w:pPr>
+        <w:pStyle w:val="Code"/>
+      </w:pPr>
+      <w:r>
+        <w:t>void setup() {</w:t>
+      </w:r>
+    </w:p>
+    <w:p>
+      <w:pPr>
+        <w:pStyle w:val="Code"/>
+      </w:pPr>
+      <w:r>
+        <w:t xml:space="preserve">  size(512, 512);</w:t>
+      </w:r>
+    </w:p>
+    <w:p>
+      <w:pPr>
+        <w:pStyle w:val="Code"/>
+      </w:pPr>
+      <w:r>
+        <w:t xml:space="preserve">  background(255);</w:t>
+      </w:r>
+    </w:p>
+    <w:p>
+      <w:pPr>
+        <w:pStyle w:val="Code"/>
+      </w:pPr>
+      <w:r>
+        <w:t>}</w:t>
+      </w:r>
+    </w:p>
+    <w:p>
+      <w:pPr>
+        <w:pStyle w:val="Code"/>
+      </w:pPr>
+    </w:p>
+    <w:p>
+      <w:pPr>
+        <w:pStyle w:val="Code"/>
+      </w:pPr>
+      <w:r>
+        <w:t>void draw() {</w:t>
+      </w:r>
+    </w:p>
+    <w:p>
+      <w:pPr>
+        <w:pStyle w:val="Code"/>
+      </w:pPr>
+      <w:r>
+        <w:t xml:space="preserve">  stroke(255, 202, 58);</w:t>
+      </w:r>
+    </w:p>
+    <w:p>
+      <w:pPr>
+        <w:pStyle w:val="Code"/>
+      </w:pPr>
+      <w:r>
+        <w:t xml:space="preserve">  strokeWeight(7);</w:t>
+      </w:r>
+    </w:p>
+    <w:p>
+      <w:pPr>
+        <w:pStyle w:val="Code"/>
+      </w:pPr>
+    </w:p>
+    <w:p>
+      <w:pPr>
+        <w:pStyle w:val="Code"/>
+      </w:pPr>
+      <w:r>
+        <w:t xml:space="preserve">  line(pmouseX,pmouseY,mouseX,mouseY);</w:t>
+      </w:r>
+    </w:p>
+    <w:p>
+      <w:pPr>
+        <w:pStyle w:val="Code"/>
+        <w:rPr>
+          <w:lang w:val="uk-UA"/>
+        </w:rPr>
+      </w:pPr>
+      <w:r>
+        <w:t>}</w:t>
+      </w:r>
+    </w:p>
+    <w:p>
+      <w:pPr>
+        <w:pStyle w:val="P"/>
+      </w:pPr>
+    </w:p>
+    <w:p>
+      <w:pPr>
+        <w:pStyle w:val="H3"/>
+      </w:pPr>
+      <w:r>
+        <w:lastRenderedPageBreak/>
+        <w:t>4 Кутове коло</w:t>
+      </w:r>
+    </w:p>
+    <w:p>
+      <w:pPr>
+        <w:pStyle w:val="P"/>
+      </w:pPr>
+    </w:p>
+    <w:p>
+      <w:pPr>
+        <w:pStyle w:val="P"/>
+        <w:rPr>
+          <w:i/>
+          <w:iCs/>
+        </w:rPr>
+      </w:pPr>
+      <w:r>
+        <w:rPr>
+          <w:i/>
+          <w:iCs/>
+        </w:rPr>
+        <w:t>Розробити програму, яка відображає коло, яке циклічно переміщується з крайньої лівої сторони робочого вікна Processing до крайньої правої сторони і в зворотному напрямку.</w:t>
+      </w:r>
+    </w:p>
+    <w:p>
+      <w:pPr>
+        <w:pStyle w:val="P"/>
+      </w:pPr>
+      <w:hyperlink r:id="rId18" w:history="1">
+        <w:r>
+          <w:rPr>
+            <w:rStyle w:val="a4"/>
+          </w:rPr>
+          <w:t>Відео</w:t>
+        </w:r>
+      </w:hyperlink>
+      <w:r>
+        <w:t>.</w:t>
+      </w:r>
+    </w:p>
+    <w:p>
+      <w:pPr>
+        <w:pStyle w:val="P"/>
+        <w:rPr>
+          <w:lang w:val="en-US"/>
+        </w:rPr>
+      </w:pPr>
+      <w:r>
+        <w:t>При написанні було переплутано порівняння ширини з висотою, тому м’ячик зупинявся на нижньому краю.</w:t>
+      </w:r>
+      <w:r>
+        <w:rPr>
+          <w:lang w:val="en-US"/>
+        </w:rPr>
+        <w:t xml:space="preserve"> </w:t>
+      </w:r>
+      <w:r>
+        <w:t>Також два рази було порівнювано зі значеннями ширини і висоти екрану, а не з нулем, тому м’ячик теж застрявав на краю екрану.</w:t>
+      </w:r>
+    </w:p>
+    <w:p>
+      <w:pPr>
+        <w:pStyle w:val="P"/>
+      </w:pPr>
+    </w:p>
+    <w:p>
+      <w:pPr>
+        <w:pStyle w:val="IMG"/>
+      </w:pPr>
+      <w:r>
+        <w:drawing>
+          <wp:inline distT="0" distB="0" distL="0" distR="0" wp14:anchorId="38A6C5AC" wp14:editId="515A6499">
+            <wp:extent cx="4915586" cy="5325218"/>
+            <wp:effectExtent l="0" t="0" r="0" b="8890"/>
+            <wp:docPr id="458164122" name="Рисунок 1" descr="Зображення, що містить комп’ютер, знімок екрана, Операційна система, програмне забезпечення&#10;&#10;Вміст, створений ШІ, може бути неправильним."/>
+            <wp:cNvGraphicFramePr>
+              <a:graphicFrameLocks xmlns:a="http://schemas.openxmlformats.org/drawingml/2006/main" noChangeAspect="1"/>
+            </wp:cNvGraphicFramePr>
+            <a:graphic xmlns:a="http://schemas.openxmlformats.org/drawingml/2006/main">
+              <a:graphicData uri="http://schemas.openxmlformats.org/drawingml/2006/picture">
+                <pic:pic xmlns:pic="http://schemas.openxmlformats.org/drawingml/2006/picture">
+                  <pic:nvPicPr>
+                    <pic:cNvPr id="458164122" name="Рисунок 1" descr="Зображення, що містить комп’ютер, знімок екрана, Операційна система, програмне забезпечення&#10;&#10;Вміст, створений ШІ, може бути неправильним."/>
+                    <pic:cNvPicPr/>
+                  </pic:nvPicPr>
+                  <pic:blipFill>
+                    <a:blip r:embed="rId19"/>
+                    <a:stretch>
+                      <a:fillRect/>
+                    </a:stretch>
+                  </pic:blipFill>
+                  <pic:spPr>
+                    <a:xfrm>
+                      <a:off x="0" y="0"/>
+                      <a:ext cx="4915586" cy="5325218"/>
+                    </a:xfrm>
+                    <a:prstGeom prst="rect">
+                      <a:avLst/>
+                    </a:prstGeom>
+                  </pic:spPr>
+                </pic:pic>
+              </a:graphicData>
+            </a:graphic>
+          </wp:inline>
+        </w:drawing>
+      </w:r>
+    </w:p>
+    <w:p>
+      <w:pPr>
+        <w:pStyle w:val="IMG"/>
+      </w:pPr>
+      <w:r>
         <w:lastRenderedPageBreak/>
         <w:t xml:space="preserve">Рисунок </w:t>
       </w:r>
@@ -4118,31 +3589,15 @@
         <w:pStyle w:val="Code"/>
       </w:pPr>
       <w:r>
-        <w:t xml:space="preserve">void </w:t>
-      </w:r>
-      <w:proofErr w:type="gramStart"/>
-      <w:r>
-        <w:t>setup(</w:t>
-      </w:r>
-      <w:proofErr w:type="gramEnd"/>
-      <w:r>
-        <w:t>) {</w:t>
-      </w:r>
-    </w:p>
-    <w:p>
-      <w:pPr>
-        <w:pStyle w:val="Code"/>
-      </w:pPr>
-      <w:r>
-        <w:t xml:space="preserve">  </w:t>
-      </w:r>
-      <w:proofErr w:type="gramStart"/>
-      <w:r>
-        <w:t>size(</w:t>
-      </w:r>
-      <w:proofErr w:type="gramEnd"/>
-      <w:r>
-        <w:t>512, 512);</w:t>
+        <w:t>void setup() {</w:t>
+      </w:r>
+    </w:p>
+    <w:p>
+      <w:pPr>
+        <w:pStyle w:val="Code"/>
+      </w:pPr>
+      <w:r>
+        <w:t xml:space="preserve">  size(512, 512);</w:t>
       </w:r>
     </w:p>
     <w:p>
@@ -4163,100 +3618,52 @@
         <w:pStyle w:val="Code"/>
       </w:pPr>
       <w:r>
-        <w:t xml:space="preserve">void </w:t>
-      </w:r>
-      <w:proofErr w:type="gramStart"/>
-      <w:r>
-        <w:t>draw(</w:t>
-      </w:r>
-      <w:proofErr w:type="gramEnd"/>
-      <w:r>
-        <w:t>) {</w:t>
-      </w:r>
-    </w:p>
-    <w:p>
-      <w:pPr>
-        <w:pStyle w:val="Code"/>
-      </w:pPr>
-      <w:r>
-        <w:t xml:space="preserve">  </w:t>
-      </w:r>
-      <w:proofErr w:type="gramStart"/>
-      <w:r>
-        <w:t>background(</w:t>
-      </w:r>
-      <w:proofErr w:type="gramEnd"/>
-      <w:r>
-        <w:t>255);</w:t>
-      </w:r>
-    </w:p>
-    <w:p>
-      <w:pPr>
-        <w:pStyle w:val="Code"/>
-      </w:pPr>
-      <w:r>
-        <w:t xml:space="preserve">  </w:t>
-      </w:r>
-      <w:proofErr w:type="gramStart"/>
-      <w:r>
-        <w:t>noStroke(</w:t>
-      </w:r>
-      <w:proofErr w:type="gramEnd"/>
-      <w:r>
-        <w:t>);</w:t>
-      </w:r>
-    </w:p>
-    <w:p>
-      <w:pPr>
-        <w:pStyle w:val="Code"/>
-      </w:pPr>
-      <w:r>
-        <w:t xml:space="preserve">  </w:t>
-      </w:r>
-      <w:proofErr w:type="gramStart"/>
-      <w:r>
-        <w:t>fill(</w:t>
-      </w:r>
-      <w:proofErr w:type="gramEnd"/>
-      <w:r>
-        <w:t>25, 130, 196);</w:t>
-      </w:r>
-    </w:p>
-    <w:p>
-      <w:pPr>
-        <w:pStyle w:val="Code"/>
-      </w:pPr>
-    </w:p>
-    <w:p>
-      <w:pPr>
-        <w:pStyle w:val="Code"/>
-      </w:pPr>
-      <w:r>
-        <w:t xml:space="preserve">  </w:t>
-      </w:r>
-      <w:proofErr w:type="gramStart"/>
-      <w:r>
-        <w:t>ellipse(</w:t>
-      </w:r>
-      <w:proofErr w:type="gramEnd"/>
-      <w:r>
-        <w:t>horizontal, vertical, 33, 33);</w:t>
-      </w:r>
-    </w:p>
-    <w:p>
-      <w:pPr>
-        <w:pStyle w:val="Code"/>
-      </w:pPr>
-      <w:r>
-        <w:t xml:space="preserve">  if </w:t>
-      </w:r>
-      <w:proofErr w:type="gramStart"/>
-      <w:r>
-        <w:t>(!goingUp</w:t>
-      </w:r>
-      <w:proofErr w:type="gramEnd"/>
-      <w:r>
-        <w:t xml:space="preserve"> &amp;&amp; horizontal&lt;width &amp;&amp; vertical&lt;height) {</w:t>
+        <w:t>void draw() {</w:t>
+      </w:r>
+    </w:p>
+    <w:p>
+      <w:pPr>
+        <w:pStyle w:val="Code"/>
+      </w:pPr>
+      <w:r>
+        <w:t xml:space="preserve">  background(255);</w:t>
+      </w:r>
+    </w:p>
+    <w:p>
+      <w:pPr>
+        <w:pStyle w:val="Code"/>
+      </w:pPr>
+      <w:r>
+        <w:t xml:space="preserve">  noStroke();</w:t>
+      </w:r>
+    </w:p>
+    <w:p>
+      <w:pPr>
+        <w:pStyle w:val="Code"/>
+      </w:pPr>
+      <w:r>
+        <w:t xml:space="preserve">  fill(25, 130, 196);</w:t>
+      </w:r>
+    </w:p>
+    <w:p>
+      <w:pPr>
+        <w:pStyle w:val="Code"/>
+      </w:pPr>
+    </w:p>
+    <w:p>
+      <w:pPr>
+        <w:pStyle w:val="Code"/>
+      </w:pPr>
+      <w:r>
+        <w:t xml:space="preserve">  ellipse(horizontal, vertical, 33, 33);</w:t>
+      </w:r>
+    </w:p>
+    <w:p>
+      <w:pPr>
+        <w:pStyle w:val="Code"/>
+      </w:pPr>
+      <w:r>
+        <w:t xml:space="preserve">  if (!goingUp &amp;&amp; horizontal&lt;width &amp;&amp; vertical&lt;height) {</w:t>
       </w:r>
     </w:p>
     <w:p>
@@ -4280,15 +3687,7 @@
         <w:pStyle w:val="Code"/>
       </w:pPr>
       <w:r>
-        <w:t xml:space="preserve">  } else if </w:t>
-      </w:r>
-      <w:proofErr w:type="gramStart"/>
-      <w:r>
-        <w:t>(!goingUp</w:t>
-      </w:r>
-      <w:proofErr w:type="gramEnd"/>
-      <w:r>
-        <w:t xml:space="preserve"> &amp;&amp; horizontal&gt;=width &amp;&amp; vertical&gt;=height) {</w:t>
+        <w:t xml:space="preserve">  } else if (!goingUp &amp;&amp; horizontal&gt;=width &amp;&amp; vertical&gt;=height) {</w:t>
       </w:r>
     </w:p>
     <w:p>
@@ -4523,7 +3922,7 @@
       <w:r>
         <w:t xml:space="preserve">Для ініціалізації потрібно через знак дорівнює вказати її значення, яке відповідає оголошеному типу. (Джерело: </w:t>
       </w:r>
-      <w:hyperlink r:id="rId16" w:history="1">
+      <w:hyperlink r:id="rId20" w:history="1">
         <w:r>
           <w:rPr>
             <w:rStyle w:val="a4"/>
@@ -4658,7 +4057,7 @@
       <w:r>
         <w:t xml:space="preserve">є «нескінченним» циклом, який триває весь час виконання програми. (Джерело: </w:t>
       </w:r>
-      <w:hyperlink r:id="rId17" w:history="1">
+      <w:hyperlink r:id="rId21" w:history="1">
         <w:r>
           <w:rPr>
             <w:rStyle w:val="a4"/>

--- a/32IV Inzhenerija vbudovanyh/K2/KNT-122_Onyshchenko_Variant-19_K2.docx
+++ b/32IV Inzhenerija vbudovanyh/K2/KNT-122_Onyshchenko_Variant-19_K2.docx
@@ -623,15 +623,31 @@
         <w:pStyle w:val="Code"/>
       </w:pPr>
       <w:r>
-        <w:t>void setup() {</w:t>
-      </w:r>
-    </w:p>
-    <w:p>
-      <w:pPr>
-        <w:pStyle w:val="Code"/>
-      </w:pPr>
-      <w:r>
-        <w:t xml:space="preserve">  size(400, 400);</w:t>
+        <w:t xml:space="preserve">void </w:t>
+      </w:r>
+      <w:proofErr w:type="gramStart"/>
+      <w:r>
+        <w:t>setup(</w:t>
+      </w:r>
+      <w:proofErr w:type="gramEnd"/>
+      <w:r>
+        <w:t>) {</w:t>
+      </w:r>
+    </w:p>
+    <w:p>
+      <w:pPr>
+        <w:pStyle w:val="Code"/>
+      </w:pPr>
+      <w:r>
+        <w:t xml:space="preserve">  </w:t>
+      </w:r>
+      <w:proofErr w:type="gramStart"/>
+      <w:r>
+        <w:t>size(</w:t>
+      </w:r>
+      <w:proofErr w:type="gramEnd"/>
+      <w:r>
+        <w:t>400, 400);</w:t>
       </w:r>
     </w:p>
     <w:p>
@@ -652,31 +668,63 @@
         <w:pStyle w:val="Code"/>
       </w:pPr>
       <w:r>
-        <w:t>void draw() {</w:t>
-      </w:r>
-    </w:p>
-    <w:p>
-      <w:pPr>
-        <w:pStyle w:val="Code"/>
-      </w:pPr>
-      <w:r>
-        <w:t xml:space="preserve">  background(255);</w:t>
-      </w:r>
-    </w:p>
-    <w:p>
-      <w:pPr>
-        <w:pStyle w:val="Code"/>
-      </w:pPr>
-      <w:r>
-        <w:t xml:space="preserve">  fill(120, 77, 32, 77);</w:t>
-      </w:r>
-    </w:p>
-    <w:p>
-      <w:pPr>
-        <w:pStyle w:val="Code"/>
-      </w:pPr>
-      <w:r>
-        <w:t xml:space="preserve">  noStroke();</w:t>
+        <w:t xml:space="preserve">void </w:t>
+      </w:r>
+      <w:proofErr w:type="gramStart"/>
+      <w:r>
+        <w:t>draw(</w:t>
+      </w:r>
+      <w:proofErr w:type="gramEnd"/>
+      <w:r>
+        <w:t>) {</w:t>
+      </w:r>
+    </w:p>
+    <w:p>
+      <w:pPr>
+        <w:pStyle w:val="Code"/>
+      </w:pPr>
+      <w:r>
+        <w:t xml:space="preserve">  </w:t>
+      </w:r>
+      <w:proofErr w:type="gramStart"/>
+      <w:r>
+        <w:t>background(</w:t>
+      </w:r>
+      <w:proofErr w:type="gramEnd"/>
+      <w:r>
+        <w:t>255);</w:t>
+      </w:r>
+    </w:p>
+    <w:p>
+      <w:pPr>
+        <w:pStyle w:val="Code"/>
+      </w:pPr>
+      <w:r>
+        <w:t xml:space="preserve">  </w:t>
+      </w:r>
+      <w:proofErr w:type="gramStart"/>
+      <w:r>
+        <w:t>fill(</w:t>
+      </w:r>
+      <w:proofErr w:type="gramEnd"/>
+      <w:r>
+        <w:t>120, 77, 32, 77);</w:t>
+      </w:r>
+    </w:p>
+    <w:p>
+      <w:pPr>
+        <w:pStyle w:val="Code"/>
+      </w:pPr>
+      <w:r>
+        <w:t xml:space="preserve">  </w:t>
+      </w:r>
+      <w:proofErr w:type="gramStart"/>
+      <w:r>
+        <w:t>noStroke(</w:t>
+      </w:r>
+      <w:proofErr w:type="gramEnd"/>
+      <w:r>
+        <w:t>);</w:t>
       </w:r>
     </w:p>
     <w:p>
@@ -697,36 +745,68 @@
         <w:pStyle w:val="Code"/>
       </w:pPr>
       <w:r>
-        <w:t xml:space="preserve">  ellipse(200, 200, 70, 80);</w:t>
-      </w:r>
-    </w:p>
-    <w:p>
-      <w:pPr>
-        <w:pStyle w:val="Code"/>
-      </w:pPr>
-      <w:r>
-        <w:t xml:space="preserve">  rect(177, 108, 40, 52);</w:t>
-      </w:r>
-    </w:p>
-    <w:p>
-      <w:pPr>
-        <w:pStyle w:val="Code"/>
-      </w:pPr>
-    </w:p>
-    <w:p>
-      <w:pPr>
-        <w:pStyle w:val="Code"/>
-      </w:pPr>
-      <w:r>
-        <w:t xml:space="preserve">  stroke(120, 77, 32, 77);</w:t>
-      </w:r>
-    </w:p>
-    <w:p>
-      <w:pPr>
-        <w:pStyle w:val="Code"/>
-      </w:pPr>
-      <w:r>
-        <w:t xml:space="preserve">  strokeWeight(3);</w:t>
+        <w:t xml:space="preserve">  </w:t>
+      </w:r>
+      <w:proofErr w:type="gramStart"/>
+      <w:r>
+        <w:t>ellipse(</w:t>
+      </w:r>
+      <w:proofErr w:type="gramEnd"/>
+      <w:r>
+        <w:t>200, 200, 70, 80);</w:t>
+      </w:r>
+    </w:p>
+    <w:p>
+      <w:pPr>
+        <w:pStyle w:val="Code"/>
+      </w:pPr>
+      <w:r>
+        <w:t xml:space="preserve">  </w:t>
+      </w:r>
+      <w:proofErr w:type="gramStart"/>
+      <w:r>
+        <w:t>rect(</w:t>
+      </w:r>
+      <w:proofErr w:type="gramEnd"/>
+      <w:r>
+        <w:t>177, 108, 40, 52);</w:t>
+      </w:r>
+    </w:p>
+    <w:p>
+      <w:pPr>
+        <w:pStyle w:val="Code"/>
+      </w:pPr>
+    </w:p>
+    <w:p>
+      <w:pPr>
+        <w:pStyle w:val="Code"/>
+      </w:pPr>
+      <w:r>
+        <w:t xml:space="preserve">  </w:t>
+      </w:r>
+      <w:proofErr w:type="gramStart"/>
+      <w:r>
+        <w:t>stroke(</w:t>
+      </w:r>
+      <w:proofErr w:type="gramEnd"/>
+      <w:r>
+        <w:t>120, 77, 32, 77);</w:t>
+      </w:r>
+    </w:p>
+    <w:p>
+      <w:pPr>
+        <w:pStyle w:val="Code"/>
+      </w:pPr>
+      <w:r>
+        <w:t xml:space="preserve">  </w:t>
+      </w:r>
+      <w:proofErr w:type="gramStart"/>
+      <w:r>
+        <w:t>strokeWeight(</w:t>
+      </w:r>
+      <w:proofErr w:type="gramEnd"/>
+      <w:r>
+        <w:t>3);</w:t>
       </w:r>
     </w:p>
     <w:p>
@@ -747,31 +827,63 @@
         <w:pStyle w:val="Code"/>
       </w:pPr>
       <w:r>
-        <w:t xml:space="preserve">  line(171, 177, 132, 132);</w:t>
-      </w:r>
-    </w:p>
-    <w:p>
-      <w:pPr>
-        <w:pStyle w:val="Code"/>
-      </w:pPr>
-      <w:r>
-        <w:t xml:space="preserve">  line(231, 183, 132, 132);</w:t>
-      </w:r>
-    </w:p>
-    <w:p>
-      <w:pPr>
-        <w:pStyle w:val="Code"/>
-      </w:pPr>
-      <w:r>
-        <w:t xml:space="preserve">  line(189, 237, 180, 292);</w:t>
-      </w:r>
-    </w:p>
-    <w:p>
-      <w:pPr>
-        <w:pStyle w:val="Code"/>
-      </w:pPr>
-      <w:r>
-        <w:t xml:space="preserve">  line(210, 237, 230, 292);</w:t>
+        <w:t xml:space="preserve">  </w:t>
+      </w:r>
+      <w:proofErr w:type="gramStart"/>
+      <w:r>
+        <w:t>line(</w:t>
+      </w:r>
+      <w:proofErr w:type="gramEnd"/>
+      <w:r>
+        <w:t>171, 177, 132, 132);</w:t>
+      </w:r>
+    </w:p>
+    <w:p>
+      <w:pPr>
+        <w:pStyle w:val="Code"/>
+      </w:pPr>
+      <w:r>
+        <w:t xml:space="preserve">  </w:t>
+      </w:r>
+      <w:proofErr w:type="gramStart"/>
+      <w:r>
+        <w:t>line(</w:t>
+      </w:r>
+      <w:proofErr w:type="gramEnd"/>
+      <w:r>
+        <w:t>231, 183, 132, 132);</w:t>
+      </w:r>
+    </w:p>
+    <w:p>
+      <w:pPr>
+        <w:pStyle w:val="Code"/>
+      </w:pPr>
+      <w:r>
+        <w:t xml:space="preserve">  </w:t>
+      </w:r>
+      <w:proofErr w:type="gramStart"/>
+      <w:r>
+        <w:t>line(</w:t>
+      </w:r>
+      <w:proofErr w:type="gramEnd"/>
+      <w:r>
+        <w:t>189, 237, 180, 292);</w:t>
+      </w:r>
+    </w:p>
+    <w:p>
+      <w:pPr>
+        <w:pStyle w:val="Code"/>
+      </w:pPr>
+      <w:r>
+        <w:t xml:space="preserve">  </w:t>
+      </w:r>
+      <w:proofErr w:type="gramStart"/>
+      <w:r>
+        <w:t>line(</w:t>
+      </w:r>
+      <w:proofErr w:type="gramEnd"/>
+      <w:r>
+        <w:t>210, 237, 230, 292);</w:t>
       </w:r>
     </w:p>
     <w:p>
@@ -792,44 +904,84 @@
         <w:pStyle w:val="Code"/>
       </w:pPr>
       <w:r>
-        <w:t xml:space="preserve">  stroke(253, 200, 63);</w:t>
-      </w:r>
-    </w:p>
-    <w:p>
-      <w:pPr>
-        <w:pStyle w:val="Code"/>
-      </w:pPr>
-      <w:r>
-        <w:t xml:space="preserve">  line(120, 112, 120, 147);</w:t>
-      </w:r>
-    </w:p>
-    <w:p>
-      <w:pPr>
-        <w:pStyle w:val="Code"/>
-      </w:pPr>
-      <w:r>
-        <w:t xml:space="preserve">  line(110, 123, 130, 123);</w:t>
-      </w:r>
-    </w:p>
-    <w:p>
-      <w:pPr>
-        <w:pStyle w:val="Code"/>
-      </w:pPr>
-    </w:p>
-    <w:p>
-      <w:pPr>
-        <w:pStyle w:val="Code"/>
-      </w:pPr>
-      <w:r>
-        <w:t xml:space="preserve">  stroke(120, 77, 32, 77);</w:t>
-      </w:r>
-    </w:p>
-    <w:p>
-      <w:pPr>
-        <w:pStyle w:val="Code"/>
-      </w:pPr>
-      <w:r>
-        <w:t xml:space="preserve">  fill(255);</w:t>
+        <w:t xml:space="preserve">  </w:t>
+      </w:r>
+      <w:proofErr w:type="gramStart"/>
+      <w:r>
+        <w:t>stroke(</w:t>
+      </w:r>
+      <w:proofErr w:type="gramEnd"/>
+      <w:r>
+        <w:t>253, 200, 63);</w:t>
+      </w:r>
+    </w:p>
+    <w:p>
+      <w:pPr>
+        <w:pStyle w:val="Code"/>
+      </w:pPr>
+      <w:r>
+        <w:t xml:space="preserve">  </w:t>
+      </w:r>
+      <w:proofErr w:type="gramStart"/>
+      <w:r>
+        <w:t>line(</w:t>
+      </w:r>
+      <w:proofErr w:type="gramEnd"/>
+      <w:r>
+        <w:t>120, 112, 120, 147);</w:t>
+      </w:r>
+    </w:p>
+    <w:p>
+      <w:pPr>
+        <w:pStyle w:val="Code"/>
+      </w:pPr>
+      <w:r>
+        <w:t xml:space="preserve">  </w:t>
+      </w:r>
+      <w:proofErr w:type="gramStart"/>
+      <w:r>
+        <w:t>line(</w:t>
+      </w:r>
+      <w:proofErr w:type="gramEnd"/>
+      <w:r>
+        <w:t>110, 123, 130, 123);</w:t>
+      </w:r>
+    </w:p>
+    <w:p>
+      <w:pPr>
+        <w:pStyle w:val="Code"/>
+      </w:pPr>
+    </w:p>
+    <w:p>
+      <w:pPr>
+        <w:pStyle w:val="Code"/>
+      </w:pPr>
+      <w:r>
+        <w:t xml:space="preserve">  </w:t>
+      </w:r>
+      <w:proofErr w:type="gramStart"/>
+      <w:r>
+        <w:t>stroke(</w:t>
+      </w:r>
+      <w:proofErr w:type="gramEnd"/>
+      <w:r>
+        <w:t>120, 77, 32, 77);</w:t>
+      </w:r>
+    </w:p>
+    <w:p>
+      <w:pPr>
+        <w:pStyle w:val="Code"/>
+      </w:pPr>
+      <w:r>
+        <w:t xml:space="preserve">  </w:t>
+      </w:r>
+      <w:proofErr w:type="gramStart"/>
+      <w:r>
+        <w:t>fill(</w:t>
+      </w:r>
+      <w:proofErr w:type="gramEnd"/>
+      <w:r>
+        <w:t>255);</w:t>
       </w:r>
     </w:p>
     <w:p>
@@ -850,65 +1002,121 @@
         <w:pStyle w:val="Code"/>
       </w:pPr>
       <w:r>
-        <w:t xml:space="preserve">  ellipse(187, 127, 12, 12);</w:t>
-      </w:r>
-    </w:p>
-    <w:p>
-      <w:pPr>
-        <w:pStyle w:val="Code"/>
-      </w:pPr>
-      <w:r>
-        <w:t xml:space="preserve">  ellipse(207, 129, 12, 12);</w:t>
-      </w:r>
-    </w:p>
-    <w:p>
-      <w:pPr>
-        <w:pStyle w:val="Code"/>
-      </w:pPr>
-      <w:r>
-        <w:t xml:space="preserve">  arc(197, 147, 27, 12, 0, PI);</w:t>
-      </w:r>
-    </w:p>
-    <w:p>
-      <w:pPr>
-        <w:pStyle w:val="Code"/>
-      </w:pPr>
-    </w:p>
-    <w:p>
-      <w:pPr>
-        <w:pStyle w:val="Code"/>
-      </w:pPr>
-      <w:r>
-        <w:t xml:space="preserve">  fill(0, 0, 0, 73);</w:t>
-      </w:r>
-    </w:p>
-    <w:p>
-      <w:pPr>
-        <w:pStyle w:val="Code"/>
-      </w:pPr>
-      <w:r>
-        <w:t xml:space="preserve">  noStroke();</w:t>
-      </w:r>
-    </w:p>
-    <w:p>
-      <w:pPr>
-        <w:pStyle w:val="Code"/>
-      </w:pPr>
-    </w:p>
-    <w:p>
-      <w:pPr>
-        <w:pStyle w:val="Code"/>
-      </w:pPr>
-      <w:r>
-        <w:t xml:space="preserve">  ellipse(187, 127, 5, 5);</w:t>
-      </w:r>
-    </w:p>
-    <w:p>
-      <w:pPr>
-        <w:pStyle w:val="Code"/>
-      </w:pPr>
-      <w:r>
-        <w:t xml:space="preserve">  ellipse(207, 129, 5, 5);</w:t>
+        <w:t xml:space="preserve">  </w:t>
+      </w:r>
+      <w:proofErr w:type="gramStart"/>
+      <w:r>
+        <w:t>ellipse(</w:t>
+      </w:r>
+      <w:proofErr w:type="gramEnd"/>
+      <w:r>
+        <w:t>187, 127, 12, 12);</w:t>
+      </w:r>
+    </w:p>
+    <w:p>
+      <w:pPr>
+        <w:pStyle w:val="Code"/>
+      </w:pPr>
+      <w:r>
+        <w:t xml:space="preserve">  </w:t>
+      </w:r>
+      <w:proofErr w:type="gramStart"/>
+      <w:r>
+        <w:t>ellipse(</w:t>
+      </w:r>
+      <w:proofErr w:type="gramEnd"/>
+      <w:r>
+        <w:t>207, 129, 12, 12);</w:t>
+      </w:r>
+    </w:p>
+    <w:p>
+      <w:pPr>
+        <w:pStyle w:val="Code"/>
+      </w:pPr>
+      <w:r>
+        <w:t xml:space="preserve">  </w:t>
+      </w:r>
+      <w:proofErr w:type="gramStart"/>
+      <w:r>
+        <w:t>arc(</w:t>
+      </w:r>
+      <w:proofErr w:type="gramEnd"/>
+      <w:r>
+        <w:t>197, 147, 27, 12, 0, PI);</w:t>
+      </w:r>
+    </w:p>
+    <w:p>
+      <w:pPr>
+        <w:pStyle w:val="Code"/>
+      </w:pPr>
+    </w:p>
+    <w:p>
+      <w:pPr>
+        <w:pStyle w:val="Code"/>
+      </w:pPr>
+      <w:r>
+        <w:t xml:space="preserve">  </w:t>
+      </w:r>
+      <w:proofErr w:type="gramStart"/>
+      <w:r>
+        <w:t>fill(</w:t>
+      </w:r>
+      <w:proofErr w:type="gramEnd"/>
+      <w:r>
+        <w:t>0, 0, 0, 73);</w:t>
+      </w:r>
+    </w:p>
+    <w:p>
+      <w:pPr>
+        <w:pStyle w:val="Code"/>
+      </w:pPr>
+      <w:r>
+        <w:t xml:space="preserve">  </w:t>
+      </w:r>
+      <w:proofErr w:type="gramStart"/>
+      <w:r>
+        <w:t>noStroke(</w:t>
+      </w:r>
+      <w:proofErr w:type="gramEnd"/>
+      <w:r>
+        <w:t>);</w:t>
+      </w:r>
+    </w:p>
+    <w:p>
+      <w:pPr>
+        <w:pStyle w:val="Code"/>
+      </w:pPr>
+    </w:p>
+    <w:p>
+      <w:pPr>
+        <w:pStyle w:val="Code"/>
+      </w:pPr>
+      <w:r>
+        <w:t xml:space="preserve">  </w:t>
+      </w:r>
+      <w:proofErr w:type="gramStart"/>
+      <w:r>
+        <w:t>ellipse(</w:t>
+      </w:r>
+      <w:proofErr w:type="gramEnd"/>
+      <w:r>
+        <w:t>187, 127, 5, 5);</w:t>
+      </w:r>
+    </w:p>
+    <w:p>
+      <w:pPr>
+        <w:pStyle w:val="Code"/>
+      </w:pPr>
+      <w:r>
+        <w:t xml:space="preserve">  </w:t>
+      </w:r>
+      <w:proofErr w:type="gramStart"/>
+      <w:r>
+        <w:t>ellipse(</w:t>
+      </w:r>
+      <w:proofErr w:type="gramEnd"/>
+      <w:r>
+        <w:t>207, 129, 5, 5);</w:t>
       </w:r>
     </w:p>
     <w:p>
@@ -948,15 +1156,31 @@
         <w:pStyle w:val="Code"/>
       </w:pPr>
       <w:r>
-        <w:t>void setup() {</w:t>
-      </w:r>
-    </w:p>
-    <w:p>
-      <w:pPr>
-        <w:pStyle w:val="Code"/>
-      </w:pPr>
-      <w:r>
-        <w:t xml:space="preserve">  size(412, 412);</w:t>
+        <w:t xml:space="preserve">void </w:t>
+      </w:r>
+      <w:proofErr w:type="gramStart"/>
+      <w:r>
+        <w:t>setup(</w:t>
+      </w:r>
+      <w:proofErr w:type="gramEnd"/>
+      <w:r>
+        <w:t>) {</w:t>
+      </w:r>
+    </w:p>
+    <w:p>
+      <w:pPr>
+        <w:pStyle w:val="Code"/>
+      </w:pPr>
+      <w:r>
+        <w:t xml:space="preserve">  </w:t>
+      </w:r>
+      <w:proofErr w:type="gramStart"/>
+      <w:r>
+        <w:t>size(</w:t>
+      </w:r>
+      <w:proofErr w:type="gramEnd"/>
+      <w:r>
+        <w:t>412, 412);</w:t>
       </w:r>
     </w:p>
     <w:p>
@@ -977,15 +1201,31 @@
         <w:pStyle w:val="Code"/>
       </w:pPr>
       <w:r>
-        <w:t>void draw() {</w:t>
-      </w:r>
-    </w:p>
-    <w:p>
-      <w:pPr>
-        <w:pStyle w:val="Code"/>
-      </w:pPr>
-      <w:r>
-        <w:t xml:space="preserve">  background(255);</w:t>
+        <w:t xml:space="preserve">void </w:t>
+      </w:r>
+      <w:proofErr w:type="gramStart"/>
+      <w:r>
+        <w:t>draw(</w:t>
+      </w:r>
+      <w:proofErr w:type="gramEnd"/>
+      <w:r>
+        <w:t>) {</w:t>
+      </w:r>
+    </w:p>
+    <w:p>
+      <w:pPr>
+        <w:pStyle w:val="Code"/>
+      </w:pPr>
+      <w:r>
+        <w:t xml:space="preserve">  </w:t>
+      </w:r>
+      <w:proofErr w:type="gramStart"/>
+      <w:r>
+        <w:t>background(</w:t>
+      </w:r>
+      <w:proofErr w:type="gramEnd"/>
+      <w:r>
+        <w:t>255);</w:t>
       </w:r>
     </w:p>
     <w:p>
@@ -1006,7 +1246,15 @@
         <w:pStyle w:val="Code"/>
       </w:pPr>
       <w:r>
-        <w:t xml:space="preserve">  fill(255, 89, 94, opacity);</w:t>
+        <w:t xml:space="preserve">  </w:t>
+      </w:r>
+      <w:proofErr w:type="gramStart"/>
+      <w:r>
+        <w:t>fill(</w:t>
+      </w:r>
+      <w:proofErr w:type="gramEnd"/>
+      <w:r>
+        <w:t>255, 89, 94, opacity);</w:t>
       </w:r>
     </w:p>
     <w:p>
@@ -1030,15 +1278,31 @@
         <w:pStyle w:val="Code"/>
       </w:pPr>
       <w:r>
-        <w:t xml:space="preserve">  stroke(255, 89, 94, 37);</w:t>
-      </w:r>
-    </w:p>
-    <w:p>
-      <w:pPr>
-        <w:pStyle w:val="Code"/>
-      </w:pPr>
-      <w:r>
-        <w:t xml:space="preserve">  ellipse(100, 100, 70, 70);</w:t>
+        <w:t xml:space="preserve">  </w:t>
+      </w:r>
+      <w:proofErr w:type="gramStart"/>
+      <w:r>
+        <w:t>stroke(</w:t>
+      </w:r>
+      <w:proofErr w:type="gramEnd"/>
+      <w:r>
+        <w:t>255, 89, 94, 37);</w:t>
+      </w:r>
+    </w:p>
+    <w:p>
+      <w:pPr>
+        <w:pStyle w:val="Code"/>
+      </w:pPr>
+      <w:r>
+        <w:t xml:space="preserve">  </w:t>
+      </w:r>
+      <w:proofErr w:type="gramStart"/>
+      <w:r>
+        <w:t>ellipse(</w:t>
+      </w:r>
+      <w:proofErr w:type="gramEnd"/>
+      <w:r>
+        <w:t>100, 100, 70, 70);</w:t>
       </w:r>
     </w:p>
     <w:p>
@@ -1059,7 +1323,15 @@
         <w:pStyle w:val="Code"/>
       </w:pPr>
       <w:r>
-        <w:t xml:space="preserve">  fill(138, 201, 38, opacity);</w:t>
+        <w:t xml:space="preserve">  </w:t>
+      </w:r>
+      <w:proofErr w:type="gramStart"/>
+      <w:r>
+        <w:t>fill(</w:t>
+      </w:r>
+      <w:proofErr w:type="gramEnd"/>
+      <w:r>
+        <w:t>138, 201, 38, opacity);</w:t>
       </w:r>
     </w:p>
     <w:p>
@@ -1083,15 +1355,31 @@
         <w:pStyle w:val="Code"/>
       </w:pPr>
       <w:r>
-        <w:t xml:space="preserve">  stroke(138, 201, 38, 37);</w:t>
-      </w:r>
-    </w:p>
-    <w:p>
-      <w:pPr>
-        <w:pStyle w:val="Code"/>
-      </w:pPr>
-      <w:r>
-        <w:t xml:space="preserve">  ellipse(200, 200, 70, 70);</w:t>
+        <w:t xml:space="preserve">  </w:t>
+      </w:r>
+      <w:proofErr w:type="gramStart"/>
+      <w:r>
+        <w:t>stroke(</w:t>
+      </w:r>
+      <w:proofErr w:type="gramEnd"/>
+      <w:r>
+        <w:t>138, 201, 38, 37);</w:t>
+      </w:r>
+    </w:p>
+    <w:p>
+      <w:pPr>
+        <w:pStyle w:val="Code"/>
+      </w:pPr>
+      <w:r>
+        <w:t xml:space="preserve">  </w:t>
+      </w:r>
+      <w:proofErr w:type="gramStart"/>
+      <w:r>
+        <w:t>ellipse(</w:t>
+      </w:r>
+      <w:proofErr w:type="gramEnd"/>
+      <w:r>
+        <w:t>200, 200, 70, 70);</w:t>
       </w:r>
     </w:p>
     <w:p>
@@ -1112,7 +1400,15 @@
         <w:pStyle w:val="Code"/>
       </w:pPr>
       <w:r>
-        <w:t xml:space="preserve">  fill(25, 130, 196, opacity);</w:t>
+        <w:t xml:space="preserve">  </w:t>
+      </w:r>
+      <w:proofErr w:type="gramStart"/>
+      <w:r>
+        <w:t>fill(</w:t>
+      </w:r>
+      <w:proofErr w:type="gramEnd"/>
+      <w:r>
+        <w:t>25, 130, 196, opacity);</w:t>
       </w:r>
     </w:p>
     <w:p>
@@ -1136,7 +1432,15 @@
         <w:pStyle w:val="Code"/>
       </w:pPr>
       <w:r>
-        <w:t xml:space="preserve">  stroke(25, 130, 196, 37);</w:t>
+        <w:t xml:space="preserve">  </w:t>
+      </w:r>
+      <w:proofErr w:type="gramStart"/>
+      <w:r>
+        <w:t>stroke(</w:t>
+      </w:r>
+      <w:proofErr w:type="gramEnd"/>
+      <w:r>
+        <w:t>25, 130, 196, 37);</w:t>
       </w:r>
     </w:p>
     <w:p>
@@ -1145,7 +1449,15 @@
       </w:pPr>
       <w:r>
         <w:lastRenderedPageBreak/>
-        <w:t xml:space="preserve">  ellipse(300, 300, 70, 70);</w:t>
+        <w:t xml:space="preserve">  </w:t>
+      </w:r>
+      <w:proofErr w:type="gramStart"/>
+      <w:r>
+        <w:t>ellipse(</w:t>
+      </w:r>
+      <w:proofErr w:type="gramEnd"/>
+      <w:r>
+        <w:t>300, 300, 70, 70);</w:t>
       </w:r>
     </w:p>
     <w:p>
@@ -1600,58 +1912,88 @@
       <w:pPr>
         <w:pStyle w:val="Code"/>
       </w:pPr>
-      <w:r>
-        <w:t>fill(255, 0, 0, 90);</w:t>
-      </w:r>
-    </w:p>
-    <w:p>
-      <w:pPr>
-        <w:pStyle w:val="Code"/>
-      </w:pPr>
-      <w:r>
-        <w:t>ellipse(100, 100, 150, 75);</w:t>
-      </w:r>
-    </w:p>
-    <w:p>
-      <w:pPr>
-        <w:pStyle w:val="Code"/>
-      </w:pPr>
-    </w:p>
-    <w:p>
-      <w:pPr>
-        <w:pStyle w:val="Code"/>
-      </w:pPr>
-      <w:r>
-        <w:t>fill(0, 0, 0, 100);</w:t>
-      </w:r>
-    </w:p>
-    <w:p>
-      <w:pPr>
-        <w:pStyle w:val="Code"/>
-      </w:pPr>
-      <w:r>
-        <w:t>ellipse(50, 50, 120, 60);</w:t>
-      </w:r>
-    </w:p>
-    <w:p>
-      <w:pPr>
-        <w:pStyle w:val="Code"/>
-      </w:pPr>
-    </w:p>
-    <w:p>
-      <w:pPr>
-        <w:pStyle w:val="Code"/>
-      </w:pPr>
-      <w:r>
-        <w:t>fill(0, 100, 0, 200);</w:t>
-      </w:r>
-    </w:p>
-    <w:p>
-      <w:pPr>
-        <w:pStyle w:val="Code"/>
-      </w:pPr>
-      <w:r>
-        <w:t>ellipse(50, 80, 60, 60);</w:t>
+      <w:proofErr w:type="gramStart"/>
+      <w:r>
+        <w:t>fill(</w:t>
+      </w:r>
+      <w:proofErr w:type="gramEnd"/>
+      <w:r>
+        <w:t>255, 0, 0, 90);</w:t>
+      </w:r>
+    </w:p>
+    <w:p>
+      <w:pPr>
+        <w:pStyle w:val="Code"/>
+      </w:pPr>
+      <w:proofErr w:type="gramStart"/>
+      <w:r>
+        <w:t>ellipse(</w:t>
+      </w:r>
+      <w:proofErr w:type="gramEnd"/>
+      <w:r>
+        <w:t>100, 100, 150, 75);</w:t>
+      </w:r>
+    </w:p>
+    <w:p>
+      <w:pPr>
+        <w:pStyle w:val="Code"/>
+      </w:pPr>
+    </w:p>
+    <w:p>
+      <w:pPr>
+        <w:pStyle w:val="Code"/>
+      </w:pPr>
+      <w:proofErr w:type="gramStart"/>
+      <w:r>
+        <w:t>fill(</w:t>
+      </w:r>
+      <w:proofErr w:type="gramEnd"/>
+      <w:r>
+        <w:t>0, 0, 0, 100);</w:t>
+      </w:r>
+    </w:p>
+    <w:p>
+      <w:pPr>
+        <w:pStyle w:val="Code"/>
+      </w:pPr>
+      <w:proofErr w:type="gramStart"/>
+      <w:r>
+        <w:t>ellipse(</w:t>
+      </w:r>
+      <w:proofErr w:type="gramEnd"/>
+      <w:r>
+        <w:t>50, 50, 120, 60);</w:t>
+      </w:r>
+    </w:p>
+    <w:p>
+      <w:pPr>
+        <w:pStyle w:val="Code"/>
+      </w:pPr>
+    </w:p>
+    <w:p>
+      <w:pPr>
+        <w:pStyle w:val="Code"/>
+      </w:pPr>
+      <w:proofErr w:type="gramStart"/>
+      <w:r>
+        <w:t>fill(</w:t>
+      </w:r>
+      <w:proofErr w:type="gramEnd"/>
+      <w:r>
+        <w:t>0, 100, 0, 200);</w:t>
+      </w:r>
+    </w:p>
+    <w:p>
+      <w:pPr>
+        <w:pStyle w:val="Code"/>
+      </w:pPr>
+      <w:proofErr w:type="gramStart"/>
+      <w:r>
+        <w:t>ellipse(</w:t>
+      </w:r>
+      <w:proofErr w:type="gramEnd"/>
+      <w:r>
+        <w:t>50, 80, 60, 60);</w:t>
       </w:r>
     </w:p>
     <w:p>
@@ -1724,8 +2066,13 @@
       <w:pPr>
         <w:pStyle w:val="Code"/>
       </w:pPr>
-      <w:r>
-        <w:t>line(0, 50, 50, 50);</w:t>
+      <w:proofErr w:type="gramStart"/>
+      <w:r>
+        <w:t>line(</w:t>
+      </w:r>
+      <w:proofErr w:type="gramEnd"/>
+      <w:r>
+        <w:t>0, 50, 50, 50);</w:t>
       </w:r>
     </w:p>
     <w:p>
@@ -2203,7 +2550,15 @@
         <w:pStyle w:val="Code"/>
       </w:pPr>
       <w:r>
-        <w:t>static void functionCalled() {</w:t>
+        <w:t xml:space="preserve">static void </w:t>
+      </w:r>
+      <w:proofErr w:type="gramStart"/>
+      <w:r>
+        <w:t>functionCalled(</w:t>
+      </w:r>
+      <w:proofErr w:type="gramEnd"/>
+      <w:r>
+        <w:t>) {</w:t>
       </w:r>
     </w:p>
     <w:p>
@@ -2277,7 +2632,15 @@
         <w:pStyle w:val="Code"/>
       </w:pPr>
       <w:r>
-        <w:t>static void showVariable() {</w:t>
+        <w:t xml:space="preserve">static void </w:t>
+      </w:r>
+      <w:proofErr w:type="gramStart"/>
+      <w:r>
+        <w:t>showVariable(</w:t>
+      </w:r>
+      <w:proofErr w:type="gramEnd"/>
+      <w:r>
+        <w:t>) {</w:t>
       </w:r>
     </w:p>
     <w:p>
@@ -2510,21 +2873,45 @@
       <w:pPr>
         <w:pStyle w:val="Code"/>
       </w:pPr>
-    </w:p>
-    <w:p>
-      <w:pPr>
-        <w:pStyle w:val="Code"/>
-      </w:pPr>
-      <w:r>
-        <w:t>void setup() {</w:t>
-      </w:r>
-    </w:p>
-    <w:p>
-      <w:pPr>
-        <w:pStyle w:val="Code"/>
-      </w:pPr>
-      <w:r>
-        <w:t xml:space="preserve">  size(512, 512);</w:t>
+      <w:r>
+        <w:t>int circleHeight=33;</w:t>
+      </w:r>
+    </w:p>
+    <w:p>
+      <w:pPr>
+        <w:pStyle w:val="Code"/>
+      </w:pPr>
+    </w:p>
+    <w:p>
+      <w:pPr>
+        <w:pStyle w:val="Code"/>
+      </w:pPr>
+      <w:r>
+        <w:t xml:space="preserve">void </w:t>
+      </w:r>
+      <w:proofErr w:type="gramStart"/>
+      <w:r>
+        <w:t>setup(</w:t>
+      </w:r>
+      <w:proofErr w:type="gramEnd"/>
+      <w:r>
+        <w:t>) {</w:t>
+      </w:r>
+    </w:p>
+    <w:p>
+      <w:pPr>
+        <w:pStyle w:val="Code"/>
+      </w:pPr>
+      <w:r>
+        <w:t xml:space="preserve">  </w:t>
+      </w:r>
+      <w:proofErr w:type="gramStart"/>
+      <w:r>
+        <w:t>size(</w:t>
+      </w:r>
+      <w:proofErr w:type="gramEnd"/>
+      <w:r>
+        <w:t>512, 512);</w:t>
       </w:r>
     </w:p>
     <w:p>
@@ -2545,52 +2932,92 @@
         <w:pStyle w:val="Code"/>
       </w:pPr>
       <w:r>
-        <w:t>void draw() {</w:t>
-      </w:r>
-    </w:p>
-    <w:p>
-      <w:pPr>
-        <w:pStyle w:val="Code"/>
-      </w:pPr>
-      <w:r>
-        <w:t xml:space="preserve">  background(255);</w:t>
-      </w:r>
-    </w:p>
-    <w:p>
-      <w:pPr>
-        <w:pStyle w:val="Code"/>
-      </w:pPr>
-      <w:r>
-        <w:t xml:space="preserve">  noStroke();</w:t>
-      </w:r>
-    </w:p>
-    <w:p>
-      <w:pPr>
-        <w:pStyle w:val="Code"/>
-      </w:pPr>
-      <w:r>
-        <w:t xml:space="preserve">  fill(137, 203, 37);</w:t>
-      </w:r>
-    </w:p>
-    <w:p>
-      <w:pPr>
-        <w:pStyle w:val="Code"/>
-      </w:pPr>
-    </w:p>
-    <w:p>
-      <w:pPr>
-        <w:pStyle w:val="Code"/>
-      </w:pPr>
-      <w:r>
-        <w:t xml:space="preserve">  ellipse(circleHorizontal, height/2, 33, 33);</w:t>
-      </w:r>
-    </w:p>
-    <w:p>
-      <w:pPr>
-        <w:pStyle w:val="Code"/>
-      </w:pPr>
-      <w:r>
-        <w:t xml:space="preserve">  if (goingRight &amp;&amp; circleHorizontal&lt;width) {</w:t>
+        <w:t xml:space="preserve">void </w:t>
+      </w:r>
+      <w:proofErr w:type="gramStart"/>
+      <w:r>
+        <w:t>draw(</w:t>
+      </w:r>
+      <w:proofErr w:type="gramEnd"/>
+      <w:r>
+        <w:t>) {</w:t>
+      </w:r>
+    </w:p>
+    <w:p>
+      <w:pPr>
+        <w:pStyle w:val="Code"/>
+      </w:pPr>
+      <w:r>
+        <w:t xml:space="preserve">  </w:t>
+      </w:r>
+      <w:proofErr w:type="gramStart"/>
+      <w:r>
+        <w:t>background(</w:t>
+      </w:r>
+      <w:proofErr w:type="gramEnd"/>
+      <w:r>
+        <w:t>255);</w:t>
+      </w:r>
+    </w:p>
+    <w:p>
+      <w:pPr>
+        <w:pStyle w:val="Code"/>
+      </w:pPr>
+      <w:r>
+        <w:t xml:space="preserve">  </w:t>
+      </w:r>
+      <w:proofErr w:type="gramStart"/>
+      <w:r>
+        <w:t>noStroke(</w:t>
+      </w:r>
+      <w:proofErr w:type="gramEnd"/>
+      <w:r>
+        <w:t>);</w:t>
+      </w:r>
+    </w:p>
+    <w:p>
+      <w:pPr>
+        <w:pStyle w:val="Code"/>
+      </w:pPr>
+      <w:r>
+        <w:t xml:space="preserve">  </w:t>
+      </w:r>
+      <w:proofErr w:type="gramStart"/>
+      <w:r>
+        <w:t>fill(</w:t>
+      </w:r>
+      <w:proofErr w:type="gramEnd"/>
+      <w:r>
+        <w:t>137, 203, 37);</w:t>
+      </w:r>
+    </w:p>
+    <w:p>
+      <w:pPr>
+        <w:pStyle w:val="Code"/>
+      </w:pPr>
+    </w:p>
+    <w:p>
+      <w:pPr>
+        <w:pStyle w:val="Code"/>
+      </w:pPr>
+      <w:r>
+        <w:t xml:space="preserve">  </w:t>
+      </w:r>
+      <w:proofErr w:type="gramStart"/>
+      <w:r>
+        <w:t>ellipse(</w:t>
+      </w:r>
+      <w:proofErr w:type="gramEnd"/>
+      <w:r>
+        <w:t>circleHorizontal, height/2, circleHeight, circleHeight);</w:t>
+      </w:r>
+    </w:p>
+    <w:p>
+      <w:pPr>
+        <w:pStyle w:val="Code"/>
+      </w:pPr>
+      <w:r>
+        <w:t xml:space="preserve">  if (goingRight &amp;&amp; circleHorizontal-circleHeight/2&lt;width-circleHeight) {</w:t>
       </w:r>
     </w:p>
     <w:p>
@@ -2606,7 +3033,7 @@
         <w:pStyle w:val="Code"/>
       </w:pPr>
       <w:r>
-        <w:t xml:space="preserve">  } else if (circleHorizontal&gt;=width &amp;&amp; goingRight) {</w:t>
+        <w:t xml:space="preserve">  } else if (goingRight &amp;&amp; circleHorizontal&gt;=width-circleHeight*2) {</w:t>
       </w:r>
     </w:p>
     <w:p>
@@ -2630,7 +3057,31 @@
         <w:pStyle w:val="Code"/>
       </w:pPr>
       <w:r>
-        <w:t xml:space="preserve">  } else if (!goingRight &amp;&amp; circleHorizontal&gt;0) {</w:t>
+        <w:t xml:space="preserve">    println(circleHorizontal);</w:t>
+      </w:r>
+    </w:p>
+    <w:p>
+      <w:pPr>
+        <w:pStyle w:val="Code"/>
+      </w:pPr>
+      <w:r>
+        <w:t xml:space="preserve">    println(width-circleHeight*2);</w:t>
+      </w:r>
+    </w:p>
+    <w:p>
+      <w:pPr>
+        <w:pStyle w:val="Code"/>
+      </w:pPr>
+      <w:r>
+        <w:t xml:space="preserve">  } else if </w:t>
+      </w:r>
+      <w:proofErr w:type="gramStart"/>
+      <w:r>
+        <w:t>(!goingRight</w:t>
+      </w:r>
+      <w:proofErr w:type="gramEnd"/>
+      <w:r>
+        <w:t xml:space="preserve"> &amp;&amp; circleHorizontal-circleHeight/2&gt;0) {</w:t>
       </w:r>
     </w:p>
     <w:p>
@@ -2646,7 +3097,15 @@
         <w:pStyle w:val="Code"/>
       </w:pPr>
       <w:r>
-        <w:t xml:space="preserve">  } else if (!goingRight &amp;&amp; circleHorizontal&lt;=0) {</w:t>
+        <w:t xml:space="preserve">  } else if </w:t>
+      </w:r>
+      <w:proofErr w:type="gramStart"/>
+      <w:r>
+        <w:t>(!goingRight</w:t>
+      </w:r>
+      <w:proofErr w:type="gramEnd"/>
+      <w:r>
+        <w:t xml:space="preserve"> &amp;&amp; circleHorizontal-circleHeight/2&lt;=0) {</w:t>
       </w:r>
     </w:p>
     <w:p>
@@ -2884,23 +3343,47 @@
         <w:pStyle w:val="Code"/>
       </w:pPr>
       <w:r>
-        <w:t>void setup() {</w:t>
-      </w:r>
-    </w:p>
-    <w:p>
-      <w:pPr>
-        <w:pStyle w:val="Code"/>
-      </w:pPr>
-      <w:r>
-        <w:t xml:space="preserve">  size(512, 512);</w:t>
-      </w:r>
-    </w:p>
-    <w:p>
-      <w:pPr>
-        <w:pStyle w:val="Code"/>
-      </w:pPr>
-      <w:r>
-        <w:t xml:space="preserve">  background(0,255,255);</w:t>
+        <w:t xml:space="preserve">void </w:t>
+      </w:r>
+      <w:proofErr w:type="gramStart"/>
+      <w:r>
+        <w:t>setup(</w:t>
+      </w:r>
+      <w:proofErr w:type="gramEnd"/>
+      <w:r>
+        <w:t>) {</w:t>
+      </w:r>
+    </w:p>
+    <w:p>
+      <w:pPr>
+        <w:pStyle w:val="Code"/>
+      </w:pPr>
+      <w:r>
+        <w:t xml:space="preserve">  </w:t>
+      </w:r>
+      <w:proofErr w:type="gramStart"/>
+      <w:r>
+        <w:t>size(</w:t>
+      </w:r>
+      <w:proofErr w:type="gramEnd"/>
+      <w:r>
+        <w:t>512, 512);</w:t>
+      </w:r>
+    </w:p>
+    <w:p>
+      <w:pPr>
+        <w:pStyle w:val="Code"/>
+      </w:pPr>
+      <w:r>
+        <w:t xml:space="preserve">  </w:t>
+      </w:r>
+      <w:proofErr w:type="gramStart"/>
+      <w:r>
+        <w:t>background(</w:t>
+      </w:r>
+      <w:proofErr w:type="gramEnd"/>
+      <w:r>
+        <w:t>0,255,255);</w:t>
       </w:r>
     </w:p>
     <w:p>
@@ -2921,7 +3404,15 @@
         <w:pStyle w:val="Code"/>
       </w:pPr>
       <w:r>
-        <w:t>void draw() {</w:t>
+        <w:t xml:space="preserve">void </w:t>
+      </w:r>
+      <w:proofErr w:type="gramStart"/>
+      <w:r>
+        <w:t>draw(</w:t>
+      </w:r>
+      <w:proofErr w:type="gramEnd"/>
+      <w:r>
+        <w:t>) {</w:t>
       </w:r>
     </w:p>
     <w:p>
@@ -2930,7 +3421,15 @@
       </w:pPr>
       <w:r>
         <w:lastRenderedPageBreak/>
-        <w:t xml:space="preserve">  noStroke();</w:t>
+        <w:t xml:space="preserve">  </w:t>
+      </w:r>
+      <w:proofErr w:type="gramStart"/>
+      <w:r>
+        <w:t>noStroke(</w:t>
+      </w:r>
+      <w:proofErr w:type="gramEnd"/>
+      <w:r>
+        <w:t>);</w:t>
       </w:r>
     </w:p>
     <w:p>
@@ -2951,15 +3450,31 @@
         <w:pStyle w:val="Code"/>
       </w:pPr>
       <w:r>
-        <w:t xml:space="preserve">  rect(width/2-rectangleWidth*2, height/2-rectangleHeight, rectangleWidth, rectangleHeight);</w:t>
-      </w:r>
-    </w:p>
-    <w:p>
-      <w:pPr>
-        <w:pStyle w:val="Code"/>
-      </w:pPr>
-      <w:r>
-        <w:t xml:space="preserve">  if (!firstGoingUp &amp;&amp; firstColor&gt;=0) {</w:t>
+        <w:t xml:space="preserve">  </w:t>
+      </w:r>
+      <w:proofErr w:type="gramStart"/>
+      <w:r>
+        <w:t>rect(</w:t>
+      </w:r>
+      <w:proofErr w:type="gramEnd"/>
+      <w:r>
+        <w:t>width/2-rectangleWidth*2, height/2-rectangleHeight, rectangleWidth, rectangleHeight);</w:t>
+      </w:r>
+    </w:p>
+    <w:p>
+      <w:pPr>
+        <w:pStyle w:val="Code"/>
+      </w:pPr>
+      <w:r>
+        <w:t xml:space="preserve">  if </w:t>
+      </w:r>
+      <w:proofErr w:type="gramStart"/>
+      <w:r>
+        <w:t>(!firstGoingUp</w:t>
+      </w:r>
+      <w:proofErr w:type="gramEnd"/>
+      <w:r>
+        <w:t xml:space="preserve"> &amp;&amp; firstColor&gt;=0) {</w:t>
       </w:r>
     </w:p>
     <w:p>
@@ -2975,7 +3490,15 @@
         <w:pStyle w:val="Code"/>
       </w:pPr>
       <w:r>
-        <w:t xml:space="preserve">  } else if (!firstGoingUp &amp;&amp; firstColor&lt;=0) {</w:t>
+        <w:t xml:space="preserve">  } else if </w:t>
+      </w:r>
+      <w:proofErr w:type="gramStart"/>
+      <w:r>
+        <w:t>(!firstGoingUp</w:t>
+      </w:r>
+      <w:proofErr w:type="gramEnd"/>
+      <w:r>
+        <w:t xml:space="preserve"> &amp;&amp; firstColor&lt;=0) {</w:t>
       </w:r>
     </w:p>
     <w:p>
@@ -3060,15 +3583,31 @@
         <w:pStyle w:val="Code"/>
       </w:pPr>
       <w:r>
-        <w:t xml:space="preserve">  rect(width/2+rectangleWidth, height/2-rectangleHeight, rectangleWidth, rectangleHeight);</w:t>
-      </w:r>
-    </w:p>
-    <w:p>
-      <w:pPr>
-        <w:pStyle w:val="Code"/>
-      </w:pPr>
-      <w:r>
-        <w:t xml:space="preserve">  if (!secondGoingDown &amp;&amp; secondColor&gt;=0) {</w:t>
+        <w:t xml:space="preserve">  </w:t>
+      </w:r>
+      <w:proofErr w:type="gramStart"/>
+      <w:r>
+        <w:t>rect(</w:t>
+      </w:r>
+      <w:proofErr w:type="gramEnd"/>
+      <w:r>
+        <w:t>width/2+rectangleWidth, height/2-rectangleHeight, rectangleWidth, rectangleHeight);</w:t>
+      </w:r>
+    </w:p>
+    <w:p>
+      <w:pPr>
+        <w:pStyle w:val="Code"/>
+      </w:pPr>
+      <w:r>
+        <w:t xml:space="preserve">  if </w:t>
+      </w:r>
+      <w:proofErr w:type="gramStart"/>
+      <w:r>
+        <w:t>(!secondGoingDown</w:t>
+      </w:r>
+      <w:proofErr w:type="gramEnd"/>
+      <w:r>
+        <w:t xml:space="preserve"> &amp;&amp; secondColor&gt;=0) {</w:t>
       </w:r>
     </w:p>
     <w:p>
@@ -3084,7 +3623,15 @@
         <w:pStyle w:val="Code"/>
       </w:pPr>
       <w:r>
-        <w:t xml:space="preserve">  } else if (!secondGoingDown &amp;&amp; secondColor&lt;=0) {</w:t>
+        <w:t xml:space="preserve">  } else if </w:t>
+      </w:r>
+      <w:proofErr w:type="gramStart"/>
+      <w:r>
+        <w:t>(!secondGoingDown</w:t>
+      </w:r>
+      <w:proofErr w:type="gramEnd"/>
+      <w:r>
+        <w:t xml:space="preserve"> &amp;&amp; secondColor&lt;=0) {</w:t>
       </w:r>
     </w:p>
     <w:p>
@@ -3308,23 +3855,47 @@
         <w:pStyle w:val="Code"/>
       </w:pPr>
       <w:r>
-        <w:t>void setup() {</w:t>
-      </w:r>
-    </w:p>
-    <w:p>
-      <w:pPr>
-        <w:pStyle w:val="Code"/>
-      </w:pPr>
-      <w:r>
-        <w:t xml:space="preserve">  size(512, 512);</w:t>
-      </w:r>
-    </w:p>
-    <w:p>
-      <w:pPr>
-        <w:pStyle w:val="Code"/>
-      </w:pPr>
-      <w:r>
-        <w:t xml:space="preserve">  background(255);</w:t>
+        <w:t xml:space="preserve">void </w:t>
+      </w:r>
+      <w:proofErr w:type="gramStart"/>
+      <w:r>
+        <w:t>setup(</w:t>
+      </w:r>
+      <w:proofErr w:type="gramEnd"/>
+      <w:r>
+        <w:t>) {</w:t>
+      </w:r>
+    </w:p>
+    <w:p>
+      <w:pPr>
+        <w:pStyle w:val="Code"/>
+      </w:pPr>
+      <w:r>
+        <w:t xml:space="preserve">  </w:t>
+      </w:r>
+      <w:proofErr w:type="gramStart"/>
+      <w:r>
+        <w:t>size(</w:t>
+      </w:r>
+      <w:proofErr w:type="gramEnd"/>
+      <w:r>
+        <w:t>512, 512);</w:t>
+      </w:r>
+    </w:p>
+    <w:p>
+      <w:pPr>
+        <w:pStyle w:val="Code"/>
+      </w:pPr>
+      <w:r>
+        <w:t xml:space="preserve">  </w:t>
+      </w:r>
+      <w:proofErr w:type="gramStart"/>
+      <w:r>
+        <w:t>background(</w:t>
+      </w:r>
+      <w:proofErr w:type="gramEnd"/>
+      <w:r>
+        <w:t>255);</w:t>
       </w:r>
     </w:p>
     <w:p>
@@ -3345,36 +3916,76 @@
         <w:pStyle w:val="Code"/>
       </w:pPr>
       <w:r>
-        <w:t>void draw() {</w:t>
-      </w:r>
-    </w:p>
-    <w:p>
-      <w:pPr>
-        <w:pStyle w:val="Code"/>
-      </w:pPr>
-      <w:r>
-        <w:t xml:space="preserve">  stroke(255, 202, 58);</w:t>
-      </w:r>
-    </w:p>
-    <w:p>
-      <w:pPr>
-        <w:pStyle w:val="Code"/>
-      </w:pPr>
-      <w:r>
-        <w:t xml:space="preserve">  strokeWeight(7);</w:t>
-      </w:r>
-    </w:p>
-    <w:p>
-      <w:pPr>
-        <w:pStyle w:val="Code"/>
-      </w:pPr>
-    </w:p>
-    <w:p>
-      <w:pPr>
-        <w:pStyle w:val="Code"/>
-      </w:pPr>
-      <w:r>
-        <w:t xml:space="preserve">  line(pmouseX,pmouseY,mouseX,mouseY);</w:t>
+        <w:t xml:space="preserve">void </w:t>
+      </w:r>
+      <w:proofErr w:type="gramStart"/>
+      <w:r>
+        <w:t>draw(</w:t>
+      </w:r>
+      <w:proofErr w:type="gramEnd"/>
+      <w:r>
+        <w:t>) {</w:t>
+      </w:r>
+    </w:p>
+    <w:p>
+      <w:pPr>
+        <w:pStyle w:val="Code"/>
+      </w:pPr>
+      <w:r>
+        <w:t xml:space="preserve">  </w:t>
+      </w:r>
+      <w:proofErr w:type="gramStart"/>
+      <w:r>
+        <w:t>stroke(</w:t>
+      </w:r>
+      <w:proofErr w:type="gramEnd"/>
+      <w:r>
+        <w:t>255, 202, 58);</w:t>
+      </w:r>
+    </w:p>
+    <w:p>
+      <w:pPr>
+        <w:pStyle w:val="Code"/>
+      </w:pPr>
+      <w:r>
+        <w:t xml:space="preserve">  </w:t>
+      </w:r>
+      <w:proofErr w:type="gramStart"/>
+      <w:r>
+        <w:t>strokeWeight(</w:t>
+      </w:r>
+      <w:proofErr w:type="gramEnd"/>
+      <w:r>
+        <w:t>7);</w:t>
+      </w:r>
+    </w:p>
+    <w:p>
+      <w:pPr>
+        <w:pStyle w:val="Code"/>
+      </w:pPr>
+    </w:p>
+    <w:p>
+      <w:pPr>
+        <w:pStyle w:val="Code"/>
+      </w:pPr>
+      <w:r>
+        <w:t xml:space="preserve">  line(</w:t>
+      </w:r>
+      <w:proofErr w:type="gramStart"/>
+      <w:r>
+        <w:t>pmouseX,pmouseY</w:t>
+      </w:r>
+      <w:proofErr w:type="gramEnd"/>
+      <w:r>
+        <w:t>,</w:t>
+      </w:r>
+      <w:proofErr w:type="gramStart"/>
+      <w:r>
+        <w:t>mouseX,mouseY</w:t>
+      </w:r>
+      <w:proofErr w:type="gramEnd"/>
+      <w:r>
+        <w:t>);</w:t>
       </w:r>
     </w:p>
     <w:p>
@@ -3589,15 +4200,31 @@
         <w:pStyle w:val="Code"/>
       </w:pPr>
       <w:r>
-        <w:t>void setup() {</w:t>
-      </w:r>
-    </w:p>
-    <w:p>
-      <w:pPr>
-        <w:pStyle w:val="Code"/>
-      </w:pPr>
-      <w:r>
-        <w:t xml:space="preserve">  size(512, 512);</w:t>
+        <w:t xml:space="preserve">void </w:t>
+      </w:r>
+      <w:proofErr w:type="gramStart"/>
+      <w:r>
+        <w:t>setup(</w:t>
+      </w:r>
+      <w:proofErr w:type="gramEnd"/>
+      <w:r>
+        <w:t>) {</w:t>
+      </w:r>
+    </w:p>
+    <w:p>
+      <w:pPr>
+        <w:pStyle w:val="Code"/>
+      </w:pPr>
+      <w:r>
+        <w:t xml:space="preserve">  </w:t>
+      </w:r>
+      <w:proofErr w:type="gramStart"/>
+      <w:r>
+        <w:t>size(</w:t>
+      </w:r>
+      <w:proofErr w:type="gramEnd"/>
+      <w:r>
+        <w:t>512, 512);</w:t>
       </w:r>
     </w:p>
     <w:p>
@@ -3618,52 +4245,100 @@
         <w:pStyle w:val="Code"/>
       </w:pPr>
       <w:r>
-        <w:t>void draw() {</w:t>
-      </w:r>
-    </w:p>
-    <w:p>
-      <w:pPr>
-        <w:pStyle w:val="Code"/>
-      </w:pPr>
-      <w:r>
-        <w:t xml:space="preserve">  background(255);</w:t>
-      </w:r>
-    </w:p>
-    <w:p>
-      <w:pPr>
-        <w:pStyle w:val="Code"/>
-      </w:pPr>
-      <w:r>
-        <w:t xml:space="preserve">  noStroke();</w:t>
-      </w:r>
-    </w:p>
-    <w:p>
-      <w:pPr>
-        <w:pStyle w:val="Code"/>
-      </w:pPr>
-      <w:r>
-        <w:t xml:space="preserve">  fill(25, 130, 196);</w:t>
-      </w:r>
-    </w:p>
-    <w:p>
-      <w:pPr>
-        <w:pStyle w:val="Code"/>
-      </w:pPr>
-    </w:p>
-    <w:p>
-      <w:pPr>
-        <w:pStyle w:val="Code"/>
-      </w:pPr>
-      <w:r>
-        <w:t xml:space="preserve">  ellipse(horizontal, vertical, 33, 33);</w:t>
-      </w:r>
-    </w:p>
-    <w:p>
-      <w:pPr>
-        <w:pStyle w:val="Code"/>
-      </w:pPr>
-      <w:r>
-        <w:t xml:space="preserve">  if (!goingUp &amp;&amp; horizontal&lt;width &amp;&amp; vertical&lt;height) {</w:t>
+        <w:t xml:space="preserve">void </w:t>
+      </w:r>
+      <w:proofErr w:type="gramStart"/>
+      <w:r>
+        <w:t>draw(</w:t>
+      </w:r>
+      <w:proofErr w:type="gramEnd"/>
+      <w:r>
+        <w:t>) {</w:t>
+      </w:r>
+    </w:p>
+    <w:p>
+      <w:pPr>
+        <w:pStyle w:val="Code"/>
+      </w:pPr>
+      <w:r>
+        <w:t xml:space="preserve">  </w:t>
+      </w:r>
+      <w:proofErr w:type="gramStart"/>
+      <w:r>
+        <w:t>background(</w:t>
+      </w:r>
+      <w:proofErr w:type="gramEnd"/>
+      <w:r>
+        <w:t>255);</w:t>
+      </w:r>
+    </w:p>
+    <w:p>
+      <w:pPr>
+        <w:pStyle w:val="Code"/>
+      </w:pPr>
+      <w:r>
+        <w:t xml:space="preserve">  </w:t>
+      </w:r>
+      <w:proofErr w:type="gramStart"/>
+      <w:r>
+        <w:t>noStroke(</w:t>
+      </w:r>
+      <w:proofErr w:type="gramEnd"/>
+      <w:r>
+        <w:t>);</w:t>
+      </w:r>
+    </w:p>
+    <w:p>
+      <w:pPr>
+        <w:pStyle w:val="Code"/>
+      </w:pPr>
+      <w:r>
+        <w:t xml:space="preserve">  </w:t>
+      </w:r>
+      <w:proofErr w:type="gramStart"/>
+      <w:r>
+        <w:t>fill(</w:t>
+      </w:r>
+      <w:proofErr w:type="gramEnd"/>
+      <w:r>
+        <w:t>25, 130, 196);</w:t>
+      </w:r>
+    </w:p>
+    <w:p>
+      <w:pPr>
+        <w:pStyle w:val="Code"/>
+      </w:pPr>
+    </w:p>
+    <w:p>
+      <w:pPr>
+        <w:pStyle w:val="Code"/>
+      </w:pPr>
+      <w:r>
+        <w:t xml:space="preserve">  </w:t>
+      </w:r>
+      <w:proofErr w:type="gramStart"/>
+      <w:r>
+        <w:t>ellipse(</w:t>
+      </w:r>
+      <w:proofErr w:type="gramEnd"/>
+      <w:r>
+        <w:t>horizontal, vertical, 33, 33);</w:t>
+      </w:r>
+    </w:p>
+    <w:p>
+      <w:pPr>
+        <w:pStyle w:val="Code"/>
+      </w:pPr>
+      <w:r>
+        <w:t xml:space="preserve">  if </w:t>
+      </w:r>
+      <w:proofErr w:type="gramStart"/>
+      <w:r>
+        <w:t>(!goingUp</w:t>
+      </w:r>
+      <w:proofErr w:type="gramEnd"/>
+      <w:r>
+        <w:t xml:space="preserve"> &amp;&amp; horizontal&lt;width &amp;&amp; vertical&lt;height) {</w:t>
       </w:r>
     </w:p>
     <w:p>
@@ -3687,7 +4362,15 @@
         <w:pStyle w:val="Code"/>
       </w:pPr>
       <w:r>
-        <w:t xml:space="preserve">  } else if (!goingUp &amp;&amp; horizontal&gt;=width &amp;&amp; vertical&gt;=height) {</w:t>
+        <w:t xml:space="preserve">  } else if </w:t>
+      </w:r>
+      <w:proofErr w:type="gramStart"/>
+      <w:r>
+        <w:t>(!goingUp</w:t>
+      </w:r>
+      <w:proofErr w:type="gramEnd"/>
+      <w:r>
+        <w:t xml:space="preserve"> &amp;&amp; horizontal&gt;=width &amp;&amp; vertical&gt;=height) {</w:t>
       </w:r>
     </w:p>
     <w:p>
